--- a/pr-preview/pr-204/classification-handout-tracked-changes.docx
+++ b/pr-preview/pr-204/classification-handout-tracked-changes.docx
@@ -16,7 +16,7 @@
       </w:pPr>
       <w:del w:id="1" w:author="PR Preview" w:date="2026-01-01T00:00:00Z">
         <w:r>
-          <w:delText xml:space="preserve">Last modified: 2026-10-15 03:26:43 (PDT)</w:delText>
+          <w:delText xml:space="preserve">Last modified: 2026-10-15 05:33:00 (PDT)</w:delText>
         </w:r>
       </w:del>
     </w:p>
@@ -26,7 +26,7 @@
       </w:pPr>
       <w:ins w:id="2" w:author="PR Preview" w:date="2026-01-01T00:00:00Z">
         <w:r>
-          <w:t xml:space="preserve">Last modified: 2026-10-15 03:31:19 (PDT)</w:t>
+          <w:t xml:space="preserve">Last modified: 2026-10-15 05:27:52 (PDT)</w:t>
         </w:r>
       </w:ins>
     </w:p>

--- a/pr-preview/pr-204/classification-handout-tracked-changes.docx
+++ b/pr-preview/pr-204/classification-handout-tracked-changes.docx
@@ -16,7 +16,7 @@
       </w:pPr>
       <w:del w:id="1" w:author="PR Preview" w:date="2026-01-01T00:00:00Z">
         <w:r>
-          <w:delText xml:space="preserve">Last modified: 2026-10-15 08:36:30 (PDT)</w:delText>
+          <w:delText xml:space="preserve">Last modified: 2026-10-15 12:42:47 (PDT)</w:delText>
         </w:r>
       </w:del>
     </w:p>
@@ -26,7 +26,7 @@
       </w:pPr>
       <w:ins w:id="2" w:author="PR Preview" w:date="2026-01-01T00:00:00Z">
         <w:r>
-          <w:t xml:space="preserve">Last modified: 2026-10-15 08:46:14 (PDT)</w:t>
+          <w:t xml:space="preserve">Last modified: 2026-10-15 12:50:24 (PDT)</w:t>
         </w:r>
       </w:ins>
     </w:p>
@@ -187,225 +187,58 @@
       <w:pPr>
         <w:pStyle w:val="BodyText"/>
       </w:pPr>
-      <w:del w:id="3" w:author="PR Preview" w:date="2026-01-01T00:00:00Z">
-        <w:r>
-          <w:rPr>
-            <w:b/>
-            <w:bCs/>
-          </w:rPr>
-          <w:delText xml:space="preserve">Definition 1 (Classification)</w:delText>
-        </w:r>
-      </w:del>
-      <w:del w:id="4" w:author="PR Preview" w:date="2026-01-01T00:00:00Z">
-        <w:r>
-          <w:delText xml:space="preserve"> </w:delText>
-        </w:r>
-      </w:del>
-      <w:del w:id="5" w:author="PR Preview" w:date="2026-01-01T00:00:00Z">
-        <w:r>
-          <w:delText xml:space="preserve">A</w:delText>
-        </w:r>
-      </w:del>
-      <w:del w:id="6" w:author="PR Preview" w:date="2026-01-01T00:00:00Z">
-        <w:r>
-          <w:delText xml:space="preserve"> </w:delText>
-        </w:r>
-      </w:del>
-      <w:del w:id="7" w:author="PR Preview" w:date="2026-01-01T00:00:00Z">
-        <w:r>
-          <w:rPr>
-            <w:b/>
-            <w:bCs/>
-          </w:rPr>
-          <w:delText xml:space="preserve">classification problem</w:delText>
-        </w:r>
-      </w:del>
-      <w:del w:id="8" w:author="PR Preview" w:date="2026-01-01T00:00:00Z">
-        <w:r>
-          <w:delText xml:space="preserve"> </w:delText>
-        </w:r>
-      </w:del>
-      <w:del w:id="9" w:author="PR Preview" w:date="2026-01-01T00:00:00Z">
-        <w:r>
-          <w:delText xml:space="preserve">is a statistical problem in which</w:delText>
-        </w:r>
-      </w:del>
-      <w:del w:id="10" w:author="PR Preview" w:date="2026-01-01T00:00:00Z">
-        <w:r>
-          <w:delText xml:space="preserve"> </w:delText>
-        </w:r>
-      </w:del>
-      <w:del w:id="11" w:author="PR Preview" w:date="2026-01-01T00:00:00Z">
-        <w:r>
-          <w:delText xml:space="preserve">we seek to assign each observation to one of two or more discrete categories (</w:delText>
-        </w:r>
-      </w:del>
-      <w:del w:id="12" w:author="PR Preview" w:date="2026-01-01T00:00:00Z">
-        <w:r>
-          <w:rPr>
-            <w:b/>
-            <w:bCs/>
-          </w:rPr>
-          <w:delText xml:space="preserve">classes</w:delText>
-        </w:r>
-      </w:del>
-      <w:del w:id="13" w:author="PR Preview" w:date="2026-01-01T00:00:00Z">
-        <w:r>
-          <w:delText xml:space="preserve">)</w:delText>
-        </w:r>
-      </w:del>
-      <w:del w:id="14" w:author="PR Preview" w:date="2026-01-01T00:00:00Z">
-        <w:r>
-          <w:delText xml:space="preserve"> </w:delText>
-        </w:r>
-      </w:del>
-      <w:del w:id="15" w:author="PR Preview" w:date="2026-01-01T00:00:00Z">
-        <w:r>
-          <w:delText xml:space="preserve">based on its observed features or predictors</w:delText>
-        </w:r>
-      </w:del>
-      <w:del w:id="16" w:author="PR Preview" w:date="2026-01-01T00:00:00Z">
-        <w:r>
-          <w:delText xml:space="preserve"> </w:delText>
-        </w:r>
-      </w:del>
+      <w:r>
+        <w:rPr>
+          <w:b/>
+          <w:bCs/>
+        </w:rPr>
+        <w:t xml:space="preserve">Definition 1 (Classification)</w:t>
+      </w:r>
+      <w:r>
+        <w:t xml:space="preserve"> </w:t>
+      </w:r>
+      <w:r>
+        <w:t xml:space="preserve">A</w:t>
+      </w:r>
+      <w:r>
+        <w:t xml:space="preserve"> </w:t>
+      </w:r>
+      <w:r>
+        <w:rPr>
+          <w:b/>
+          <w:bCs/>
+        </w:rPr>
+        <w:t xml:space="preserve">classification problem</w:t>
+      </w:r>
+      <w:r>
+        <w:t xml:space="preserve"> </w:t>
+      </w:r>
+      <w:r>
+        <w:t xml:space="preserve">is a statistical problem in which</w:t>
+      </w:r>
+      <w:r>
+        <w:t xml:space="preserve"> </w:t>
+      </w:r>
+      <w:r>
+        <w:t xml:space="preserve">we seek to assign each observation to one of two or more discrete categories</w:t>
+      </w:r>
+      <w:r>
+        <w:t xml:space="preserve"> </w:t>
+      </w:r>
+      <w:r>
+        <w:t xml:space="preserve">based on its observed features or predictors</w:t>
+      </w:r>
+      <w:r>
+        <w:t xml:space="preserve"> </w:t>
+      </w:r>
       <m:oMath>
         <m:r>
           <m:t>x</m:t>
         </m:r>
       </m:oMath>
-      <w:del w:id="17" w:author="PR Preview" w:date="2026-01-01T00:00:00Z">
-        <w:r>
-          <w:delText xml:space="preserve">,</w:delText>
-        </w:r>
-      </w:del>
-      <w:del w:id="18" w:author="PR Preview" w:date="2026-01-01T00:00:00Z">
-        <w:r>
-          <w:delText xml:space="preserve"> </w:delText>
-        </w:r>
-      </w:del>
-      <w:del w:id="19" w:author="PR Preview" w:date="2026-01-01T00:00:00Z">
-        <w:r>
-          <w:delText xml:space="preserve">using a</w:delText>
-        </w:r>
-      </w:del>
-      <w:del w:id="20" w:author="PR Preview" w:date="2026-01-01T00:00:00Z">
-        <w:r>
-          <w:delText xml:space="preserve"> </w:delText>
-        </w:r>
-      </w:del>
-      <w:del w:id="21" w:author="PR Preview" w:date="2026-01-01T00:00:00Z">
-        <w:r>
-          <w:rPr>
-            <w:b/>
-            <w:bCs/>
-          </w:rPr>
-          <w:delText xml:space="preserve">classification rule</w:delText>
-        </w:r>
-      </w:del>
-      <w:del w:id="22" w:author="PR Preview" w:date="2026-01-01T00:00:00Z">
-        <w:r>
-          <w:delText xml:space="preserve"> </w:delText>
-        </w:r>
-      </w:del>
-      <m:oMath>
-        <m:r>
-          <m:t>c</m:t>
-        </m:r>
-      </m:oMath>
-      <w:del w:id="23" w:author="PR Preview" w:date="2026-01-01T00:00:00Z">
-        <w:r>
-          <w:delText xml:space="preserve"> </w:delText>
-        </w:r>
-      </w:del>
-      <w:del w:id="24" w:author="PR Preview" w:date="2026-01-01T00:00:00Z">
-        <w:r>
-          <w:delText xml:space="preserve">that maps features to classes:</w:delText>
-        </w:r>
-      </w:del>
-    </w:p>
-    <w:p>
-      <w:pPr>
-        <w:pStyle w:val="BodyText"/>
-      </w:pPr>
-      <w:ins w:id="25" w:author="PR Preview" w:date="2026-01-01T00:00:00Z">
-        <w:r>
-          <w:rPr>
-            <w:b/>
-            <w:bCs/>
-          </w:rPr>
-          <w:t xml:space="preserve">Definition 1 (Classification)</w:t>
-        </w:r>
-      </w:ins>
-      <w:ins w:id="26" w:author="PR Preview" w:date="2026-01-01T00:00:00Z">
-        <w:r>
-          <w:t xml:space="preserve"> </w:t>
-        </w:r>
-      </w:ins>
-      <w:ins w:id="27" w:author="PR Preview" w:date="2026-01-01T00:00:00Z">
-        <w:r>
-          <w:t xml:space="preserve">A</w:t>
-        </w:r>
-      </w:ins>
-      <w:ins w:id="28" w:author="PR Preview" w:date="2026-01-01T00:00:00Z">
-        <w:r>
-          <w:t xml:space="preserve"> </w:t>
-        </w:r>
-      </w:ins>
-      <w:ins w:id="29" w:author="PR Preview" w:date="2026-01-01T00:00:00Z">
-        <w:r>
-          <w:rPr>
-            <w:b/>
-            <w:bCs/>
-          </w:rPr>
-          <w:t xml:space="preserve">classification problem</w:t>
-        </w:r>
-      </w:ins>
-      <w:ins w:id="30" w:author="PR Preview" w:date="2026-01-01T00:00:00Z">
-        <w:r>
-          <w:t xml:space="preserve"> </w:t>
-        </w:r>
-      </w:ins>
-      <w:ins w:id="31" w:author="PR Preview" w:date="2026-01-01T00:00:00Z">
-        <w:r>
-          <w:t xml:space="preserve">is a statistical problem in which</w:t>
-        </w:r>
-      </w:ins>
-      <w:ins w:id="32" w:author="PR Preview" w:date="2026-01-01T00:00:00Z">
-        <w:r>
-          <w:t xml:space="preserve"> </w:t>
-        </w:r>
-      </w:ins>
-      <w:ins w:id="33" w:author="PR Preview" w:date="2026-01-01T00:00:00Z">
-        <w:r>
-          <w:t xml:space="preserve">we seek to assign each observation to one of two or more discrete categories</w:t>
-        </w:r>
-      </w:ins>
-      <w:ins w:id="34" w:author="PR Preview" w:date="2026-01-01T00:00:00Z">
-        <w:r>
-          <w:t xml:space="preserve"> </w:t>
-        </w:r>
-      </w:ins>
-      <w:ins w:id="35" w:author="PR Preview" w:date="2026-01-01T00:00:00Z">
-        <w:r>
-          <w:t xml:space="preserve">based on its observed features or predictors</w:t>
-        </w:r>
-      </w:ins>
-      <w:ins w:id="36" w:author="PR Preview" w:date="2026-01-01T00:00:00Z">
-        <w:r>
-          <w:t xml:space="preserve"> </w:t>
-        </w:r>
-      </w:ins>
-      <m:oMath>
-        <m:r>
-          <m:t>x</m:t>
-        </m:r>
-      </m:oMath>
-      <w:ins w:id="37" w:author="PR Preview" w:date="2026-01-01T00:00:00Z">
-        <w:r>
-          <w:t xml:space="preserve">.</w:t>
-        </w:r>
-      </w:ins>
+      <w:r>
+        <w:t xml:space="preserve">.</w:t>
+      </w:r>
     </w:p>
     <w:bookmarkEnd w:id="11"/>
     <w:bookmarkStart w:id="12" w:name="def-class"/>
@@ -413,84 +246,58 @@
       <w:pPr>
         <w:pStyle w:val="BodyText"/>
       </w:pPr>
-      <w:ins w:id="38" w:author="PR Preview" w:date="2026-01-01T00:00:00Z">
+      <w:r>
+        <w:rPr>
+          <w:b/>
+          <w:bCs/>
+        </w:rPr>
+        <w:t xml:space="preserve">Definition 2 (Class)</w:t>
+      </w:r>
+      <w:r>
+        <w:t xml:space="preserve"> </w:t>
+      </w:r>
+      <w:r>
+        <w:t xml:space="preserve">The discrete categories of a classification problem (</w:t>
+      </w:r>
+      <w:hyperlink w:anchor="def-classification">
         <w:r>
           <w:rPr>
-            <w:b/>
-            <w:bCs/>
+            <w:rStyle w:val="Hyperlink"/>
           </w:rPr>
-          <w:t xml:space="preserve">Definition 2 (Class)</w:t>
+          <w:t xml:space="preserve">Definition 1</w:t>
         </w:r>
-      </w:ins>
-      <w:ins w:id="39" w:author="PR Preview" w:date="2026-01-01T00:00:00Z">
-        <w:r>
-          <w:t xml:space="preserve"> </w:t>
-        </w:r>
-      </w:ins>
-      <w:ins w:id="40" w:author="PR Preview" w:date="2026-01-01T00:00:00Z">
-        <w:r>
-          <w:t xml:space="preserve">The discrete categories of a classification problem (</w:t>
-        </w:r>
-      </w:ins>
-      <w:hyperlink w:anchor="def-classification">
-        <w:ins w:id="41" w:author="PR Preview" w:date="2026-01-01T00:00:00Z">
-          <w:r>
-            <w:rPr>
-              <w:rStyle w:val="Hyperlink"/>
-            </w:rPr>
-            <w:t xml:space="preserve">Definition 1</w:t>
-          </w:r>
-        </w:ins>
       </w:hyperlink>
-      <w:ins w:id="42" w:author="PR Preview" w:date="2026-01-01T00:00:00Z">
-        <w:r>
-          <w:t xml:space="preserve">)</w:t>
-        </w:r>
-      </w:ins>
-      <w:ins w:id="43" w:author="PR Preview" w:date="2026-01-01T00:00:00Z">
-        <w:r>
-          <w:t xml:space="preserve"> </w:t>
-        </w:r>
-      </w:ins>
-      <w:ins w:id="44" w:author="PR Preview" w:date="2026-01-01T00:00:00Z">
-        <w:r>
-          <w:t xml:space="preserve">are its</w:t>
-        </w:r>
-      </w:ins>
-      <w:ins w:id="45" w:author="PR Preview" w:date="2026-01-01T00:00:00Z">
-        <w:r>
-          <w:t xml:space="preserve"> </w:t>
-        </w:r>
-      </w:ins>
-      <w:ins w:id="46" w:author="PR Preview" w:date="2026-01-01T00:00:00Z">
-        <w:r>
-          <w:rPr>
-            <w:b/>
-            <w:bCs/>
-          </w:rPr>
-          <w:t xml:space="preserve">classes</w:t>
-        </w:r>
-      </w:ins>
-      <w:ins w:id="47" w:author="PR Preview" w:date="2026-01-01T00:00:00Z">
-        <w:r>
-          <w:t xml:space="preserve">.</w:t>
-        </w:r>
-      </w:ins>
-      <w:ins w:id="48" w:author="PR Preview" w:date="2026-01-01T00:00:00Z">
-        <w:r>
-          <w:t xml:space="preserve"> </w:t>
-        </w:r>
-      </w:ins>
-      <w:ins w:id="49" w:author="PR Preview" w:date="2026-01-01T00:00:00Z">
-        <w:r>
-          <w:t xml:space="preserve">Let</w:t>
-        </w:r>
-      </w:ins>
-      <w:ins w:id="50" w:author="PR Preview" w:date="2026-01-01T00:00:00Z">
-        <w:r>
-          <w:t xml:space="preserve"> </w:t>
-        </w:r>
-      </w:ins>
+      <w:r>
+        <w:t xml:space="preserve">)</w:t>
+      </w:r>
+      <w:r>
+        <w:t xml:space="preserve"> </w:t>
+      </w:r>
+      <w:r>
+        <w:t xml:space="preserve">are its</w:t>
+      </w:r>
+      <w:r>
+        <w:t xml:space="preserve"> </w:t>
+      </w:r>
+      <w:r>
+        <w:rPr>
+          <w:b/>
+          <w:bCs/>
+        </w:rPr>
+        <w:t xml:space="preserve">classes</w:t>
+      </w:r>
+      <w:r>
+        <w:t xml:space="preserve">.</w:t>
+      </w:r>
+      <w:r>
+        <w:t xml:space="preserve"> </w:t>
+      </w:r>
+      <w:r>
+        <w:t xml:space="preserve">Let</w:t>
+      </w:r>
+      <w:r>
+        <w:t xml:space="preserve"> </w:t>
+      </w:r>
       <m:oMath>
         <m:r>
           <m:rPr>
@@ -500,51 +307,35 @@
           <m:t>C</m:t>
         </m:r>
       </m:oMath>
-      <w:ins w:id="51" w:author="PR Preview" w:date="2026-01-01T00:00:00Z">
-        <w:r>
-          <w:t xml:space="preserve"> </w:t>
-        </w:r>
-      </w:ins>
-      <w:ins w:id="52" w:author="PR Preview" w:date="2026-01-01T00:00:00Z">
-        <w:r>
-          <w:t xml:space="preserve">be a set of</w:t>
-        </w:r>
-      </w:ins>
-      <w:ins w:id="53" w:author="PR Preview" w:date="2026-01-01T00:00:00Z">
-        <w:r>
-          <w:t xml:space="preserve"> </w:t>
-        </w:r>
-      </w:ins>
+      <w:r>
+        <w:t xml:space="preserve"> </w:t>
+      </w:r>
+      <w:r>
+        <w:t xml:space="preserve">be a set of</w:t>
+      </w:r>
+      <w:r>
+        <w:t xml:space="preserve"> </w:t>
+      </w:r>
       <m:oMath>
         <m:r>
           <m:t>K</m:t>
         </m:r>
       </m:oMath>
-      <w:ins w:id="54" w:author="PR Preview" w:date="2026-01-01T00:00:00Z">
-        <w:r>
-          <w:t xml:space="preserve"> </w:t>
-        </w:r>
-      </w:ins>
-      <w:ins w:id="55" w:author="PR Preview" w:date="2026-01-01T00:00:00Z">
-        <w:r>
-          <w:t xml:space="preserve">classes</w:t>
-        </w:r>
-      </w:ins>
-      <w:ins w:id="56" w:author="PR Preview" w:date="2026-01-01T00:00:00Z">
-        <w:r>
-          <w:t xml:space="preserve"> </w:t>
-        </w:r>
-      </w:ins>
-      <w:ins w:id="57" w:author="PR Preview" w:date="2026-01-01T00:00:00Z">
-        <w:r>
-          <w:t xml:space="preserve">(for example,</w:t>
-        </w:r>
-      </w:ins>
-      <w:ins w:id="58" w:author="PR Preview" w:date="2026-01-01T00:00:00Z">
-        <w:r>
-          <w:t xml:space="preserve"> </w:t>
-        </w:r>
-      </w:ins>
+      <w:r>
+        <w:t xml:space="preserve"> </w:t>
+      </w:r>
+      <w:r>
+        <w:t xml:space="preserve">classes</w:t>
+      </w:r>
+      <w:r>
+        <w:t xml:space="preserve"> </w:t>
+      </w:r>
+      <w:r>
+        <w:t xml:space="preserve">(for example,</w:t>
+      </w:r>
+      <w:r>
+        <w:t xml:space="preserve"> </w:t>
+      </w:r>
       <m:oMath>
         <m:r>
           <m:rPr>
@@ -600,21 +391,15 @@
           <m:t>​</m:t>
         </m:r>
       </m:oMath>
-      <w:ins w:id="59" w:author="PR Preview" w:date="2026-01-01T00:00:00Z">
-        <w:r>
-          <w:t xml:space="preserve">,</w:t>
-        </w:r>
-      </w:ins>
-      <w:ins w:id="60" w:author="PR Preview" w:date="2026-01-01T00:00:00Z">
-        <w:r>
-          <w:t xml:space="preserve"> </w:t>
-        </w:r>
-      </w:ins>
-      <w:ins w:id="61" w:author="PR Preview" w:date="2026-01-01T00:00:00Z">
-        <w:r>
-          <w:t xml:space="preserve">or a set of text labels).</w:t>
-        </w:r>
-      </w:ins>
+      <w:r>
+        <w:t xml:space="preserve">,</w:t>
+      </w:r>
+      <w:r>
+        <w:t xml:space="preserve"> </w:t>
+      </w:r>
+      <w:r>
+        <w:t xml:space="preserve">or a set of text labels).</w:t>
+      </w:r>
     </w:p>
     <w:bookmarkEnd w:id="12"/>
     <w:bookmarkStart w:id="14" w:name="def-classification-rule"/>
@@ -622,84 +407,60 @@
       <w:pPr>
         <w:pStyle w:val="BodyText"/>
       </w:pPr>
-      <w:ins w:id="62" w:author="PR Preview" w:date="2026-01-01T00:00:00Z">
-        <w:r>
-          <w:rPr>
-            <w:b/>
-            <w:bCs/>
-          </w:rPr>
-          <w:t xml:space="preserve">Definition 3 (Classification rule)</w:t>
-        </w:r>
-      </w:ins>
-      <w:ins w:id="63" w:author="PR Preview" w:date="2026-01-01T00:00:00Z">
-        <w:r>
-          <w:t xml:space="preserve"> </w:t>
-        </w:r>
-      </w:ins>
-      <w:ins w:id="64" w:author="PR Preview" w:date="2026-01-01T00:00:00Z">
-        <w:r>
-          <w:t xml:space="preserve">A</w:t>
-        </w:r>
-      </w:ins>
-      <w:ins w:id="65" w:author="PR Preview" w:date="2026-01-01T00:00:00Z">
-        <w:r>
-          <w:t xml:space="preserve"> </w:t>
-        </w:r>
-      </w:ins>
-      <w:ins w:id="66" w:author="PR Preview" w:date="2026-01-01T00:00:00Z">
-        <w:r>
-          <w:rPr>
-            <w:b/>
-            <w:bCs/>
-          </w:rPr>
-          <w:t xml:space="preserve">classification rule</w:t>
-        </w:r>
-      </w:ins>
-      <w:ins w:id="67" w:author="PR Preview" w:date="2026-01-01T00:00:00Z">
-        <w:r>
-          <w:t xml:space="preserve"> </w:t>
-        </w:r>
-      </w:ins>
+      <w:r>
+        <w:rPr>
+          <w:b/>
+          <w:bCs/>
+        </w:rPr>
+        <w:t xml:space="preserve">Definition 3 (Classification rule)</w:t>
+      </w:r>
+      <w:r>
+        <w:t xml:space="preserve"> </w:t>
+      </w:r>
+      <w:r>
+        <w:t xml:space="preserve">A</w:t>
+      </w:r>
+      <w:r>
+        <w:t xml:space="preserve"> </w:t>
+      </w:r>
+      <w:r>
+        <w:rPr>
+          <w:b/>
+          <w:bCs/>
+        </w:rPr>
+        <w:t xml:space="preserve">classification rule</w:t>
+      </w:r>
+      <w:r>
+        <w:t xml:space="preserve"> </w:t>
+      </w:r>
       <m:oMath>
         <m:r>
           <m:t>c</m:t>
         </m:r>
       </m:oMath>
-      <w:ins w:id="68" w:author="PR Preview" w:date="2026-01-01T00:00:00Z">
+      <w:r>
+        <w:t xml:space="preserve"> </w:t>
+      </w:r>
+      <w:r>
+        <w:t xml:space="preserve">maps features to classes</w:t>
+      </w:r>
+      <w:r>
+        <w:t xml:space="preserve"> </w:t>
+      </w:r>
+      <w:r>
+        <w:t xml:space="preserve">(</w:t>
+      </w:r>
+      <w:hyperlink w:anchor="def-class">
         <w:r>
-          <w:t xml:space="preserve"> </w:t>
+          <w:rPr>
+            <w:rStyle w:val="Hyperlink"/>
+          </w:rPr>
+          <w:t xml:space="preserve">Definition 2</w:t>
         </w:r>
-      </w:ins>
-      <w:ins w:id="69" w:author="PR Preview" w:date="2026-01-01T00:00:00Z">
-        <w:r>
-          <w:t xml:space="preserve">maps features to classes</w:t>
-        </w:r>
-      </w:ins>
-      <w:ins w:id="70" w:author="PR Preview" w:date="2026-01-01T00:00:00Z">
-        <w:r>
-          <w:t xml:space="preserve"> </w:t>
-        </w:r>
-      </w:ins>
-      <w:ins w:id="71" w:author="PR Preview" w:date="2026-01-01T00:00:00Z">
-        <w:r>
-          <w:t xml:space="preserve">(</w:t>
-        </w:r>
-      </w:ins>
-      <w:hyperlink w:anchor="def-class">
-        <w:ins w:id="72" w:author="PR Preview" w:date="2026-01-01T00:00:00Z">
-          <w:r>
-            <w:rPr>
-              <w:rStyle w:val="Hyperlink"/>
-            </w:rPr>
-            <w:t xml:space="preserve">Definition 2</w:t>
-          </w:r>
-        </w:ins>
       </w:hyperlink>
-      <w:ins w:id="73" w:author="PR Preview" w:date="2026-01-01T00:00:00Z">
-        <w:r>
-          <w:t xml:space="preserve">):</w:t>
-        </w:r>
-      </w:ins>
+      <w:r>
+        <w:t xml:space="preserve">):</w:t>
+      </w:r>
     </w:p>
     <w:p>
       <w:pPr>
@@ -788,169 +549,22 @@
       <w:pPr>
         <w:pStyle w:val="FirstParagraph"/>
       </w:pPr>
-      <w:del w:id="74" w:author="PR Preview" w:date="2026-01-01T00:00:00Z">
-        <w:r>
-          <w:delText xml:space="preserve">where</w:delText>
-        </w:r>
-      </w:del>
-      <w:del w:id="75" w:author="PR Preview" w:date="2026-01-01T00:00:00Z">
-        <w:r>
-          <w:delText xml:space="preserve"> </w:delText>
-        </w:r>
-      </w:del>
-      <m:oMath>
-        <m:r>
-          <m:rPr>
-            <m:scr m:val="script"/>
-            <m:sty m:val="p"/>
-          </m:rPr>
-          <m:t>C</m:t>
-        </m:r>
-      </m:oMath>
-      <w:del w:id="76" w:author="PR Preview" w:date="2026-01-01T00:00:00Z">
-        <w:r>
-          <w:delText xml:space="preserve"> </w:delText>
-        </w:r>
-      </w:del>
-      <w:del w:id="77" w:author="PR Preview" w:date="2026-01-01T00:00:00Z">
-        <w:r>
-          <w:delText xml:space="preserve">is a set of</w:delText>
-        </w:r>
-      </w:del>
-      <w:del w:id="78" w:author="PR Preview" w:date="2026-01-01T00:00:00Z">
-        <w:r>
-          <w:delText xml:space="preserve"> </w:delText>
-        </w:r>
-      </w:del>
-      <m:oMath>
-        <m:r>
-          <m:t>K</m:t>
-        </m:r>
-      </m:oMath>
-      <w:del w:id="79" w:author="PR Preview" w:date="2026-01-01T00:00:00Z">
-        <w:r>
-          <w:delText xml:space="preserve"> </w:delText>
-        </w:r>
-      </w:del>
-      <w:del w:id="80" w:author="PR Preview" w:date="2026-01-01T00:00:00Z">
-        <w:r>
-          <w:delText xml:space="preserve">classes</w:delText>
-        </w:r>
-      </w:del>
-      <w:del w:id="81" w:author="PR Preview" w:date="2026-01-01T00:00:00Z">
-        <w:r>
-          <w:delText xml:space="preserve"> </w:delText>
-        </w:r>
-      </w:del>
-      <w:del w:id="82" w:author="PR Preview" w:date="2026-01-01T00:00:00Z">
-        <w:r>
-          <w:delText xml:space="preserve">(for example,</w:delText>
-        </w:r>
-      </w:del>
-      <w:del w:id="83" w:author="PR Preview" w:date="2026-01-01T00:00:00Z">
-        <w:r>
-          <w:delText xml:space="preserve"> </w:delText>
-        </w:r>
-      </w:del>
-      <m:oMath>
-        <m:r>
-          <m:rPr>
-            <m:scr m:val="script"/>
-            <m:sty m:val="p"/>
-          </m:rPr>
-          <m:t>C</m:t>
-        </m:r>
-        <m:r>
-          <m:rPr>
-            <m:sty m:val="p"/>
-          </m:rPr>
-          <m:t>=</m:t>
-        </m:r>
-        <m:r>
-          <m:t>​</m:t>
-        </m:r>
-        <m:d>
-          <m:dPr>
-            <m:begChr m:val="{"/>
-            <m:sepChr m:val=""/>
-            <m:endChr m:val="}"/>
-            <m:grow/>
-          </m:dPr>
-          <m:e>
-            <m:r>
-              <m:t>1</m:t>
-            </m:r>
-            <m:r>
-              <m:rPr>
-                <m:sty m:val="p"/>
-              </m:rPr>
-              <m:t>,</m:t>
-            </m:r>
-            <m:r>
-              <m:rPr>
-                <m:sty m:val="p"/>
-              </m:rPr>
-              <m:t>…</m:t>
-            </m:r>
-            <m:r>
-              <m:rPr>
-                <m:sty m:val="p"/>
-              </m:rPr>
-              <m:t>,</m:t>
-            </m:r>
-            <m:r>
-              <m:t>K</m:t>
-            </m:r>
-          </m:e>
-        </m:d>
-        <m:r>
-          <m:t>​</m:t>
-        </m:r>
-      </m:oMath>
-      <w:del w:id="84" w:author="PR Preview" w:date="2026-01-01T00:00:00Z">
-        <w:r>
-          <w:delText xml:space="preserve">,</w:delText>
-        </w:r>
-      </w:del>
-      <w:del w:id="85" w:author="PR Preview" w:date="2026-01-01T00:00:00Z">
-        <w:r>
-          <w:delText xml:space="preserve"> </w:delText>
-        </w:r>
-      </w:del>
-      <w:del w:id="86" w:author="PR Preview" w:date="2026-01-01T00:00:00Z">
-        <w:r>
-          <w:delText xml:space="preserve">or a set of text labels).</w:delText>
-        </w:r>
-      </w:del>
-    </w:p>
-    <w:p>
-      <w:pPr>
-        <w:pStyle w:val="BodyText"/>
-      </w:pPr>
-      <w:del w:id="87" w:author="PR Preview" w:date="2026-01-01T00:00:00Z">
-        <w:r>
-          <w:rPr>
-            <w:b/>
-            <w:bCs/>
-          </w:rPr>
-          <w:delText xml:space="preserve">Example 1 (A diagnostic test as a classification rule)</w:delText>
-        </w:r>
-      </w:del>
-      <w:del w:id="88" w:author="PR Preview" w:date="2026-01-01T00:00:00Z">
-        <w:r>
-          <w:delText xml:space="preserve"> </w:delText>
-        </w:r>
-      </w:del>
-      <w:del w:id="89" w:author="PR Preview" w:date="2026-01-01T00:00:00Z">
-        <w:r>
-          <w:delText xml:space="preserve">A COVID-19 test assigns each person tested to one of</w:delText>
-        </w:r>
-      </w:del>
-      <w:del w:id="90" w:author="PR Preview" w:date="2026-01-01T00:00:00Z">
-        <w:r>
-          <w:delText xml:space="preserve"> </w:delText>
-        </w:r>
-      </w:del>
+      <w:r>
+        <w:rPr>
+          <w:b/>
+          <w:bCs/>
+        </w:rPr>
+        <w:t xml:space="preserve">Example 1 (A diagnostic test as a classification rule)</w:t>
+      </w:r>
+      <w:r>
+        <w:t xml:space="preserve"> </w:t>
+      </w:r>
+      <w:r>
+        <w:t xml:space="preserve">A COVID-19 test assigns each person tested to one of</w:t>
+      </w:r>
+      <w:r>
+        <w:t xml:space="preserve"> </w:t>
+      </w:r>
       <m:oMath>
         <m:r>
           <m:t>K</m:t>
@@ -965,96 +579,62 @@
           <m:t>2</m:t>
         </m:r>
       </m:oMath>
-      <w:del w:id="91" w:author="PR Preview" w:date="2026-01-01T00:00:00Z">
-        <w:r>
-          <w:delText xml:space="preserve"> </w:delText>
-        </w:r>
-      </w:del>
-      <w:del w:id="92" w:author="PR Preview" w:date="2026-01-01T00:00:00Z">
-        <w:r>
-          <w:delText xml:space="preserve">classes,</w:delText>
-        </w:r>
-      </w:del>
-      <w:del w:id="93" w:author="PR Preview" w:date="2026-01-01T00:00:00Z">
-        <w:r>
-          <w:delText xml:space="preserve"> </w:delText>
-        </w:r>
-      </w:del>
-      <w:del w:id="94" w:author="PR Preview" w:date="2026-01-01T00:00:00Z">
-        <w:r>
-          <w:delText xml:space="preserve">“has COVID-19”</w:delText>
-        </w:r>
-      </w:del>
-      <w:del w:id="95" w:author="PR Preview" w:date="2026-01-01T00:00:00Z">
-        <w:r>
-          <w:delText xml:space="preserve"> </w:delText>
-        </w:r>
-      </w:del>
-      <w:del w:id="96" w:author="PR Preview" w:date="2026-01-01T00:00:00Z">
-        <w:r>
-          <w:delText xml:space="preserve">or</w:delText>
-        </w:r>
-      </w:del>
-      <w:del w:id="97" w:author="PR Preview" w:date="2026-01-01T00:00:00Z">
-        <w:r>
-          <w:delText xml:space="preserve"> </w:delText>
-        </w:r>
-      </w:del>
-      <w:del w:id="98" w:author="PR Preview" w:date="2026-01-01T00:00:00Z">
-        <w:r>
-          <w:delText xml:space="preserve">“does not have COVID-19”</w:delText>
-        </w:r>
-      </w:del>
-      <w:del w:id="99" w:author="PR Preview" w:date="2026-01-01T00:00:00Z">
-        <w:r>
-          <w:delText xml:space="preserve">,</w:delText>
-        </w:r>
-      </w:del>
-      <w:del w:id="100" w:author="PR Preview" w:date="2026-01-01T00:00:00Z">
-        <w:r>
-          <w:delText xml:space="preserve"> </w:delText>
-        </w:r>
-      </w:del>
-      <w:del w:id="101" w:author="PR Preview" w:date="2026-01-01T00:00:00Z">
-        <w:r>
-          <w:delText xml:space="preserve">based on a single feature</w:delText>
-        </w:r>
-      </w:del>
-      <w:del w:id="102" w:author="PR Preview" w:date="2026-01-01T00:00:00Z">
-        <w:r>
-          <w:delText xml:space="preserve"> </w:delText>
-        </w:r>
-      </w:del>
+      <w:r>
+        <w:t xml:space="preserve"> </w:t>
+      </w:r>
+      <w:r>
+        <w:t xml:space="preserve">classes,</w:t>
+      </w:r>
+      <w:r>
+        <w:t xml:space="preserve"> </w:t>
+      </w:r>
+      <w:r>
+        <w:t xml:space="preserve">“has COVID-19”</w:t>
+      </w:r>
+      <w:r>
+        <w:t xml:space="preserve"> </w:t>
+      </w:r>
+      <w:r>
+        <w:t xml:space="preserve">or</w:t>
+      </w:r>
+      <w:r>
+        <w:t xml:space="preserve"> </w:t>
+      </w:r>
+      <w:r>
+        <w:t xml:space="preserve">“does not have COVID-19”</w:t>
+      </w:r>
+      <w:r>
+        <w:t xml:space="preserve">,</w:t>
+      </w:r>
+      <w:r>
+        <w:t xml:space="preserve"> </w:t>
+      </w:r>
+      <w:r>
+        <w:t xml:space="preserve">based on a single feature</w:t>
+      </w:r>
+      <w:r>
+        <w:t xml:space="preserve"> </w:t>
+      </w:r>
       <m:oMath>
         <m:r>
           <m:t>x</m:t>
         </m:r>
       </m:oMath>
-      <w:del w:id="103" w:author="PR Preview" w:date="2026-01-01T00:00:00Z">
-        <w:r>
-          <w:delText xml:space="preserve">:</w:delText>
-        </w:r>
-      </w:del>
-      <w:del w:id="104" w:author="PR Preview" w:date="2026-01-01T00:00:00Z">
-        <w:r>
-          <w:delText xml:space="preserve"> </w:delText>
-        </w:r>
-      </w:del>
-      <w:del w:id="105" w:author="PR Preview" w:date="2026-01-01T00:00:00Z">
-        <w:r>
-          <w:delText xml:space="preserve">the test’s result,</w:delText>
-        </w:r>
-      </w:del>
-      <w:del w:id="106" w:author="PR Preview" w:date="2026-01-01T00:00:00Z">
-        <w:r>
-          <w:delText xml:space="preserve"> </w:delText>
-        </w:r>
-      </w:del>
-      <w:del w:id="107" w:author="PR Preview" w:date="2026-01-01T00:00:00Z">
-        <w:r>
-          <w:delText xml:space="preserve">positive (</w:delText>
-        </w:r>
-      </w:del>
+      <w:r>
+        <w:t xml:space="preserve">:</w:t>
+      </w:r>
+      <w:r>
+        <w:t xml:space="preserve"> </w:t>
+      </w:r>
+      <w:r>
+        <w:t xml:space="preserve">the test’s result,</w:t>
+      </w:r>
+      <w:r>
+        <w:t xml:space="preserve"> </w:t>
+      </w:r>
+      <w:r>
+        <w:t xml:space="preserve">positive (</w:t>
+      </w:r>
       <m:oMath>
         <m:r>
           <m:rPr>
@@ -1063,11 +643,9 @@
           <m:t>+</m:t>
         </m:r>
       </m:oMath>
-      <w:del w:id="108" w:author="PR Preview" w:date="2026-01-01T00:00:00Z">
-        <w:r>
-          <w:delText xml:space="preserve">) or negative (</w:delText>
-        </w:r>
-      </w:del>
+      <w:r>
+        <w:t xml:space="preserve">) or negative (</w:t>
+      </w:r>
       <m:oMath>
         <m:r>
           <m:rPr>
@@ -1082,336 +660,59 @@
           <m:t>+</m:t>
         </m:r>
       </m:oMath>
-      <w:del w:id="109" w:author="PR Preview" w:date="2026-01-01T00:00:00Z">
-        <w:r>
-          <w:delText xml:space="preserve">).</w:delText>
-        </w:r>
-      </w:del>
-      <w:del w:id="110" w:author="PR Preview" w:date="2026-01-01T00:00:00Z">
-        <w:r>
-          <w:delText xml:space="preserve"> </w:delText>
-        </w:r>
-      </w:del>
-      <w:del w:id="111" w:author="PR Preview" w:date="2026-01-01T00:00:00Z">
-        <w:r>
-          <w:delText xml:space="preserve">The test is the classification rule</w:delText>
-        </w:r>
-      </w:del>
-      <w:del w:id="112" w:author="PR Preview" w:date="2026-01-01T00:00:00Z">
-        <w:r>
-          <w:delText xml:space="preserve"> </w:delText>
-        </w:r>
-      </w:del>
-      <w:del w:id="113" w:author="PR Preview" w:date="2026-01-01T00:00:00Z">
-        <w:r>
-          <w:delText xml:space="preserve">(</w:delText>
-        </w:r>
-      </w:del>
-      <w:hyperlink w:anchor="def-classification">
-        <w:del w:id="114" w:author="PR Preview" w:date="2026-01-01T00:00:00Z">
-          <w:r>
-            <w:rPr>
-              <w:rStyle w:val="Hyperlink"/>
-            </w:rPr>
-            <w:delText xml:space="preserve">Definition 1</w:delText>
-          </w:r>
-        </w:del>
-      </w:hyperlink>
-      <w:del w:id="115" w:author="PR Preview" w:date="2026-01-01T00:00:00Z">
-        <w:r>
-          <w:delText xml:space="preserve">)</w:delText>
-        </w:r>
-      </w:del>
-      <w:del w:id="116" w:author="PR Preview" w:date="2026-01-01T00:00:00Z">
-        <w:r>
-          <w:delText xml:space="preserve"> </w:delText>
-        </w:r>
-      </w:del>
-      <w:del w:id="117" w:author="PR Preview" w:date="2026-01-01T00:00:00Z">
-        <w:r>
-          <w:delText xml:space="preserve">that assigns a positive result to</w:delText>
-        </w:r>
-      </w:del>
-      <w:del w:id="118" w:author="PR Preview" w:date="2026-01-01T00:00:00Z">
-        <w:r>
-          <w:delText xml:space="preserve"> </w:delText>
-        </w:r>
-      </w:del>
-      <w:del w:id="119" w:author="PR Preview" w:date="2026-01-01T00:00:00Z">
-        <w:r>
-          <w:delText xml:space="preserve">“has COVID-19”</w:delText>
-        </w:r>
-      </w:del>
-      <w:del w:id="120" w:author="PR Preview" w:date="2026-01-01T00:00:00Z">
-        <w:r>
-          <w:delText xml:space="preserve"> </w:delText>
-        </w:r>
-      </w:del>
-      <w:del w:id="121" w:author="PR Preview" w:date="2026-01-01T00:00:00Z">
-        <w:r>
-          <w:delText xml:space="preserve">and a negative result to</w:delText>
-        </w:r>
-      </w:del>
-      <w:del w:id="122" w:author="PR Preview" w:date="2026-01-01T00:00:00Z">
-        <w:r>
-          <w:delText xml:space="preserve"> </w:delText>
-        </w:r>
-      </w:del>
-      <w:del w:id="123" w:author="PR Preview" w:date="2026-01-01T00:00:00Z">
-        <w:r>
-          <w:delText xml:space="preserve">“does not have COVID-19”</w:delText>
-        </w:r>
-      </w:del>
-      <w:del w:id="124" w:author="PR Preview" w:date="2026-01-01T00:00:00Z">
-        <w:r>
-          <w:delText xml:space="preserve">:</w:delText>
-        </w:r>
-      </w:del>
-    </w:p>
-    <w:p>
-      <w:pPr>
-        <w:pStyle w:val="FirstParagraph"/>
-      </w:pPr>
-      <w:ins w:id="125" w:author="PR Preview" w:date="2026-01-01T00:00:00Z">
+      <w:r>
+        <w:t xml:space="preserve">).</w:t>
+      </w:r>
+      <w:r>
+        <w:t xml:space="preserve"> </w:t>
+      </w:r>
+      <w:r>
+        <w:t xml:space="preserve">The test is the classification rule</w:t>
+      </w:r>
+      <w:r>
+        <w:t xml:space="preserve"> </w:t>
+      </w:r>
+      <w:r>
+        <w:t xml:space="preserve">(</w:t>
+      </w:r>
+      <w:hyperlink w:anchor="def-classification-rule">
         <w:r>
           <w:rPr>
-            <w:b/>
-            <w:bCs/>
+            <w:rStyle w:val="Hyperlink"/>
           </w:rPr>
-          <w:t xml:space="preserve">Example 1 (A diagnostic test as a classification rule)</w:t>
+          <w:t xml:space="preserve">Definition 3</w:t>
         </w:r>
-      </w:ins>
-      <w:ins w:id="126" w:author="PR Preview" w:date="2026-01-01T00:00:00Z">
-        <w:r>
-          <w:t xml:space="preserve"> </w:t>
-        </w:r>
-      </w:ins>
-      <w:ins w:id="127" w:author="PR Preview" w:date="2026-01-01T00:00:00Z">
-        <w:r>
-          <w:t xml:space="preserve">A COVID-19 test assigns each person tested to one of</w:t>
-        </w:r>
-      </w:ins>
-      <w:ins w:id="128" w:author="PR Preview" w:date="2026-01-01T00:00:00Z">
-        <w:r>
-          <w:t xml:space="preserve"> </w:t>
-        </w:r>
-      </w:ins>
-      <m:oMath>
-        <m:r>
-          <m:t>K</m:t>
-        </m:r>
-        <m:r>
-          <m:rPr>
-            <m:sty m:val="p"/>
-          </m:rPr>
-          <m:t>=</m:t>
-        </m:r>
-        <m:r>
-          <m:t>2</m:t>
-        </m:r>
-      </m:oMath>
-      <w:ins w:id="129" w:author="PR Preview" w:date="2026-01-01T00:00:00Z">
-        <w:r>
-          <w:t xml:space="preserve"> </w:t>
-        </w:r>
-      </w:ins>
-      <w:ins w:id="130" w:author="PR Preview" w:date="2026-01-01T00:00:00Z">
-        <w:r>
-          <w:t xml:space="preserve">classes,</w:t>
-        </w:r>
-      </w:ins>
-      <w:ins w:id="131" w:author="PR Preview" w:date="2026-01-01T00:00:00Z">
-        <w:r>
-          <w:t xml:space="preserve"> </w:t>
-        </w:r>
-      </w:ins>
-      <w:ins w:id="132" w:author="PR Preview" w:date="2026-01-01T00:00:00Z">
-        <w:r>
-          <w:t xml:space="preserve">“has COVID-19”</w:t>
-        </w:r>
-      </w:ins>
-      <w:ins w:id="133" w:author="PR Preview" w:date="2026-01-01T00:00:00Z">
-        <w:r>
-          <w:t xml:space="preserve"> </w:t>
-        </w:r>
-      </w:ins>
-      <w:ins w:id="134" w:author="PR Preview" w:date="2026-01-01T00:00:00Z">
-        <w:r>
-          <w:t xml:space="preserve">or</w:t>
-        </w:r>
-      </w:ins>
-      <w:ins w:id="135" w:author="PR Preview" w:date="2026-01-01T00:00:00Z">
-        <w:r>
-          <w:t xml:space="preserve"> </w:t>
-        </w:r>
-      </w:ins>
-      <w:ins w:id="136" w:author="PR Preview" w:date="2026-01-01T00:00:00Z">
-        <w:r>
-          <w:t xml:space="preserve">“does not have COVID-19”</w:t>
-        </w:r>
-      </w:ins>
-      <w:ins w:id="137" w:author="PR Preview" w:date="2026-01-01T00:00:00Z">
-        <w:r>
-          <w:t xml:space="preserve">,</w:t>
-        </w:r>
-      </w:ins>
-      <w:ins w:id="138" w:author="PR Preview" w:date="2026-01-01T00:00:00Z">
-        <w:r>
-          <w:t xml:space="preserve"> </w:t>
-        </w:r>
-      </w:ins>
-      <w:ins w:id="139" w:author="PR Preview" w:date="2026-01-01T00:00:00Z">
-        <w:r>
-          <w:t xml:space="preserve">based on a single feature</w:t>
-        </w:r>
-      </w:ins>
-      <w:ins w:id="140" w:author="PR Preview" w:date="2026-01-01T00:00:00Z">
-        <w:r>
-          <w:t xml:space="preserve"> </w:t>
-        </w:r>
-      </w:ins>
-      <m:oMath>
-        <m:r>
-          <m:t>x</m:t>
-        </m:r>
-      </m:oMath>
-      <w:ins w:id="141" w:author="PR Preview" w:date="2026-01-01T00:00:00Z">
-        <w:r>
-          <w:t xml:space="preserve">:</w:t>
-        </w:r>
-      </w:ins>
-      <w:ins w:id="142" w:author="PR Preview" w:date="2026-01-01T00:00:00Z">
-        <w:r>
-          <w:t xml:space="preserve"> </w:t>
-        </w:r>
-      </w:ins>
-      <w:ins w:id="143" w:author="PR Preview" w:date="2026-01-01T00:00:00Z">
-        <w:r>
-          <w:t xml:space="preserve">the test’s result,</w:t>
-        </w:r>
-      </w:ins>
-      <w:ins w:id="144" w:author="PR Preview" w:date="2026-01-01T00:00:00Z">
-        <w:r>
-          <w:t xml:space="preserve"> </w:t>
-        </w:r>
-      </w:ins>
-      <w:ins w:id="145" w:author="PR Preview" w:date="2026-01-01T00:00:00Z">
-        <w:r>
-          <w:t xml:space="preserve">positive (</w:t>
-        </w:r>
-      </w:ins>
-      <m:oMath>
-        <m:r>
-          <m:rPr>
-            <m:sty m:val="p"/>
-          </m:rPr>
-          <m:t>+</m:t>
-        </m:r>
-      </m:oMath>
-      <w:ins w:id="146" w:author="PR Preview" w:date="2026-01-01T00:00:00Z">
-        <w:r>
-          <w:t xml:space="preserve">) or negative (</w:t>
-        </w:r>
-      </w:ins>
-      <m:oMath>
-        <m:r>
-          <m:rPr>
-            <m:sty m:val="p"/>
-          </m:rPr>
-          <m:t>¬</m:t>
-        </m:r>
-        <m:r>
-          <m:rPr>
-            <m:sty m:val="p"/>
-          </m:rPr>
-          <m:t>+</m:t>
-        </m:r>
-      </m:oMath>
-      <w:ins w:id="147" w:author="PR Preview" w:date="2026-01-01T00:00:00Z">
-        <w:r>
-          <w:t xml:space="preserve">).</w:t>
-        </w:r>
-      </w:ins>
-      <w:ins w:id="148" w:author="PR Preview" w:date="2026-01-01T00:00:00Z">
-        <w:r>
-          <w:t xml:space="preserve"> </w:t>
-        </w:r>
-      </w:ins>
-      <w:ins w:id="149" w:author="PR Preview" w:date="2026-01-01T00:00:00Z">
-        <w:r>
-          <w:t xml:space="preserve">The test is the classification rule</w:t>
-        </w:r>
-      </w:ins>
-      <w:ins w:id="150" w:author="PR Preview" w:date="2026-01-01T00:00:00Z">
-        <w:r>
-          <w:t xml:space="preserve"> </w:t>
-        </w:r>
-      </w:ins>
-      <w:ins w:id="151" w:author="PR Preview" w:date="2026-01-01T00:00:00Z">
-        <w:r>
-          <w:t xml:space="preserve">(</w:t>
-        </w:r>
-      </w:ins>
-      <w:hyperlink w:anchor="def-classification-rule">
-        <w:ins w:id="152" w:author="PR Preview" w:date="2026-01-01T00:00:00Z">
-          <w:r>
-            <w:rPr>
-              <w:rStyle w:val="Hyperlink"/>
-            </w:rPr>
-            <w:t xml:space="preserve">Definition 3</w:t>
-          </w:r>
-        </w:ins>
       </w:hyperlink>
-      <w:ins w:id="153" w:author="PR Preview" w:date="2026-01-01T00:00:00Z">
-        <w:r>
-          <w:t xml:space="preserve">)</w:t>
-        </w:r>
-      </w:ins>
-      <w:ins w:id="154" w:author="PR Preview" w:date="2026-01-01T00:00:00Z">
-        <w:r>
-          <w:t xml:space="preserve"> </w:t>
-        </w:r>
-      </w:ins>
-      <w:ins w:id="155" w:author="PR Preview" w:date="2026-01-01T00:00:00Z">
-        <w:r>
-          <w:t xml:space="preserve">that assigns a positive result to</w:t>
-        </w:r>
-      </w:ins>
-      <w:ins w:id="156" w:author="PR Preview" w:date="2026-01-01T00:00:00Z">
-        <w:r>
-          <w:t xml:space="preserve"> </w:t>
-        </w:r>
-      </w:ins>
-      <w:ins w:id="157" w:author="PR Preview" w:date="2026-01-01T00:00:00Z">
-        <w:r>
-          <w:t xml:space="preserve">“has COVID-19”</w:t>
-        </w:r>
-      </w:ins>
-      <w:ins w:id="158" w:author="PR Preview" w:date="2026-01-01T00:00:00Z">
-        <w:r>
-          <w:t xml:space="preserve"> </w:t>
-        </w:r>
-      </w:ins>
-      <w:ins w:id="159" w:author="PR Preview" w:date="2026-01-01T00:00:00Z">
-        <w:r>
-          <w:t xml:space="preserve">and a negative result to</w:t>
-        </w:r>
-      </w:ins>
-      <w:ins w:id="160" w:author="PR Preview" w:date="2026-01-01T00:00:00Z">
-        <w:r>
-          <w:t xml:space="preserve"> </w:t>
-        </w:r>
-      </w:ins>
-      <w:ins w:id="161" w:author="PR Preview" w:date="2026-01-01T00:00:00Z">
-        <w:r>
-          <w:t xml:space="preserve">“does not have COVID-19”</w:t>
-        </w:r>
-      </w:ins>
-      <w:ins w:id="162" w:author="PR Preview" w:date="2026-01-01T00:00:00Z">
-        <w:r>
-          <w:t xml:space="preserve">:</w:t>
-        </w:r>
-      </w:ins>
+      <w:r>
+        <w:t xml:space="preserve">)</w:t>
+      </w:r>
+      <w:r>
+        <w:t xml:space="preserve"> </w:t>
+      </w:r>
+      <w:r>
+        <w:t xml:space="preserve">that assigns a positive result to</w:t>
+      </w:r>
+      <w:r>
+        <w:t xml:space="preserve"> </w:t>
+      </w:r>
+      <w:r>
+        <w:t xml:space="preserve">“has COVID-19”</w:t>
+      </w:r>
+      <w:r>
+        <w:t xml:space="preserve"> </w:t>
+      </w:r>
+      <w:r>
+        <w:t xml:space="preserve">and a negative result to</w:t>
+      </w:r>
+      <w:r>
+        <w:t xml:space="preserve"> </w:t>
+      </w:r>
+      <w:r>
+        <w:t xml:space="preserve">“does not have COVID-19”</w:t>
+      </w:r>
+      <w:r>
+        <w:t xml:space="preserve">:</w:t>
+      </w:r>
     </w:p>
     <w:p>
       <w:pPr>
@@ -1695,59 +996,41 @@
       <w:pPr>
         <w:pStyle w:val="FirstParagraph"/>
       </w:pPr>
-      <w:del w:id="163" w:author="PR Preview" w:date="2026-01-01T00:00:00Z">
-        <w:r>
-          <w:rPr>
-            <w:b/>
-            <w:bCs/>
-          </w:rPr>
-          <w:delText xml:space="preserve">Definition 2 (Sensitivity)</w:delText>
-        </w:r>
-      </w:del>
-      <w:del w:id="164" w:author="PR Preview" w:date="2026-01-01T00:00:00Z">
-        <w:r>
-          <w:delText xml:space="preserve"> </w:delText>
-        </w:r>
-      </w:del>
-      <w:del w:id="165" w:author="PR Preview" w:date="2026-01-01T00:00:00Z">
-        <w:r>
-          <w:delText xml:space="preserve">The</w:delText>
-        </w:r>
-      </w:del>
-      <w:del w:id="166" w:author="PR Preview" w:date="2026-01-01T00:00:00Z">
-        <w:r>
-          <w:delText xml:space="preserve"> </w:delText>
-        </w:r>
-      </w:del>
-      <w:del w:id="167" w:author="PR Preview" w:date="2026-01-01T00:00:00Z">
-        <w:r>
-          <w:rPr>
-            <w:b/>
-            <w:bCs/>
-          </w:rPr>
-          <w:delText xml:space="preserve">sensitivity</w:delText>
-        </w:r>
-      </w:del>
-      <w:del w:id="168" w:author="PR Preview" w:date="2026-01-01T00:00:00Z">
-        <w:r>
-          <w:delText xml:space="preserve"> </w:delText>
-        </w:r>
-      </w:del>
-      <w:del w:id="169" w:author="PR Preview" w:date="2026-01-01T00:00:00Z">
-        <w:r>
-          <w:delText xml:space="preserve">of a diagnostic test is the probability</w:delText>
-        </w:r>
-      </w:del>
-      <w:del w:id="170" w:author="PR Preview" w:date="2026-01-01T00:00:00Z">
-        <w:r>
-          <w:delText xml:space="preserve"> </w:delText>
-        </w:r>
-      </w:del>
-      <w:del w:id="171" w:author="PR Preview" w:date="2026-01-01T00:00:00Z">
-        <w:r>
-          <w:delText xml:space="preserve">that the test is positive (</w:delText>
-        </w:r>
-      </w:del>
+      <w:r>
+        <w:rPr>
+          <w:b/>
+          <w:bCs/>
+        </w:rPr>
+        <w:t xml:space="preserve">Definition 4 (Sensitivity)</w:t>
+      </w:r>
+      <w:r>
+        <w:t xml:space="preserve"> </w:t>
+      </w:r>
+      <w:r>
+        <w:t xml:space="preserve">The</w:t>
+      </w:r>
+      <w:r>
+        <w:t xml:space="preserve"> </w:t>
+      </w:r>
+      <w:r>
+        <w:rPr>
+          <w:b/>
+          <w:bCs/>
+        </w:rPr>
+        <w:t xml:space="preserve">sensitivity</w:t>
+      </w:r>
+      <w:r>
+        <w:t xml:space="preserve"> </w:t>
+      </w:r>
+      <w:r>
+        <w:t xml:space="preserve">of a diagnostic test is the probability</w:t>
+      </w:r>
+      <w:r>
+        <w:t xml:space="preserve"> </w:t>
+      </w:r>
+      <w:r>
+        <w:t xml:space="preserve">that the test is positive (</w:t>
+      </w:r>
       <m:oMath>
         <m:r>
           <m:rPr>
@@ -1756,122 +1039,23 @@
           <m:t>+</m:t>
         </m:r>
       </m:oMath>
-      <w:del w:id="172" w:author="PR Preview" w:date="2026-01-01T00:00:00Z">
-        <w:r>
-          <w:delText xml:space="preserve">),</w:delText>
-        </w:r>
-      </w:del>
-      <w:del w:id="173" w:author="PR Preview" w:date="2026-01-01T00:00:00Z">
-        <w:r>
-          <w:delText xml:space="preserve"> </w:delText>
-        </w:r>
-      </w:del>
-      <w:del w:id="174" w:author="PR Preview" w:date="2026-01-01T00:00:00Z">
-        <w:r>
-          <w:delText xml:space="preserve">given that the person tested has the disease (</w:delText>
-        </w:r>
-      </w:del>
+      <w:r>
+        <w:t xml:space="preserve">),</w:t>
+      </w:r>
+      <w:r>
+        <w:t xml:space="preserve"> </w:t>
+      </w:r>
+      <w:r>
+        <w:t xml:space="preserve">given that the person tested has the disease (</w:t>
+      </w:r>
       <m:oMath>
         <m:r>
           <m:t>D</m:t>
         </m:r>
       </m:oMath>
-      <w:del w:id="175" w:author="PR Preview" w:date="2026-01-01T00:00:00Z">
-        <w:r>
-          <w:delText xml:space="preserve">):</w:delText>
-        </w:r>
-      </w:del>
-    </w:p>
-    <w:p>
-      <w:pPr>
-        <w:pStyle w:val="FirstParagraph"/>
-      </w:pPr>
-      <w:ins w:id="176" w:author="PR Preview" w:date="2026-01-01T00:00:00Z">
-        <w:r>
-          <w:rPr>
-            <w:b/>
-            <w:bCs/>
-          </w:rPr>
-          <w:t xml:space="preserve">Definition 4 (Sensitivity)</w:t>
-        </w:r>
-      </w:ins>
-      <w:ins w:id="177" w:author="PR Preview" w:date="2026-01-01T00:00:00Z">
-        <w:r>
-          <w:t xml:space="preserve"> </w:t>
-        </w:r>
-      </w:ins>
-      <w:ins w:id="178" w:author="PR Preview" w:date="2026-01-01T00:00:00Z">
-        <w:r>
-          <w:t xml:space="preserve">The</w:t>
-        </w:r>
-      </w:ins>
-      <w:ins w:id="179" w:author="PR Preview" w:date="2026-01-01T00:00:00Z">
-        <w:r>
-          <w:t xml:space="preserve"> </w:t>
-        </w:r>
-      </w:ins>
-      <w:ins w:id="180" w:author="PR Preview" w:date="2026-01-01T00:00:00Z">
-        <w:r>
-          <w:rPr>
-            <w:b/>
-            <w:bCs/>
-          </w:rPr>
-          <w:t xml:space="preserve">sensitivity</w:t>
-        </w:r>
-      </w:ins>
-      <w:ins w:id="181" w:author="PR Preview" w:date="2026-01-01T00:00:00Z">
-        <w:r>
-          <w:t xml:space="preserve"> </w:t>
-        </w:r>
-      </w:ins>
-      <w:ins w:id="182" w:author="PR Preview" w:date="2026-01-01T00:00:00Z">
-        <w:r>
-          <w:t xml:space="preserve">of a diagnostic test is the probability</w:t>
-        </w:r>
-      </w:ins>
-      <w:ins w:id="183" w:author="PR Preview" w:date="2026-01-01T00:00:00Z">
-        <w:r>
-          <w:t xml:space="preserve"> </w:t>
-        </w:r>
-      </w:ins>
-      <w:ins w:id="184" w:author="PR Preview" w:date="2026-01-01T00:00:00Z">
-        <w:r>
-          <w:t xml:space="preserve">that the test is positive (</w:t>
-        </w:r>
-      </w:ins>
-      <m:oMath>
-        <m:r>
-          <m:rPr>
-            <m:sty m:val="p"/>
-          </m:rPr>
-          <m:t>+</m:t>
-        </m:r>
-      </m:oMath>
-      <w:ins w:id="185" w:author="PR Preview" w:date="2026-01-01T00:00:00Z">
-        <w:r>
-          <w:t xml:space="preserve">),</w:t>
-        </w:r>
-      </w:ins>
-      <w:ins w:id="186" w:author="PR Preview" w:date="2026-01-01T00:00:00Z">
-        <w:r>
-          <w:t xml:space="preserve"> </w:t>
-        </w:r>
-      </w:ins>
-      <w:ins w:id="187" w:author="PR Preview" w:date="2026-01-01T00:00:00Z">
-        <w:r>
-          <w:t xml:space="preserve">given that the person tested has the disease (</w:t>
-        </w:r>
-      </w:ins>
-      <m:oMath>
-        <m:r>
-          <m:t>D</m:t>
-        </m:r>
-      </m:oMath>
-      <w:ins w:id="188" w:author="PR Preview" w:date="2026-01-01T00:00:00Z">
-        <w:r>
-          <w:t xml:space="preserve">):</w:t>
-        </w:r>
-      </w:ins>
+      <w:r>
+        <w:t xml:space="preserve">):</w:t>
+      </w:r>
     </w:p>
     <w:p>
       <w:pPr>
@@ -1970,80 +1154,54 @@
       <w:pPr>
         <w:pStyle w:val="FirstParagraph"/>
       </w:pPr>
-      <w:del w:id="189" w:author="PR Preview" w:date="2026-01-01T00:00:00Z">
-        <w:r>
-          <w:rPr>
-            <w:b/>
-            <w:bCs/>
-          </w:rPr>
-          <w:delText xml:space="preserve">Example 2 (Sensitivity of a COVID-19 test)</w:delText>
-        </w:r>
-      </w:del>
-      <w:del w:id="190" w:author="PR Preview" w:date="2026-01-01T00:00:00Z">
-        <w:r>
-          <w:delText xml:space="preserve"> </w:delText>
-        </w:r>
-      </w:del>
-      <w:del w:id="191" w:author="PR Preview" w:date="2026-01-01T00:00:00Z">
-        <w:r>
-          <w:delText xml:space="preserve">Suppose a COVID-19 test is positive for 99% of the people who have COVID-19.</w:delText>
-        </w:r>
-      </w:del>
-      <w:del w:id="192" w:author="PR Preview" w:date="2026-01-01T00:00:00Z">
-        <w:r>
-          <w:delText xml:space="preserve"> </w:delText>
-        </w:r>
-      </w:del>
-      <w:del w:id="193" w:author="PR Preview" w:date="2026-01-01T00:00:00Z">
-        <w:r>
-          <w:delText xml:space="preserve">Let</w:delText>
-        </w:r>
-      </w:del>
-      <w:del w:id="194" w:author="PR Preview" w:date="2026-01-01T00:00:00Z">
-        <w:r>
-          <w:delText xml:space="preserve"> </w:delText>
-        </w:r>
-      </w:del>
+      <w:r>
+        <w:rPr>
+          <w:b/>
+          <w:bCs/>
+        </w:rPr>
+        <w:t xml:space="preserve">Example 2 (Sensitivity of a COVID-19 test)</w:t>
+      </w:r>
+      <w:r>
+        <w:t xml:space="preserve"> </w:t>
+      </w:r>
+      <w:r>
+        <w:t xml:space="preserve">Suppose a COVID-19 test is positive for 99% of the people who have COVID-19.</w:t>
+      </w:r>
+      <w:r>
+        <w:t xml:space="preserve"> </w:t>
+      </w:r>
+      <w:r>
+        <w:t xml:space="preserve">Let</w:t>
+      </w:r>
+      <w:r>
+        <w:t xml:space="preserve"> </w:t>
+      </w:r>
       <m:oMath>
         <m:r>
           <m:t>D</m:t>
         </m:r>
       </m:oMath>
-      <w:del w:id="195" w:author="PR Preview" w:date="2026-01-01T00:00:00Z">
-        <w:r>
-          <w:delText xml:space="preserve"> </w:delText>
-        </w:r>
-      </w:del>
-      <w:del w:id="196" w:author="PR Preview" w:date="2026-01-01T00:00:00Z">
-        <w:r>
-          <w:delText xml:space="preserve">be the event</w:delText>
-        </w:r>
-      </w:del>
-      <w:del w:id="197" w:author="PR Preview" w:date="2026-01-01T00:00:00Z">
-        <w:r>
-          <w:delText xml:space="preserve"> </w:delText>
-        </w:r>
-      </w:del>
-      <w:del w:id="198" w:author="PR Preview" w:date="2026-01-01T00:00:00Z">
-        <w:r>
-          <w:delText xml:space="preserve">“the person has COVID-19”</w:delText>
-        </w:r>
-      </w:del>
-      <w:del w:id="199" w:author="PR Preview" w:date="2026-01-01T00:00:00Z">
-        <w:r>
-          <w:delText xml:space="preserve"> </w:delText>
-        </w:r>
-      </w:del>
-      <w:del w:id="200" w:author="PR Preview" w:date="2026-01-01T00:00:00Z">
-        <w:r>
-          <w:delText xml:space="preserve">and</w:delText>
-        </w:r>
-      </w:del>
-      <w:del w:id="201" w:author="PR Preview" w:date="2026-01-01T00:00:00Z">
-        <w:r>
-          <w:delText xml:space="preserve"> </w:delText>
-        </w:r>
-      </w:del>
+      <w:r>
+        <w:t xml:space="preserve"> </w:t>
+      </w:r>
+      <w:r>
+        <w:t xml:space="preserve">be the event</w:t>
+      </w:r>
+      <w:r>
+        <w:t xml:space="preserve"> </w:t>
+      </w:r>
+      <w:r>
+        <w:t xml:space="preserve">“the person has COVID-19”</w:t>
+      </w:r>
+      <w:r>
+        <w:t xml:space="preserve"> </w:t>
+      </w:r>
+      <w:r>
+        <w:t xml:space="preserve">and</w:t>
+      </w:r>
+      <w:r>
+        <w:t xml:space="preserve"> </w:t>
+      </w:r>
       <m:oMath>
         <m:r>
           <m:rPr>
@@ -2052,193 +1210,38 @@
           <m:t>+</m:t>
         </m:r>
       </m:oMath>
-      <w:del w:id="202" w:author="PR Preview" w:date="2026-01-01T00:00:00Z">
-        <w:r>
-          <w:delText xml:space="preserve"> </w:delText>
-        </w:r>
-      </w:del>
-      <w:del w:id="203" w:author="PR Preview" w:date="2026-01-01T00:00:00Z">
-        <w:r>
-          <w:delText xml:space="preserve">the event</w:delText>
-        </w:r>
-      </w:del>
-      <w:del w:id="204" w:author="PR Preview" w:date="2026-01-01T00:00:00Z">
-        <w:r>
-          <w:delText xml:space="preserve"> </w:delText>
-        </w:r>
-      </w:del>
-      <w:del w:id="205" w:author="PR Preview" w:date="2026-01-01T00:00:00Z">
-        <w:r>
-          <w:delText xml:space="preserve">“the test is positive”</w:delText>
-        </w:r>
-      </w:del>
-      <w:del w:id="206" w:author="PR Preview" w:date="2026-01-01T00:00:00Z">
-        <w:r>
-          <w:delText xml:space="preserve">.</w:delText>
-        </w:r>
-      </w:del>
-      <w:del w:id="207" w:author="PR Preview" w:date="2026-01-01T00:00:00Z">
-        <w:r>
-          <w:delText xml:space="preserve"> </w:delText>
-        </w:r>
-      </w:del>
-      <w:del w:id="208" w:author="PR Preview" w:date="2026-01-01T00:00:00Z">
-        <w:r>
-          <w:delText xml:space="preserve">Then the test’s sensitivity (</w:delText>
-        </w:r>
-      </w:del>
+      <w:r>
+        <w:t xml:space="preserve"> </w:t>
+      </w:r>
+      <w:r>
+        <w:t xml:space="preserve">the event</w:t>
+      </w:r>
+      <w:r>
+        <w:t xml:space="preserve"> </w:t>
+      </w:r>
+      <w:r>
+        <w:t xml:space="preserve">“the test is positive”</w:t>
+      </w:r>
+      <w:r>
+        <w:t xml:space="preserve">.</w:t>
+      </w:r>
+      <w:r>
+        <w:t xml:space="preserve"> </w:t>
+      </w:r>
+      <w:r>
+        <w:t xml:space="preserve">Then the test’s sensitivity (</w:t>
+      </w:r>
       <w:hyperlink w:anchor="def-sensitivity">
-        <w:del w:id="209" w:author="PR Preview" w:date="2026-01-01T00:00:00Z">
-          <w:r>
-            <w:rPr>
-              <w:rStyle w:val="Hyperlink"/>
-            </w:rPr>
-            <w:delText xml:space="preserve">Definition 2</w:delText>
-          </w:r>
-        </w:del>
-      </w:hyperlink>
-      <w:del w:id="210" w:author="PR Preview" w:date="2026-01-01T00:00:00Z">
-        <w:r>
-          <w:delText xml:space="preserve">) is:</w:delText>
-        </w:r>
-      </w:del>
-    </w:p>
-    <w:p>
-      <w:pPr>
-        <w:pStyle w:val="FirstParagraph"/>
-      </w:pPr>
-      <w:ins w:id="211" w:author="PR Preview" w:date="2026-01-01T00:00:00Z">
         <w:r>
           <w:rPr>
-            <w:b/>
-            <w:bCs/>
+            <w:rStyle w:val="Hyperlink"/>
           </w:rPr>
-          <w:t xml:space="preserve">Example 2 (Sensitivity of a COVID-19 test)</w:t>
+          <w:t xml:space="preserve">Definition 4</w:t>
         </w:r>
-      </w:ins>
-      <w:ins w:id="212" w:author="PR Preview" w:date="2026-01-01T00:00:00Z">
-        <w:r>
-          <w:t xml:space="preserve"> </w:t>
-        </w:r>
-      </w:ins>
-      <w:ins w:id="213" w:author="PR Preview" w:date="2026-01-01T00:00:00Z">
-        <w:r>
-          <w:t xml:space="preserve">Suppose a COVID-19 test is positive for 99% of the people who have COVID-19.</w:t>
-        </w:r>
-      </w:ins>
-      <w:ins w:id="214" w:author="PR Preview" w:date="2026-01-01T00:00:00Z">
-        <w:r>
-          <w:t xml:space="preserve"> </w:t>
-        </w:r>
-      </w:ins>
-      <w:ins w:id="215" w:author="PR Preview" w:date="2026-01-01T00:00:00Z">
-        <w:r>
-          <w:t xml:space="preserve">Let</w:t>
-        </w:r>
-      </w:ins>
-      <w:ins w:id="216" w:author="PR Preview" w:date="2026-01-01T00:00:00Z">
-        <w:r>
-          <w:t xml:space="preserve"> </w:t>
-        </w:r>
-      </w:ins>
-      <m:oMath>
-        <m:r>
-          <m:t>D</m:t>
-        </m:r>
-      </m:oMath>
-      <w:ins w:id="217" w:author="PR Preview" w:date="2026-01-01T00:00:00Z">
-        <w:r>
-          <w:t xml:space="preserve"> </w:t>
-        </w:r>
-      </w:ins>
-      <w:ins w:id="218" w:author="PR Preview" w:date="2026-01-01T00:00:00Z">
-        <w:r>
-          <w:t xml:space="preserve">be the event</w:t>
-        </w:r>
-      </w:ins>
-      <w:ins w:id="219" w:author="PR Preview" w:date="2026-01-01T00:00:00Z">
-        <w:r>
-          <w:t xml:space="preserve"> </w:t>
-        </w:r>
-      </w:ins>
-      <w:ins w:id="220" w:author="PR Preview" w:date="2026-01-01T00:00:00Z">
-        <w:r>
-          <w:t xml:space="preserve">“the person has COVID-19”</w:t>
-        </w:r>
-      </w:ins>
-      <w:ins w:id="221" w:author="PR Preview" w:date="2026-01-01T00:00:00Z">
-        <w:r>
-          <w:t xml:space="preserve"> </w:t>
-        </w:r>
-      </w:ins>
-      <w:ins w:id="222" w:author="PR Preview" w:date="2026-01-01T00:00:00Z">
-        <w:r>
-          <w:t xml:space="preserve">and</w:t>
-        </w:r>
-      </w:ins>
-      <w:ins w:id="223" w:author="PR Preview" w:date="2026-01-01T00:00:00Z">
-        <w:r>
-          <w:t xml:space="preserve"> </w:t>
-        </w:r>
-      </w:ins>
-      <m:oMath>
-        <m:r>
-          <m:rPr>
-            <m:sty m:val="p"/>
-          </m:rPr>
-          <m:t>+</m:t>
-        </m:r>
-      </m:oMath>
-      <w:ins w:id="224" w:author="PR Preview" w:date="2026-01-01T00:00:00Z">
-        <w:r>
-          <w:t xml:space="preserve"> </w:t>
-        </w:r>
-      </w:ins>
-      <w:ins w:id="225" w:author="PR Preview" w:date="2026-01-01T00:00:00Z">
-        <w:r>
-          <w:t xml:space="preserve">the event</w:t>
-        </w:r>
-      </w:ins>
-      <w:ins w:id="226" w:author="PR Preview" w:date="2026-01-01T00:00:00Z">
-        <w:r>
-          <w:t xml:space="preserve"> </w:t>
-        </w:r>
-      </w:ins>
-      <w:ins w:id="227" w:author="PR Preview" w:date="2026-01-01T00:00:00Z">
-        <w:r>
-          <w:t xml:space="preserve">“the test is positive”</w:t>
-        </w:r>
-      </w:ins>
-      <w:ins w:id="228" w:author="PR Preview" w:date="2026-01-01T00:00:00Z">
-        <w:r>
-          <w:t xml:space="preserve">.</w:t>
-        </w:r>
-      </w:ins>
-      <w:ins w:id="229" w:author="PR Preview" w:date="2026-01-01T00:00:00Z">
-        <w:r>
-          <w:t xml:space="preserve"> </w:t>
-        </w:r>
-      </w:ins>
-      <w:ins w:id="230" w:author="PR Preview" w:date="2026-01-01T00:00:00Z">
-        <w:r>
-          <w:t xml:space="preserve">Then the test’s sensitivity (</w:t>
-        </w:r>
-      </w:ins>
-      <w:hyperlink w:anchor="def-sensitivity">
-        <w:ins w:id="231" w:author="PR Preview" w:date="2026-01-01T00:00:00Z">
-          <w:r>
-            <w:rPr>
-              <w:rStyle w:val="Hyperlink"/>
-            </w:rPr>
-            <w:t xml:space="preserve">Definition 4</w:t>
-          </w:r>
-        </w:ins>
       </w:hyperlink>
-      <w:ins w:id="232" w:author="PR Preview" w:date="2026-01-01T00:00:00Z">
-        <w:r>
-          <w:t xml:space="preserve">) is:</w:t>
-        </w:r>
-      </w:ins>
+      <w:r>
+        <w:t xml:space="preserve">) is:</w:t>
+      </w:r>
     </w:p>
     <w:p>
       <w:pPr>
@@ -2320,59 +1323,41 @@
       <w:pPr>
         <w:pStyle w:val="FirstParagraph"/>
       </w:pPr>
-      <w:del w:id="233" w:author="PR Preview" w:date="2026-01-01T00:00:00Z">
-        <w:r>
-          <w:rPr>
-            <w:b/>
-            <w:bCs/>
-          </w:rPr>
-          <w:delText xml:space="preserve">Definition 3 (Specificity)</w:delText>
-        </w:r>
-      </w:del>
-      <w:del w:id="234" w:author="PR Preview" w:date="2026-01-01T00:00:00Z">
-        <w:r>
-          <w:delText xml:space="preserve"> </w:delText>
-        </w:r>
-      </w:del>
-      <w:del w:id="235" w:author="PR Preview" w:date="2026-01-01T00:00:00Z">
-        <w:r>
-          <w:delText xml:space="preserve">The</w:delText>
-        </w:r>
-      </w:del>
-      <w:del w:id="236" w:author="PR Preview" w:date="2026-01-01T00:00:00Z">
-        <w:r>
-          <w:delText xml:space="preserve"> </w:delText>
-        </w:r>
-      </w:del>
-      <w:del w:id="237" w:author="PR Preview" w:date="2026-01-01T00:00:00Z">
-        <w:r>
-          <w:rPr>
-            <w:b/>
-            <w:bCs/>
-          </w:rPr>
-          <w:delText xml:space="preserve">specificity</w:delText>
-        </w:r>
-      </w:del>
-      <w:del w:id="238" w:author="PR Preview" w:date="2026-01-01T00:00:00Z">
-        <w:r>
-          <w:delText xml:space="preserve"> </w:delText>
-        </w:r>
-      </w:del>
-      <w:del w:id="239" w:author="PR Preview" w:date="2026-01-01T00:00:00Z">
-        <w:r>
-          <w:delText xml:space="preserve">of a diagnostic test is the probability</w:delText>
-        </w:r>
-      </w:del>
-      <w:del w:id="240" w:author="PR Preview" w:date="2026-01-01T00:00:00Z">
-        <w:r>
-          <w:delText xml:space="preserve"> </w:delText>
-        </w:r>
-      </w:del>
-      <w:del w:id="241" w:author="PR Preview" w:date="2026-01-01T00:00:00Z">
-        <w:r>
-          <w:delText xml:space="preserve">that the test is negative (</w:delText>
-        </w:r>
-      </w:del>
+      <w:r>
+        <w:rPr>
+          <w:b/>
+          <w:bCs/>
+        </w:rPr>
+        <w:t xml:space="preserve">Definition 5 (Specificity)</w:t>
+      </w:r>
+      <w:r>
+        <w:t xml:space="preserve"> </w:t>
+      </w:r>
+      <w:r>
+        <w:t xml:space="preserve">The</w:t>
+      </w:r>
+      <w:r>
+        <w:t xml:space="preserve"> </w:t>
+      </w:r>
+      <w:r>
+        <w:rPr>
+          <w:b/>
+          <w:bCs/>
+        </w:rPr>
+        <w:t xml:space="preserve">specificity</w:t>
+      </w:r>
+      <w:r>
+        <w:t xml:space="preserve"> </w:t>
+      </w:r>
+      <w:r>
+        <w:t xml:space="preserve">of a diagnostic test is the probability</w:t>
+      </w:r>
+      <w:r>
+        <w:t xml:space="preserve"> </w:t>
+      </w:r>
+      <w:r>
+        <w:t xml:space="preserve">that the test is negative (</w:t>
+      </w:r>
       <m:oMath>
         <m:r>
           <m:rPr>
@@ -2387,21 +1372,15 @@
           <m:t>+</m:t>
         </m:r>
       </m:oMath>
-      <w:del w:id="242" w:author="PR Preview" w:date="2026-01-01T00:00:00Z">
-        <w:r>
-          <w:delText xml:space="preserve">),</w:delText>
-        </w:r>
-      </w:del>
-      <w:del w:id="243" w:author="PR Preview" w:date="2026-01-01T00:00:00Z">
-        <w:r>
-          <w:delText xml:space="preserve"> </w:delText>
-        </w:r>
-      </w:del>
-      <w:del w:id="244" w:author="PR Preview" w:date="2026-01-01T00:00:00Z">
-        <w:r>
-          <w:delText xml:space="preserve">given that the person tested does not have the disease (</w:delText>
-        </w:r>
-      </w:del>
+      <w:r>
+        <w:t xml:space="preserve">),</w:t>
+      </w:r>
+      <w:r>
+        <w:t xml:space="preserve"> </w:t>
+      </w:r>
+      <w:r>
+        <w:t xml:space="preserve">given that the person tested does not have the disease (</w:t>
+      </w:r>
       <m:oMath>
         <m:r>
           <m:rPr>
@@ -2413,69 +1392,1396 @@
           <m:t>D</m:t>
         </m:r>
       </m:oMath>
-      <w:del w:id="245" w:author="PR Preview" w:date="2026-01-01T00:00:00Z">
+      <w:r>
+        <w:t xml:space="preserve">):</w:t>
+      </w:r>
+    </w:p>
+    <w:p>
+      <w:pPr>
+        <w:pStyle w:val="BodyText"/>
+      </w:pPr>
+      <w:bookmarkStart w:id="23" w:name="eq-specificity"/>
+      <m:oMathPara>
+        <m:oMathParaPr>
+          <m:jc m:val="center"/>
+        </m:oMathParaPr>
+        <m:oMath>
+          <m:r>
+            <m:rPr>
+              <m:nor/>
+              <m:sty m:val="p"/>
+            </m:rPr>
+            <m:t>specificity</m:t>
+          </m:r>
+          <m:limUpp>
+            <m:e>
+              <m:r>
+                <m:rPr>
+                  <m:sty m:val="p"/>
+                </m:rPr>
+                <m:t>=</m:t>
+              </m:r>
+            </m:e>
+            <m:lim>
+              <m:r>
+                <m:rPr>
+                  <m:nor/>
+                  <m:sty m:val="p"/>
+                </m:rPr>
+                <m:t>def</m:t>
+              </m:r>
+            </m:lim>
+          </m:limUpp>
+          <m:r>
+            <m:rPr>
+              <m:sty m:val="p"/>
+            </m:rPr>
+            <m:t>Pr</m:t>
+          </m:r>
+          <m:r>
+            <m:rPr>
+              <m:sty m:val="p"/>
+            </m:rPr>
+            <m:t>(</m:t>
+          </m:r>
+          <m:r>
+            <m:rPr>
+              <m:sty m:val="p"/>
+            </m:rPr>
+            <m:t>¬</m:t>
+          </m:r>
+          <m:r>
+            <m:rPr>
+              <m:sty m:val="p"/>
+            </m:rPr>
+            <m:t>+</m:t>
+          </m:r>
+          <m:r>
+            <m:rPr>
+              <m:sty m:val="p"/>
+            </m:rPr>
+            <m:t>∣</m:t>
+          </m:r>
+          <m:r>
+            <m:rPr>
+              <m:sty m:val="p"/>
+            </m:rPr>
+            <m:t>¬</m:t>
+          </m:r>
+          <m:r>
+            <m:t>D</m:t>
+          </m:r>
+          <m:r>
+            <m:rPr>
+              <m:sty m:val="p"/>
+            </m:rPr>
+            <m:t>)</m:t>
+          </m:r>
+          <m:r>
+            <m:t>  </m:t>
+          </m:r>
+          <m:r>
+            <m:rPr>
+              <m:sty m:val="p"/>
+            </m:rPr>
+            <m:t>(</m:t>
+          </m:r>
+          <m:r>
+            <m:t>5</m:t>
+          </m:r>
+          <m:r>
+            <m:rPr>
+              <m:sty m:val="p"/>
+            </m:rPr>
+            <m:t>)</m:t>
+          </m:r>
+        </m:oMath>
+      </m:oMathPara>
+      <w:bookmarkEnd w:id="23"/>
+    </w:p>
+    <w:bookmarkEnd w:id="24"/>
+    <w:bookmarkStart w:id="28" w:name="exm-specificity"/>
+    <w:p>
+      <w:pPr>
+        <w:pStyle w:val="FirstParagraph"/>
+      </w:pPr>
+      <w:r>
+        <w:rPr>
+          <w:b/>
+          <w:bCs/>
+        </w:rPr>
+        <w:t xml:space="preserve">Example 3 (Specificity of a COVID-19 test)</w:t>
+      </w:r>
+      <w:r>
+        <w:t xml:space="preserve"> </w:t>
+      </w:r>
+      <w:r>
+        <w:t xml:space="preserve">Suppose the COVID-19 test of</w:t>
+      </w:r>
+      <w:r>
+        <w:t xml:space="preserve"> </w:t>
+      </w:r>
+      <w:hyperlink w:anchor="exm-sensitivity">
         <w:r>
-          <w:delText xml:space="preserve">):</w:delText>
+          <w:rPr>
+            <w:rStyle w:val="Hyperlink"/>
+          </w:rPr>
+          <w:t xml:space="preserve">Example 2</w:t>
         </w:r>
-      </w:del>
+      </w:hyperlink>
+      <w:r>
+        <w:t xml:space="preserve"> </w:t>
+      </w:r>
+      <w:r>
+        <w:t xml:space="preserve">is negative for 99% of the people who do not have COVID-19.</w:t>
+      </w:r>
+      <w:r>
+        <w:t xml:space="preserve"> </w:t>
+      </w:r>
+      <w:r>
+        <w:t xml:space="preserve">Then its specificity (</w:t>
+      </w:r>
+      <w:hyperlink w:anchor="def-specificity">
+        <w:r>
+          <w:rPr>
+            <w:rStyle w:val="Hyperlink"/>
+          </w:rPr>
+          <w:t xml:space="preserve">Definition 5</w:t>
+        </w:r>
+      </w:hyperlink>
+      <w:r>
+        <w:t xml:space="preserve">) is:</w:t>
+      </w:r>
+    </w:p>
+    <w:p>
+      <w:pPr>
+        <w:pStyle w:val="BodyText"/>
+      </w:pPr>
+      <w:bookmarkStart w:id="25" w:name="eq-specificity-exm"/>
+      <m:oMathPara>
+        <m:oMathParaPr>
+          <m:jc m:val="center"/>
+        </m:oMathParaPr>
+        <m:oMath>
+          <m:r>
+            <m:rPr>
+              <m:sty m:val="p"/>
+            </m:rPr>
+            <m:t>Pr</m:t>
+          </m:r>
+          <m:r>
+            <m:rPr>
+              <m:sty m:val="p"/>
+            </m:rPr>
+            <m:t>(</m:t>
+          </m:r>
+          <m:r>
+            <m:rPr>
+              <m:sty m:val="p"/>
+            </m:rPr>
+            <m:t>¬</m:t>
+          </m:r>
+          <m:r>
+            <m:rPr>
+              <m:sty m:val="p"/>
+            </m:rPr>
+            <m:t>+</m:t>
+          </m:r>
+          <m:r>
+            <m:rPr>
+              <m:sty m:val="p"/>
+            </m:rPr>
+            <m:t>∣</m:t>
+          </m:r>
+          <m:r>
+            <m:rPr>
+              <m:sty m:val="p"/>
+            </m:rPr>
+            <m:t>¬</m:t>
+          </m:r>
+          <m:r>
+            <m:t>D</m:t>
+          </m:r>
+          <m:r>
+            <m:rPr>
+              <m:sty m:val="p"/>
+            </m:rPr>
+            <m:t>)</m:t>
+          </m:r>
+          <m:r>
+            <m:rPr>
+              <m:sty m:val="p"/>
+            </m:rPr>
+            <m:t>=</m:t>
+          </m:r>
+          <m:r>
+            <m:t>0.99</m:t>
+          </m:r>
+          <m:r>
+            <m:t>  </m:t>
+          </m:r>
+          <m:r>
+            <m:rPr>
+              <m:sty m:val="p"/>
+            </m:rPr>
+            <m:t>(</m:t>
+          </m:r>
+          <m:r>
+            <m:t>6</m:t>
+          </m:r>
+          <m:r>
+            <m:rPr>
+              <m:sty m:val="p"/>
+            </m:rPr>
+            <m:t>)</m:t>
+          </m:r>
+        </m:oMath>
+      </m:oMathPara>
+      <w:bookmarkEnd w:id="25"/>
     </w:p>
     <w:p>
       <w:pPr>
         <w:pStyle w:val="FirstParagraph"/>
       </w:pPr>
-      <w:ins w:id="246" w:author="PR Preview" w:date="2026-01-01T00:00:00Z">
+      <w:r>
+        <w:t xml:space="preserve">By the</w:t>
+      </w:r>
+      <w:r>
+        <w:t xml:space="preserve"> </w:t>
+      </w:r>
+      <w:hyperlink r:id="rId26">
         <w:r>
           <w:rPr>
-            <w:b/>
-            <w:bCs/>
+            <w:rStyle w:val="Hyperlink"/>
           </w:rPr>
-          <w:t xml:space="preserve">Definition 5 (Specificity)</w:t>
+          <w:t xml:space="preserve">complement rule</w:t>
         </w:r>
-      </w:ins>
-      <w:ins w:id="247" w:author="PR Preview" w:date="2026-01-01T00:00:00Z">
-        <w:r>
-          <w:t xml:space="preserve"> </w:t>
-        </w:r>
-      </w:ins>
-      <w:ins w:id="248" w:author="PR Preview" w:date="2026-01-01T00:00:00Z">
-        <w:r>
-          <w:t xml:space="preserve">The</w:t>
-        </w:r>
-      </w:ins>
-      <w:ins w:id="249" w:author="PR Preview" w:date="2026-01-01T00:00:00Z">
-        <w:r>
-          <w:t xml:space="preserve"> </w:t>
-        </w:r>
-      </w:ins>
-      <w:ins w:id="250" w:author="PR Preview" w:date="2026-01-01T00:00:00Z">
+      </w:hyperlink>
+      <w:r>
+        <w:t xml:space="preserve">,</w:t>
+      </w:r>
+      <w:r>
+        <w:t xml:space="preserve"> </w:t>
+      </w:r>
+      <w:r>
+        <w:t xml:space="preserve">its false positive rate is:</w:t>
+      </w:r>
+    </w:p>
+    <w:p>
+      <w:pPr>
+        <w:pStyle w:val="BodyText"/>
+      </w:pPr>
+      <w:bookmarkStart w:id="27" w:name="eq-specificity-exm-2"/>
+      <m:oMathPara>
+        <m:oMathParaPr>
+          <m:jc m:val="center"/>
+        </m:oMathParaPr>
+        <m:oMath>
+          <m:eqArr>
+            <m:e>
+              <m:r>
+                <m:rPr>
+                  <m:sty m:val="p"/>
+                </m:rPr>
+                <m:t>Pr</m:t>
+              </m:r>
+              <m:r>
+                <m:rPr>
+                  <m:sty m:val="p"/>
+                </m:rPr>
+                <m:t>(</m:t>
+              </m:r>
+              <m:r>
+                <m:rPr>
+                  <m:sty m:val="p"/>
+                </m:rPr>
+                <m:t>+</m:t>
+              </m:r>
+              <m:r>
+                <m:rPr>
+                  <m:sty m:val="p"/>
+                </m:rPr>
+                <m:t>∣</m:t>
+              </m:r>
+              <m:r>
+                <m:rPr>
+                  <m:sty m:val="p"/>
+                </m:rPr>
+                <m:t>¬</m:t>
+              </m:r>
+              <m:r>
+                <m:t>D</m:t>
+              </m:r>
+              <m:r>
+                <m:rPr>
+                  <m:sty m:val="p"/>
+                </m:rPr>
+                <m:t>)</m:t>
+              </m:r>
+              <m:r>
+                <m:t>&amp;</m:t>
+              </m:r>
+              <m:r>
+                <m:rPr>
+                  <m:sty m:val="p"/>
+                </m:rPr>
+                <m:t>=</m:t>
+              </m:r>
+              <m:r>
+                <m:t>1</m:t>
+              </m:r>
+              <m:r>
+                <m:rPr>
+                  <m:sty m:val="p"/>
+                </m:rPr>
+                <m:t>−</m:t>
+              </m:r>
+              <m:r>
+                <m:rPr>
+                  <m:sty m:val="p"/>
+                </m:rPr>
+                <m:t>Pr</m:t>
+              </m:r>
+              <m:r>
+                <m:rPr>
+                  <m:sty m:val="p"/>
+                </m:rPr>
+                <m:t>(</m:t>
+              </m:r>
+              <m:r>
+                <m:rPr>
+                  <m:sty m:val="p"/>
+                </m:rPr>
+                <m:t>¬</m:t>
+              </m:r>
+              <m:r>
+                <m:rPr>
+                  <m:sty m:val="p"/>
+                </m:rPr>
+                <m:t>+</m:t>
+              </m:r>
+              <m:r>
+                <m:rPr>
+                  <m:sty m:val="p"/>
+                </m:rPr>
+                <m:t>∣</m:t>
+              </m:r>
+              <m:r>
+                <m:rPr>
+                  <m:sty m:val="p"/>
+                </m:rPr>
+                <m:t>¬</m:t>
+              </m:r>
+              <m:r>
+                <m:t>D</m:t>
+              </m:r>
+              <m:r>
+                <m:rPr>
+                  <m:sty m:val="p"/>
+                </m:rPr>
+                <m:t>)</m:t>
+              </m:r>
+              <m:r>
+                <m:t>&amp;</m:t>
+              </m:r>
+              <m:r>
+                <m:t>&amp;</m:t>
+              </m:r>
+              <m:r>
+                <m:rPr>
+                  <m:nor/>
+                  <m:sty m:val="p"/>
+                </m:rPr>
+                <m:t>(complement rule, conditional on </m:t>
+              </m:r>
+              <m:r>
+                <m:rPr>
+                  <m:sty m:val="p"/>
+                </m:rPr>
+                <m:t>¬</m:t>
+              </m:r>
+              <m:r>
+                <m:t>D</m:t>
+              </m:r>
+              <m:r>
+                <m:rPr>
+                  <m:nor/>
+                  <m:sty m:val="p"/>
+                </m:rPr>
+                <m:t>)</m:t>
+              </m:r>
+            </m:e>
+            <m:e>
+              <m:r>
+                <m:t>&amp;</m:t>
+              </m:r>
+              <m:r>
+                <m:rPr>
+                  <m:sty m:val="p"/>
+                </m:rPr>
+                <m:t>=</m:t>
+              </m:r>
+              <m:r>
+                <m:t>1</m:t>
+              </m:r>
+              <m:r>
+                <m:rPr>
+                  <m:sty m:val="p"/>
+                </m:rPr>
+                <m:t>−</m:t>
+              </m:r>
+              <m:r>
+                <m:t>0.99</m:t>
+              </m:r>
+              <m:r>
+                <m:t>&amp;</m:t>
+              </m:r>
+              <m:r>
+                <m:t>&amp;</m:t>
+              </m:r>
+              <m:r>
+                <m:rPr>
+                  <m:nor/>
+                  <m:sty m:val="p"/>
+                </m:rPr>
+                <m:t>(substitute the specificity)</m:t>
+              </m:r>
+            </m:e>
+            <m:e>
+              <m:r>
+                <m:t>&amp;</m:t>
+              </m:r>
+              <m:r>
+                <m:rPr>
+                  <m:sty m:val="p"/>
+                </m:rPr>
+                <m:t>=</m:t>
+              </m:r>
+              <m:r>
+                <m:t>0.01</m:t>
+              </m:r>
+              <m:r>
+                <m:t>&amp;</m:t>
+              </m:r>
+              <m:r>
+                <m:t>&amp;</m:t>
+              </m:r>
+              <m:r>
+                <m:rPr>
+                  <m:nor/>
+                  <m:sty m:val="p"/>
+                </m:rPr>
+                <m:t>(subtract)</m:t>
+              </m:r>
+            </m:e>
+          </m:eqArr>
+          <m:r>
+            <m:t>  </m:t>
+          </m:r>
+          <m:r>
+            <m:rPr>
+              <m:sty m:val="p"/>
+            </m:rPr>
+            <m:t>(</m:t>
+          </m:r>
+          <m:r>
+            <m:t>7</m:t>
+          </m:r>
+          <m:r>
+            <m:rPr>
+              <m:sty m:val="p"/>
+            </m:rPr>
+            <m:t>)</m:t>
+          </m:r>
+        </m:oMath>
+      </m:oMathPara>
+      <w:bookmarkEnd w:id="27"/>
+    </w:p>
+    <w:bookmarkEnd w:id="28"/>
+    <w:bookmarkStart w:id="30" w:name="def-prevalence"/>
+    <w:p>
+      <w:pPr>
+        <w:pStyle w:val="FirstParagraph"/>
+      </w:pPr>
+      <w:r>
+        <w:rPr>
+          <w:b/>
+          <w:bCs/>
+        </w:rPr>
+        <w:t xml:space="preserve">Definition 6 (Prevalence)</w:t>
+      </w:r>
+      <w:r>
+        <w:t xml:space="preserve"> </w:t>
+      </w:r>
+      <w:r>
+        <w:t xml:space="preserve">The</w:t>
+      </w:r>
+      <w:r>
+        <w:t xml:space="preserve"> </w:t>
+      </w:r>
+      <w:r>
+        <w:rPr>
+          <w:b/>
+          <w:bCs/>
+        </w:rPr>
+        <w:t xml:space="preserve">prevalence</w:t>
+      </w:r>
+      <w:r>
+        <w:t xml:space="preserve"> </w:t>
+      </w:r>
+      <w:r>
+        <w:t xml:space="preserve">of a disease in a population</w:t>
+      </w:r>
+      <w:r>
+        <w:t xml:space="preserve"> </w:t>
+      </w:r>
+      <w:r>
+        <w:t xml:space="preserve">is the probability that a person drawn from that population</w:t>
+      </w:r>
+      <w:r>
+        <w:t xml:space="preserve"> </w:t>
+      </w:r>
+      <w:r>
+        <w:t xml:space="preserve">has the disease (</w:t>
+      </w:r>
+      <m:oMath>
+        <m:r>
+          <m:t>D</m:t>
+        </m:r>
+      </m:oMath>
+      <w:r>
+        <w:t xml:space="preserve">):</w:t>
+      </w:r>
+    </w:p>
+    <w:p>
+      <w:pPr>
+        <w:pStyle w:val="BodyText"/>
+      </w:pPr>
+      <w:bookmarkStart w:id="29" w:name="eq-prevalence"/>
+      <m:oMathPara>
+        <m:oMathParaPr>
+          <m:jc m:val="center"/>
+        </m:oMathParaPr>
+        <m:oMath>
+          <m:r>
+            <m:rPr>
+              <m:nor/>
+              <m:sty m:val="p"/>
+            </m:rPr>
+            <m:t>prevalence</m:t>
+          </m:r>
+          <m:limUpp>
+            <m:e>
+              <m:r>
+                <m:rPr>
+                  <m:sty m:val="p"/>
+                </m:rPr>
+                <m:t>=</m:t>
+              </m:r>
+            </m:e>
+            <m:lim>
+              <m:r>
+                <m:rPr>
+                  <m:nor/>
+                  <m:sty m:val="p"/>
+                </m:rPr>
+                <m:t>def</m:t>
+              </m:r>
+            </m:lim>
+          </m:limUpp>
+          <m:r>
+            <m:rPr>
+              <m:sty m:val="p"/>
+            </m:rPr>
+            <m:t>Pr</m:t>
+          </m:r>
+          <m:r>
+            <m:rPr>
+              <m:sty m:val="p"/>
+            </m:rPr>
+            <m:t>(</m:t>
+          </m:r>
+          <m:r>
+            <m:t>D</m:t>
+          </m:r>
+          <m:r>
+            <m:rPr>
+              <m:sty m:val="p"/>
+            </m:rPr>
+            <m:t>)</m:t>
+          </m:r>
+          <m:r>
+            <m:t>  </m:t>
+          </m:r>
+          <m:r>
+            <m:rPr>
+              <m:sty m:val="p"/>
+            </m:rPr>
+            <m:t>(</m:t>
+          </m:r>
+          <m:r>
+            <m:t>8</m:t>
+          </m:r>
+          <m:r>
+            <m:rPr>
+              <m:sty m:val="p"/>
+            </m:rPr>
+            <m:t>)</m:t>
+          </m:r>
+        </m:oMath>
+      </m:oMathPara>
+      <w:bookmarkEnd w:id="29"/>
+    </w:p>
+    <w:bookmarkEnd w:id="30"/>
+    <w:bookmarkStart w:id="33" w:name="exm-prevalence"/>
+    <w:p>
+      <w:pPr>
+        <w:pStyle w:val="FirstParagraph"/>
+      </w:pPr>
+      <w:r>
+        <w:rPr>
+          <w:b/>
+          <w:bCs/>
+        </w:rPr>
+        <w:t xml:space="preserve">Example 4 (Prevalence of COVID-19)</w:t>
+      </w:r>
+      <w:r>
+        <w:t xml:space="preserve"> </w:t>
+      </w:r>
+      <w:r>
+        <w:t xml:space="preserve">Suppose 7% of the population being tested with the COVID-19 test of</w:t>
+      </w:r>
+      <w:r>
+        <w:t xml:space="preserve"> </w:t>
+      </w:r>
+      <w:hyperlink w:anchor="exm-sensitivity">
         <w:r>
           <w:rPr>
-            <w:b/>
-            <w:bCs/>
+            <w:rStyle w:val="Hyperlink"/>
           </w:rPr>
-          <w:t xml:space="preserve">specificity</w:t>
+          <w:t xml:space="preserve">Example 2</w:t>
         </w:r>
-      </w:ins>
-      <w:ins w:id="251" w:author="PR Preview" w:date="2026-01-01T00:00:00Z">
+      </w:hyperlink>
+      <w:r>
+        <w:t xml:space="preserve"> </w:t>
+      </w:r>
+      <w:r>
+        <w:t xml:space="preserve">has COVID-19.</w:t>
+      </w:r>
+      <w:r>
+        <w:t xml:space="preserve"> </w:t>
+      </w:r>
+      <w:r>
+        <w:t xml:space="preserve">Then the prevalence (</w:t>
+      </w:r>
+      <w:hyperlink w:anchor="def-prevalence">
         <w:r>
-          <w:t xml:space="preserve"> </w:t>
+          <w:rPr>
+            <w:rStyle w:val="Hyperlink"/>
+          </w:rPr>
+          <w:t xml:space="preserve">Definition 6</w:t>
         </w:r>
-      </w:ins>
-      <w:ins w:id="252" w:author="PR Preview" w:date="2026-01-01T00:00:00Z">
+      </w:hyperlink>
+      <w:r>
+        <w:t xml:space="preserve">) is:</w:t>
+      </w:r>
+    </w:p>
+    <w:p>
+      <w:pPr>
+        <w:pStyle w:val="BodyText"/>
+      </w:pPr>
+      <w:bookmarkStart w:id="31" w:name="eq-prevalence-exm"/>
+      <m:oMathPara>
+        <m:oMathParaPr>
+          <m:jc m:val="center"/>
+        </m:oMathParaPr>
+        <m:oMath>
+          <m:r>
+            <m:rPr>
+              <m:sty m:val="p"/>
+            </m:rPr>
+            <m:t>Pr</m:t>
+          </m:r>
+          <m:r>
+            <m:rPr>
+              <m:sty m:val="p"/>
+            </m:rPr>
+            <m:t>(</m:t>
+          </m:r>
+          <m:r>
+            <m:t>D</m:t>
+          </m:r>
+          <m:r>
+            <m:rPr>
+              <m:sty m:val="p"/>
+            </m:rPr>
+            <m:t>)</m:t>
+          </m:r>
+          <m:r>
+            <m:rPr>
+              <m:sty m:val="p"/>
+            </m:rPr>
+            <m:t>=</m:t>
+          </m:r>
+          <m:r>
+            <m:t>0.07</m:t>
+          </m:r>
+          <m:r>
+            <m:t>  </m:t>
+          </m:r>
+          <m:r>
+            <m:rPr>
+              <m:sty m:val="p"/>
+            </m:rPr>
+            <m:t>(</m:t>
+          </m:r>
+          <m:r>
+            <m:t>9</m:t>
+          </m:r>
+          <m:r>
+            <m:rPr>
+              <m:sty m:val="p"/>
+            </m:rPr>
+            <m:t>)</m:t>
+          </m:r>
+        </m:oMath>
+      </m:oMathPara>
+      <w:bookmarkEnd w:id="31"/>
+    </w:p>
+    <w:p>
+      <w:pPr>
+        <w:pStyle w:val="FirstParagraph"/>
+      </w:pPr>
+      <w:r>
+        <w:t xml:space="preserve">and, by the</w:t>
+      </w:r>
+      <w:r>
+        <w:t xml:space="preserve"> </w:t>
+      </w:r>
+      <w:hyperlink r:id="rId26">
         <w:r>
-          <w:t xml:space="preserve">of a diagnostic test is the probability</w:t>
+          <w:rPr>
+            <w:rStyle w:val="Hyperlink"/>
+          </w:rPr>
+          <w:t xml:space="preserve">complement rule</w:t>
         </w:r>
-      </w:ins>
-      <w:ins w:id="253" w:author="PR Preview" w:date="2026-01-01T00:00:00Z">
+      </w:hyperlink>
+      <w:r>
+        <w:t xml:space="preserve">,</w:t>
+      </w:r>
+      <w:r>
+        <w:t xml:space="preserve"> </w:t>
+      </w:r>
+      <w:r>
+        <w:t xml:space="preserve">the probability that a person drawn from that population does not have COVID-19 is:</w:t>
+      </w:r>
+    </w:p>
+    <w:p>
+      <w:pPr>
+        <w:pStyle w:val="BodyText"/>
+      </w:pPr>
+      <w:bookmarkStart w:id="32" w:name="eq-prevalence-exm-2"/>
+      <m:oMathPara>
+        <m:oMathParaPr>
+          <m:jc m:val="center"/>
+        </m:oMathParaPr>
+        <m:oMath>
+          <m:eqArr>
+            <m:e>
+              <m:r>
+                <m:rPr>
+                  <m:sty m:val="p"/>
+                </m:rPr>
+                <m:t>Pr</m:t>
+              </m:r>
+              <m:r>
+                <m:rPr>
+                  <m:sty m:val="p"/>
+                </m:rPr>
+                <m:t>(</m:t>
+              </m:r>
+              <m:r>
+                <m:rPr>
+                  <m:sty m:val="p"/>
+                </m:rPr>
+                <m:t>¬</m:t>
+              </m:r>
+              <m:r>
+                <m:t>D</m:t>
+              </m:r>
+              <m:r>
+                <m:rPr>
+                  <m:sty m:val="p"/>
+                </m:rPr>
+                <m:t>)</m:t>
+              </m:r>
+              <m:r>
+                <m:t>&amp;</m:t>
+              </m:r>
+              <m:r>
+                <m:rPr>
+                  <m:sty m:val="p"/>
+                </m:rPr>
+                <m:t>=</m:t>
+              </m:r>
+              <m:r>
+                <m:t>1</m:t>
+              </m:r>
+              <m:r>
+                <m:rPr>
+                  <m:sty m:val="p"/>
+                </m:rPr>
+                <m:t>−</m:t>
+              </m:r>
+              <m:r>
+                <m:rPr>
+                  <m:sty m:val="p"/>
+                </m:rPr>
+                <m:t>Pr</m:t>
+              </m:r>
+              <m:r>
+                <m:rPr>
+                  <m:sty m:val="p"/>
+                </m:rPr>
+                <m:t>(</m:t>
+              </m:r>
+              <m:r>
+                <m:t>D</m:t>
+              </m:r>
+              <m:r>
+                <m:rPr>
+                  <m:sty m:val="p"/>
+                </m:rPr>
+                <m:t>)</m:t>
+              </m:r>
+              <m:r>
+                <m:t>&amp;</m:t>
+              </m:r>
+              <m:r>
+                <m:t>&amp;</m:t>
+              </m:r>
+              <m:r>
+                <m:rPr>
+                  <m:nor/>
+                  <m:sty m:val="p"/>
+                </m:rPr>
+                <m:t>(complement rule)</m:t>
+              </m:r>
+            </m:e>
+            <m:e>
+              <m:r>
+                <m:t>&amp;</m:t>
+              </m:r>
+              <m:r>
+                <m:rPr>
+                  <m:sty m:val="p"/>
+                </m:rPr>
+                <m:t>=</m:t>
+              </m:r>
+              <m:r>
+                <m:t>1</m:t>
+              </m:r>
+              <m:r>
+                <m:rPr>
+                  <m:sty m:val="p"/>
+                </m:rPr>
+                <m:t>−</m:t>
+              </m:r>
+              <m:r>
+                <m:t>0.07</m:t>
+              </m:r>
+              <m:r>
+                <m:t>&amp;</m:t>
+              </m:r>
+              <m:r>
+                <m:t>&amp;</m:t>
+              </m:r>
+              <m:r>
+                <m:rPr>
+                  <m:nor/>
+                  <m:sty m:val="p"/>
+                </m:rPr>
+                <m:t>(substitute the prevalence)</m:t>
+              </m:r>
+            </m:e>
+            <m:e>
+              <m:r>
+                <m:t>&amp;</m:t>
+              </m:r>
+              <m:r>
+                <m:rPr>
+                  <m:sty m:val="p"/>
+                </m:rPr>
+                <m:t>=</m:t>
+              </m:r>
+              <m:r>
+                <m:t>0.93</m:t>
+              </m:r>
+              <m:r>
+                <m:t>&amp;</m:t>
+              </m:r>
+              <m:r>
+                <m:t>&amp;</m:t>
+              </m:r>
+              <m:r>
+                <m:rPr>
+                  <m:nor/>
+                  <m:sty m:val="p"/>
+                </m:rPr>
+                <m:t>(subtract)</m:t>
+              </m:r>
+            </m:e>
+          </m:eqArr>
+          <m:r>
+            <m:t>  </m:t>
+          </m:r>
+          <m:r>
+            <m:rPr>
+              <m:sty m:val="p"/>
+            </m:rPr>
+            <m:t>(</m:t>
+          </m:r>
+          <m:r>
+            <m:t>10</m:t>
+          </m:r>
+          <m:r>
+            <m:rPr>
+              <m:sty m:val="p"/>
+            </m:rPr>
+            <m:t>)</m:t>
+          </m:r>
+        </m:oMath>
+      </m:oMathPara>
+      <w:bookmarkEnd w:id="32"/>
+    </w:p>
+    <w:bookmarkEnd w:id="33"/>
+    <w:bookmarkEnd w:id="34"/>
+    <w:bookmarkStart w:id="45" w:name="predictive-values"/>
+    <w:p>
+      <w:pPr>
+        <w:pStyle w:val="Heading2"/>
+      </w:pPr>
+      <w:r>
+        <w:t xml:space="preserve">3 Predictive values</w:t>
+      </w:r>
+    </w:p>
+    <w:bookmarkStart w:id="36" w:name="def-ppv"/>
+    <w:p>
+      <w:pPr>
+        <w:pStyle w:val="FirstParagraph"/>
+      </w:pPr>
+      <w:r>
+        <w:rPr>
+          <w:b/>
+          <w:bCs/>
+        </w:rPr>
+        <w:t xml:space="preserve">Definition 7 (Positive predictive value (PPV))</w:t>
+      </w:r>
+      <w:r>
+        <w:t xml:space="preserve"> </w:t>
+      </w:r>
+      <w:r>
+        <w:t xml:space="preserve">The</w:t>
+      </w:r>
+      <w:r>
+        <w:t xml:space="preserve"> </w:t>
+      </w:r>
+      <w:r>
+        <w:rPr>
+          <w:b/>
+          <w:bCs/>
+        </w:rPr>
+        <w:t xml:space="preserve">positive predictive value</w:t>
+      </w:r>
+      <w:r>
+        <w:t xml:space="preserve"> </w:t>
+      </w:r>
+      <w:r>
+        <w:t xml:space="preserve">of a diagnostic test is the probability</w:t>
+      </w:r>
+      <w:r>
+        <w:t xml:space="preserve"> </w:t>
+      </w:r>
+      <w:r>
+        <w:t xml:space="preserve">that the person tested has the disease (</w:t>
+      </w:r>
+      <m:oMath>
+        <m:r>
+          <m:t>D</m:t>
+        </m:r>
+      </m:oMath>
+      <w:r>
+        <w:t xml:space="preserve">),</w:t>
+      </w:r>
+      <w:r>
+        <w:t xml:space="preserve"> </w:t>
+      </w:r>
+      <w:r>
+        <w:t xml:space="preserve">given that the test is positive (</w:t>
+      </w:r>
+      <m:oMath>
+        <m:r>
+          <m:rPr>
+            <m:sty m:val="p"/>
+          </m:rPr>
+          <m:t>+</m:t>
+        </m:r>
+      </m:oMath>
+      <w:r>
+        <w:t xml:space="preserve">):</w:t>
+      </w:r>
+    </w:p>
+    <w:p>
+      <w:pPr>
+        <w:pStyle w:val="BodyText"/>
+      </w:pPr>
+      <w:bookmarkStart w:id="35" w:name="eq-ppv"/>
+      <m:oMathPara>
+        <m:oMathParaPr>
+          <m:jc m:val="center"/>
+        </m:oMathParaPr>
+        <m:oMath>
+          <m:r>
+            <m:rPr>
+              <m:nor/>
+              <m:sty m:val="p"/>
+            </m:rPr>
+            <m:t>PPV</m:t>
+          </m:r>
+          <m:limUpp>
+            <m:e>
+              <m:r>
+                <m:rPr>
+                  <m:sty m:val="p"/>
+                </m:rPr>
+                <m:t>=</m:t>
+              </m:r>
+            </m:e>
+            <m:lim>
+              <m:r>
+                <m:rPr>
+                  <m:nor/>
+                  <m:sty m:val="p"/>
+                </m:rPr>
+                <m:t>def</m:t>
+              </m:r>
+            </m:lim>
+          </m:limUpp>
+          <m:r>
+            <m:rPr>
+              <m:sty m:val="p"/>
+            </m:rPr>
+            <m:t>Pr</m:t>
+          </m:r>
+          <m:r>
+            <m:rPr>
+              <m:sty m:val="p"/>
+            </m:rPr>
+            <m:t>(</m:t>
+          </m:r>
+          <m:r>
+            <m:t>D</m:t>
+          </m:r>
+          <m:r>
+            <m:rPr>
+              <m:sty m:val="p"/>
+            </m:rPr>
+            <m:t>∣</m:t>
+          </m:r>
+          <m:r>
+            <m:rPr>
+              <m:sty m:val="p"/>
+            </m:rPr>
+            <m:t>+</m:t>
+          </m:r>
+          <m:r>
+            <m:rPr>
+              <m:sty m:val="p"/>
+            </m:rPr>
+            <m:t>)</m:t>
+          </m:r>
+          <m:r>
+            <m:t>  </m:t>
+          </m:r>
+          <m:r>
+            <m:rPr>
+              <m:sty m:val="p"/>
+            </m:rPr>
+            <m:t>(</m:t>
+          </m:r>
+          <m:r>
+            <m:t>11</m:t>
+          </m:r>
+          <m:r>
+            <m:rPr>
+              <m:sty m:val="p"/>
+            </m:rPr>
+            <m:t>)</m:t>
+          </m:r>
+        </m:oMath>
+      </m:oMathPara>
+      <w:bookmarkEnd w:id="35"/>
+    </w:p>
+    <w:bookmarkEnd w:id="36"/>
+    <w:bookmarkStart w:id="39" w:name="exm-ppv"/>
+    <w:p>
+      <w:pPr>
+        <w:pStyle w:val="FirstParagraph"/>
+      </w:pPr>
+      <w:r>
+        <w:rPr>
+          <w:b/>
+          <w:bCs/>
+        </w:rPr>
+        <w:t xml:space="preserve">Example 5 (PPV of a COVID-19 test)</w:t>
+      </w:r>
+      <w:r>
+        <w:t xml:space="preserve"> </w:t>
+      </w:r>
+      <w:r>
+        <w:t xml:space="preserve">For the COVID-19 test of</w:t>
+      </w:r>
+      <w:r>
+        <w:t xml:space="preserve"> </w:t>
+      </w:r>
+      <w:hyperlink w:anchor="exm-sensitivity">
         <w:r>
-          <w:t xml:space="preserve"> </w:t>
+          <w:rPr>
+            <w:rStyle w:val="Hyperlink"/>
+          </w:rPr>
+          <w:t xml:space="preserve">Example 2</w:t>
         </w:r>
-      </w:ins>
-      <w:ins w:id="254" w:author="PR Preview" w:date="2026-01-01T00:00:00Z">
+      </w:hyperlink>
+      <w:r>
+        <w:t xml:space="preserve"> </w:t>
+      </w:r>
+      <w:r>
+        <w:t xml:space="preserve">and</w:t>
+      </w:r>
+      <w:r>
+        <w:t xml:space="preserve"> </w:t>
+      </w:r>
+      <w:hyperlink w:anchor="exm-specificity">
         <w:r>
-          <w:t xml:space="preserve">that the test is negative (</w:t>
+          <w:rPr>
+            <w:rStyle w:val="Hyperlink"/>
+          </w:rPr>
+          <w:t xml:space="preserve">Example 3</w:t>
         </w:r>
-      </w:ins>
+      </w:hyperlink>
+      <w:r>
+        <w:t xml:space="preserve">,</w:t>
+      </w:r>
+      <w:r>
+        <w:t xml:space="preserve"> </w:t>
+      </w:r>
+      <w:r>
+        <w:t xml:space="preserve">used in the population of</w:t>
+      </w:r>
+      <w:r>
+        <w:t xml:space="preserve"> </w:t>
+      </w:r>
+      <w:hyperlink w:anchor="exm-prevalence">
+        <w:r>
+          <w:rPr>
+            <w:rStyle w:val="Hyperlink"/>
+          </w:rPr>
+          <w:t xml:space="preserve">Example 4</w:t>
+        </w:r>
+      </w:hyperlink>
+      <w:r>
+        <w:t xml:space="preserve">,</w:t>
+      </w:r>
+      <w:r>
+        <w:t xml:space="preserve"> </w:t>
+      </w:r>
+      <w:hyperlink r:id="rId37">
+        <w:r>
+          <w:rPr>
+            <w:rStyle w:val="Hyperlink"/>
+          </w:rPr>
+          <w:t xml:space="preserve">Bayes’ theorem</w:t>
+        </w:r>
+      </w:hyperlink>
+      <w:r>
+        <w:t xml:space="preserve"> </w:t>
+      </w:r>
+      <w:r>
+        <w:t xml:space="preserve">gives the positive predictive value (</w:t>
+      </w:r>
+      <w:hyperlink w:anchor="def-ppv">
+        <w:r>
+          <w:rPr>
+            <w:rStyle w:val="Hyperlink"/>
+          </w:rPr>
+          <w:t xml:space="preserve">Definition 7</w:t>
+        </w:r>
+      </w:hyperlink>
+      <w:r>
+        <w:t xml:space="preserve">):</w:t>
+      </w:r>
+    </w:p>
+    <w:p>
+      <w:pPr>
+        <w:pStyle w:val="BodyText"/>
+      </w:pPr>
+      <w:bookmarkStart w:id="38" w:name="eq-ppv-exm"/>
+      <m:oMathPara>
+        <m:oMathParaPr>
+          <m:jc m:val="center"/>
+        </m:oMathParaPr>
+        <m:oMath>
+          <m:r>
+            <m:rPr>
+              <m:sty m:val="p"/>
+            </m:rPr>
+            <m:t>Pr</m:t>
+          </m:r>
+          <m:r>
+            <m:rPr>
+              <m:sty m:val="p"/>
+            </m:rPr>
+            <m:t>(</m:t>
+          </m:r>
+          <m:r>
+            <m:t>D</m:t>
+          </m:r>
+          <m:r>
+            <m:rPr>
+              <m:sty m:val="p"/>
+            </m:rPr>
+            <m:t>∣</m:t>
+          </m:r>
+          <m:r>
+            <m:rPr>
+              <m:sty m:val="p"/>
+            </m:rPr>
+            <m:t>+</m:t>
+          </m:r>
+          <m:r>
+            <m:rPr>
+              <m:sty m:val="p"/>
+            </m:rPr>
+            <m:t>)</m:t>
+          </m:r>
+          <m:r>
+            <m:rPr>
+              <m:sty m:val="p"/>
+            </m:rPr>
+            <m:t>≈</m:t>
+          </m:r>
+          <m:r>
+            <m:t>0.88</m:t>
+          </m:r>
+          <m:r>
+            <m:t>  </m:t>
+          </m:r>
+          <m:r>
+            <m:rPr>
+              <m:sty m:val="p"/>
+            </m:rPr>
+            <m:t>(</m:t>
+          </m:r>
+          <m:r>
+            <m:t>12</m:t>
+          </m:r>
+          <m:r>
+            <m:rPr>
+              <m:sty m:val="p"/>
+            </m:rPr>
+            <m:t>)</m:t>
+          </m:r>
+        </m:oMath>
+      </m:oMathPara>
+      <w:bookmarkEnd w:id="38"/>
+    </w:p>
+    <w:p>
+      <w:pPr>
+        <w:pStyle w:val="FirstParagraph"/>
+      </w:pPr>
+      <w:r>
+        <w:t xml:space="preserve">Even with a highly accurate test (99% sensitive and 99% specific),</w:t>
+      </w:r>
+      <w:r>
+        <w:t xml:space="preserve"> </w:t>
+      </w:r>
+      <w:r>
+        <w:t xml:space="preserve">only about 88% of the people who test positive have COVID-19,</w:t>
+      </w:r>
+      <w:r>
+        <w:t xml:space="preserve"> </w:t>
+      </w:r>
+      <w:r>
+        <w:t xml:space="preserve">because the prevalence (7%) is low enough that</w:t>
+      </w:r>
+      <w:r>
+        <w:t xml:space="preserve"> </w:t>
+      </w:r>
+      <w:r>
+        <w:t xml:space="preserve">false positives make up a meaningful fraction of all positive tests.</w:t>
+      </w:r>
+    </w:p>
+    <w:bookmarkEnd w:id="39"/>
+    <w:bookmarkStart w:id="41" w:name="def-npv"/>
+    <w:p>
+      <w:pPr>
+        <w:pStyle w:val="BodyText"/>
+      </w:pPr>
+      <w:r>
+        <w:rPr>
+          <w:b/>
+          <w:bCs/>
+        </w:rPr>
+        <w:t xml:space="preserve">Definition 8 (Negative predictive value (NPV))</w:t>
+      </w:r>
+      <w:r>
+        <w:t xml:space="preserve"> </w:t>
+      </w:r>
+      <w:r>
+        <w:t xml:space="preserve">The</w:t>
+      </w:r>
+      <w:r>
+        <w:t xml:space="preserve"> </w:t>
+      </w:r>
+      <w:r>
+        <w:rPr>
+          <w:b/>
+          <w:bCs/>
+        </w:rPr>
+        <w:t xml:space="preserve">negative predictive value</w:t>
+      </w:r>
+      <w:r>
+        <w:t xml:space="preserve"> </w:t>
+      </w:r>
+      <w:r>
+        <w:t xml:space="preserve">of a diagnostic test is the probability</w:t>
+      </w:r>
+      <w:r>
+        <w:t xml:space="preserve"> </w:t>
+      </w:r>
+      <w:r>
+        <w:t xml:space="preserve">that the person tested does not have the disease (</w:t>
+      </w:r>
+      <m:oMath>
+        <m:r>
+          <m:rPr>
+            <m:sty m:val="p"/>
+          </m:rPr>
+          <m:t>¬</m:t>
+        </m:r>
+        <m:r>
+          <m:t>D</m:t>
+        </m:r>
+      </m:oMath>
+      <w:r>
+        <w:t xml:space="preserve">),</w:t>
+      </w:r>
+      <w:r>
+        <w:t xml:space="preserve"> </w:t>
+      </w:r>
+      <w:r>
+        <w:t xml:space="preserve">given that the test is negative (</w:t>
+      </w:r>
       <m:oMath>
         <m:r>
           <m:rPr>
@@ -2490,2162 +2796,9 @@
           <m:t>+</m:t>
         </m:r>
       </m:oMath>
-      <w:ins w:id="255" w:author="PR Preview" w:date="2026-01-01T00:00:00Z">
-        <w:r>
-          <w:t xml:space="preserve">),</w:t>
-        </w:r>
-      </w:ins>
-      <w:ins w:id="256" w:author="PR Preview" w:date="2026-01-01T00:00:00Z">
-        <w:r>
-          <w:t xml:space="preserve"> </w:t>
-        </w:r>
-      </w:ins>
-      <w:ins w:id="257" w:author="PR Preview" w:date="2026-01-01T00:00:00Z">
-        <w:r>
-          <w:t xml:space="preserve">given that the person tested does not have the disease (</w:t>
-        </w:r>
-      </w:ins>
-      <m:oMath>
-        <m:r>
-          <m:rPr>
-            <m:sty m:val="p"/>
-          </m:rPr>
-          <m:t>¬</m:t>
-        </m:r>
-        <m:r>
-          <m:t>D</m:t>
-        </m:r>
-      </m:oMath>
-      <w:ins w:id="258" w:author="PR Preview" w:date="2026-01-01T00:00:00Z">
-        <w:r>
-          <w:t xml:space="preserve">):</w:t>
-        </w:r>
-      </w:ins>
-    </w:p>
-    <w:p>
-      <w:pPr>
-        <w:pStyle w:val="BodyText"/>
-      </w:pPr>
-      <w:bookmarkStart w:id="23" w:name="eq-specificity"/>
-      <m:oMathPara>
-        <m:oMathParaPr>
-          <m:jc m:val="center"/>
-        </m:oMathParaPr>
-        <m:oMath>
-          <m:r>
-            <m:rPr>
-              <m:nor/>
-              <m:sty m:val="p"/>
-            </m:rPr>
-            <m:t>specificity</m:t>
-          </m:r>
-          <m:limUpp>
-            <m:e>
-              <m:r>
-                <m:rPr>
-                  <m:sty m:val="p"/>
-                </m:rPr>
-                <m:t>=</m:t>
-              </m:r>
-            </m:e>
-            <m:lim>
-              <m:r>
-                <m:rPr>
-                  <m:nor/>
-                  <m:sty m:val="p"/>
-                </m:rPr>
-                <m:t>def</m:t>
-              </m:r>
-            </m:lim>
-          </m:limUpp>
-          <m:r>
-            <m:rPr>
-              <m:sty m:val="p"/>
-            </m:rPr>
-            <m:t>Pr</m:t>
-          </m:r>
-          <m:r>
-            <m:rPr>
-              <m:sty m:val="p"/>
-            </m:rPr>
-            <m:t>(</m:t>
-          </m:r>
-          <m:r>
-            <m:rPr>
-              <m:sty m:val="p"/>
-            </m:rPr>
-            <m:t>¬</m:t>
-          </m:r>
-          <m:r>
-            <m:rPr>
-              <m:sty m:val="p"/>
-            </m:rPr>
-            <m:t>+</m:t>
-          </m:r>
-          <m:r>
-            <m:rPr>
-              <m:sty m:val="p"/>
-            </m:rPr>
-            <m:t>∣</m:t>
-          </m:r>
-          <m:r>
-            <m:rPr>
-              <m:sty m:val="p"/>
-            </m:rPr>
-            <m:t>¬</m:t>
-          </m:r>
-          <m:r>
-            <m:t>D</m:t>
-          </m:r>
-          <m:r>
-            <m:rPr>
-              <m:sty m:val="p"/>
-            </m:rPr>
-            <m:t>)</m:t>
-          </m:r>
-          <m:r>
-            <m:t>  </m:t>
-          </m:r>
-          <m:r>
-            <m:rPr>
-              <m:sty m:val="p"/>
-            </m:rPr>
-            <m:t>(</m:t>
-          </m:r>
-          <m:r>
-            <m:t>5</m:t>
-          </m:r>
-          <m:r>
-            <m:rPr>
-              <m:sty m:val="p"/>
-            </m:rPr>
-            <m:t>)</m:t>
-          </m:r>
-        </m:oMath>
-      </m:oMathPara>
-      <w:bookmarkEnd w:id="23"/>
-    </w:p>
-    <w:bookmarkEnd w:id="24"/>
-    <w:bookmarkStart w:id="28" w:name="exm-specificity"/>
-    <w:p>
-      <w:pPr>
-        <w:pStyle w:val="FirstParagraph"/>
-      </w:pPr>
-      <w:del w:id="259" w:author="PR Preview" w:date="2026-01-01T00:00:00Z">
-        <w:r>
-          <w:rPr>
-            <w:b/>
-            <w:bCs/>
-          </w:rPr>
-          <w:delText xml:space="preserve">Example 3 (Specificity of a COVID-19 test)</w:delText>
-        </w:r>
-      </w:del>
-      <w:del w:id="260" w:author="PR Preview" w:date="2026-01-01T00:00:00Z">
-        <w:r>
-          <w:delText xml:space="preserve"> </w:delText>
-        </w:r>
-      </w:del>
-      <w:del w:id="261" w:author="PR Preview" w:date="2026-01-01T00:00:00Z">
-        <w:r>
-          <w:delText xml:space="preserve">Suppose the COVID-19 test of</w:delText>
-        </w:r>
-      </w:del>
-      <w:del w:id="262" w:author="PR Preview" w:date="2026-01-01T00:00:00Z">
-        <w:r>
-          <w:delText xml:space="preserve"> </w:delText>
-        </w:r>
-      </w:del>
-      <w:hyperlink w:anchor="exm-sensitivity">
-        <w:del w:id="263" w:author="PR Preview" w:date="2026-01-01T00:00:00Z">
-          <w:r>
-            <w:rPr>
-              <w:rStyle w:val="Hyperlink"/>
-            </w:rPr>
-            <w:delText xml:space="preserve">Example 2</w:delText>
-          </w:r>
-        </w:del>
-      </w:hyperlink>
-      <w:del w:id="264" w:author="PR Preview" w:date="2026-01-01T00:00:00Z">
-        <w:r>
-          <w:delText xml:space="preserve"> </w:delText>
-        </w:r>
-      </w:del>
-      <w:del w:id="265" w:author="PR Preview" w:date="2026-01-01T00:00:00Z">
-        <w:r>
-          <w:delText xml:space="preserve">is negative for 99% of the people who do not have COVID-19.</w:delText>
-        </w:r>
-      </w:del>
-      <w:del w:id="266" w:author="PR Preview" w:date="2026-01-01T00:00:00Z">
-        <w:r>
-          <w:delText xml:space="preserve"> </w:delText>
-        </w:r>
-      </w:del>
-      <w:del w:id="267" w:author="PR Preview" w:date="2026-01-01T00:00:00Z">
-        <w:r>
-          <w:delText xml:space="preserve">Then its specificity (</w:delText>
-        </w:r>
-      </w:del>
-      <w:hyperlink w:anchor="def-specificity">
-        <w:del w:id="268" w:author="PR Preview" w:date="2026-01-01T00:00:00Z">
-          <w:r>
-            <w:rPr>
-              <w:rStyle w:val="Hyperlink"/>
-            </w:rPr>
-            <w:delText xml:space="preserve">Definition 3</w:delText>
-          </w:r>
-        </w:del>
-      </w:hyperlink>
-      <w:del w:id="269" w:author="PR Preview" w:date="2026-01-01T00:00:00Z">
-        <w:r>
-          <w:delText xml:space="preserve">) is:</w:delText>
-        </w:r>
-      </w:del>
-    </w:p>
-    <w:p>
-      <w:pPr>
-        <w:pStyle w:val="FirstParagraph"/>
-      </w:pPr>
-      <w:ins w:id="270" w:author="PR Preview" w:date="2026-01-01T00:00:00Z">
-        <w:r>
-          <w:rPr>
-            <w:b/>
-            <w:bCs/>
-          </w:rPr>
-          <w:t xml:space="preserve">Example 3 (Specificity of a COVID-19 test)</w:t>
-        </w:r>
-      </w:ins>
-      <w:ins w:id="271" w:author="PR Preview" w:date="2026-01-01T00:00:00Z">
-        <w:r>
-          <w:t xml:space="preserve"> </w:t>
-        </w:r>
-      </w:ins>
-      <w:ins w:id="272" w:author="PR Preview" w:date="2026-01-01T00:00:00Z">
-        <w:r>
-          <w:t xml:space="preserve">Suppose the COVID-19 test of</w:t>
-        </w:r>
-      </w:ins>
-      <w:ins w:id="273" w:author="PR Preview" w:date="2026-01-01T00:00:00Z">
-        <w:r>
-          <w:t xml:space="preserve"> </w:t>
-        </w:r>
-      </w:ins>
-      <w:hyperlink w:anchor="exm-sensitivity">
-        <w:ins w:id="274" w:author="PR Preview" w:date="2026-01-01T00:00:00Z">
-          <w:r>
-            <w:rPr>
-              <w:rStyle w:val="Hyperlink"/>
-            </w:rPr>
-            <w:t xml:space="preserve">Example 2</w:t>
-          </w:r>
-        </w:ins>
-      </w:hyperlink>
-      <w:ins w:id="275" w:author="PR Preview" w:date="2026-01-01T00:00:00Z">
-        <w:r>
-          <w:t xml:space="preserve"> </w:t>
-        </w:r>
-      </w:ins>
-      <w:ins w:id="276" w:author="PR Preview" w:date="2026-01-01T00:00:00Z">
-        <w:r>
-          <w:t xml:space="preserve">is negative for 99% of the people who do not have COVID-19.</w:t>
-        </w:r>
-      </w:ins>
-      <w:ins w:id="277" w:author="PR Preview" w:date="2026-01-01T00:00:00Z">
-        <w:r>
-          <w:t xml:space="preserve"> </w:t>
-        </w:r>
-      </w:ins>
-      <w:ins w:id="278" w:author="PR Preview" w:date="2026-01-01T00:00:00Z">
-        <w:r>
-          <w:t xml:space="preserve">Then its specificity (</w:t>
-        </w:r>
-      </w:ins>
-      <w:hyperlink w:anchor="def-specificity">
-        <w:ins w:id="279" w:author="PR Preview" w:date="2026-01-01T00:00:00Z">
-          <w:r>
-            <w:rPr>
-              <w:rStyle w:val="Hyperlink"/>
-            </w:rPr>
-            <w:t xml:space="preserve">Definition 5</w:t>
-          </w:r>
-        </w:ins>
-      </w:hyperlink>
-      <w:ins w:id="280" w:author="PR Preview" w:date="2026-01-01T00:00:00Z">
-        <w:r>
-          <w:t xml:space="preserve">) is:</w:t>
-        </w:r>
-      </w:ins>
-    </w:p>
-    <w:p>
-      <w:pPr>
-        <w:pStyle w:val="BodyText"/>
-      </w:pPr>
-      <w:bookmarkStart w:id="25" w:name="eq-specificity-exm"/>
-      <m:oMathPara>
-        <m:oMathParaPr>
-          <m:jc m:val="center"/>
-        </m:oMathParaPr>
-        <m:oMath>
-          <m:r>
-            <m:rPr>
-              <m:sty m:val="p"/>
-            </m:rPr>
-            <m:t>Pr</m:t>
-          </m:r>
-          <m:r>
-            <m:rPr>
-              <m:sty m:val="p"/>
-            </m:rPr>
-            <m:t>(</m:t>
-          </m:r>
-          <m:r>
-            <m:rPr>
-              <m:sty m:val="p"/>
-            </m:rPr>
-            <m:t>¬</m:t>
-          </m:r>
-          <m:r>
-            <m:rPr>
-              <m:sty m:val="p"/>
-            </m:rPr>
-            <m:t>+</m:t>
-          </m:r>
-          <m:r>
-            <m:rPr>
-              <m:sty m:val="p"/>
-            </m:rPr>
-            <m:t>∣</m:t>
-          </m:r>
-          <m:r>
-            <m:rPr>
-              <m:sty m:val="p"/>
-            </m:rPr>
-            <m:t>¬</m:t>
-          </m:r>
-          <m:r>
-            <m:t>D</m:t>
-          </m:r>
-          <m:r>
-            <m:rPr>
-              <m:sty m:val="p"/>
-            </m:rPr>
-            <m:t>)</m:t>
-          </m:r>
-          <m:r>
-            <m:rPr>
-              <m:sty m:val="p"/>
-            </m:rPr>
-            <m:t>=</m:t>
-          </m:r>
-          <m:r>
-            <m:t>0.99</m:t>
-          </m:r>
-          <m:r>
-            <m:t>  </m:t>
-          </m:r>
-          <m:r>
-            <m:rPr>
-              <m:sty m:val="p"/>
-            </m:rPr>
-            <m:t>(</m:t>
-          </m:r>
-          <m:r>
-            <m:t>6</m:t>
-          </m:r>
-          <m:r>
-            <m:rPr>
-              <m:sty m:val="p"/>
-            </m:rPr>
-            <m:t>)</m:t>
-          </m:r>
-        </m:oMath>
-      </m:oMathPara>
-      <w:bookmarkEnd w:id="25"/>
-    </w:p>
-    <w:p>
-      <w:pPr>
-        <w:pStyle w:val="FirstParagraph"/>
-      </w:pPr>
-      <w:r>
-        <w:t xml:space="preserve">By the</w:t>
-      </w:r>
-      <w:r>
-        <w:t xml:space="preserve"> </w:t>
-      </w:r>
-      <w:hyperlink r:id="rId26">
-        <w:r>
-          <w:rPr>
-            <w:rStyle w:val="Hyperlink"/>
-          </w:rPr>
-          <w:t xml:space="preserve">complement rule</w:t>
-        </w:r>
-      </w:hyperlink>
-      <w:r>
-        <w:t xml:space="preserve">,</w:t>
-      </w:r>
-      <w:r>
-        <w:t xml:space="preserve"> </w:t>
-      </w:r>
-      <w:r>
-        <w:t xml:space="preserve">its false positive rate is:</w:t>
-      </w:r>
-    </w:p>
-    <w:p>
-      <w:pPr>
-        <w:pStyle w:val="BodyText"/>
-      </w:pPr>
-      <w:bookmarkStart w:id="27" w:name="eq-specificity-exm-2"/>
-      <m:oMathPara>
-        <m:oMathParaPr>
-          <m:jc m:val="center"/>
-        </m:oMathParaPr>
-        <m:oMath>
-          <m:eqArr>
-            <m:e>
-              <m:r>
-                <m:rPr>
-                  <m:sty m:val="p"/>
-                </m:rPr>
-                <m:t>Pr</m:t>
-              </m:r>
-              <m:r>
-                <m:rPr>
-                  <m:sty m:val="p"/>
-                </m:rPr>
-                <m:t>(</m:t>
-              </m:r>
-              <m:r>
-                <m:rPr>
-                  <m:sty m:val="p"/>
-                </m:rPr>
-                <m:t>+</m:t>
-              </m:r>
-              <m:r>
-                <m:rPr>
-                  <m:sty m:val="p"/>
-                </m:rPr>
-                <m:t>∣</m:t>
-              </m:r>
-              <m:r>
-                <m:rPr>
-                  <m:sty m:val="p"/>
-                </m:rPr>
-                <m:t>¬</m:t>
-              </m:r>
-              <m:r>
-                <m:t>D</m:t>
-              </m:r>
-              <m:r>
-                <m:rPr>
-                  <m:sty m:val="p"/>
-                </m:rPr>
-                <m:t>)</m:t>
-              </m:r>
-              <m:r>
-                <m:t>&amp;</m:t>
-              </m:r>
-              <m:r>
-                <m:rPr>
-                  <m:sty m:val="p"/>
-                </m:rPr>
-                <m:t>=</m:t>
-              </m:r>
-              <m:r>
-                <m:t>1</m:t>
-              </m:r>
-              <m:r>
-                <m:rPr>
-                  <m:sty m:val="p"/>
-                </m:rPr>
-                <m:t>−</m:t>
-              </m:r>
-              <m:r>
-                <m:rPr>
-                  <m:sty m:val="p"/>
-                </m:rPr>
-                <m:t>Pr</m:t>
-              </m:r>
-              <m:r>
-                <m:rPr>
-                  <m:sty m:val="p"/>
-                </m:rPr>
-                <m:t>(</m:t>
-              </m:r>
-              <m:r>
-                <m:rPr>
-                  <m:sty m:val="p"/>
-                </m:rPr>
-                <m:t>¬</m:t>
-              </m:r>
-              <m:r>
-                <m:rPr>
-                  <m:sty m:val="p"/>
-                </m:rPr>
-                <m:t>+</m:t>
-              </m:r>
-              <m:r>
-                <m:rPr>
-                  <m:sty m:val="p"/>
-                </m:rPr>
-                <m:t>∣</m:t>
-              </m:r>
-              <m:r>
-                <m:rPr>
-                  <m:sty m:val="p"/>
-                </m:rPr>
-                <m:t>¬</m:t>
-              </m:r>
-              <m:r>
-                <m:t>D</m:t>
-              </m:r>
-              <m:r>
-                <m:rPr>
-                  <m:sty m:val="p"/>
-                </m:rPr>
-                <m:t>)</m:t>
-              </m:r>
-              <m:r>
-                <m:t>&amp;</m:t>
-              </m:r>
-              <m:r>
-                <m:t>&amp;</m:t>
-              </m:r>
-              <m:r>
-                <m:rPr>
-                  <m:nor/>
-                  <m:sty m:val="p"/>
-                </m:rPr>
-                <m:t>(complement rule, conditional on </m:t>
-              </m:r>
-              <m:r>
-                <m:rPr>
-                  <m:sty m:val="p"/>
-                </m:rPr>
-                <m:t>¬</m:t>
-              </m:r>
-              <m:r>
-                <m:t>D</m:t>
-              </m:r>
-              <m:r>
-                <m:rPr>
-                  <m:nor/>
-                  <m:sty m:val="p"/>
-                </m:rPr>
-                <m:t>)</m:t>
-              </m:r>
-            </m:e>
-            <m:e>
-              <m:r>
-                <m:t>&amp;</m:t>
-              </m:r>
-              <m:r>
-                <m:rPr>
-                  <m:sty m:val="p"/>
-                </m:rPr>
-                <m:t>=</m:t>
-              </m:r>
-              <m:r>
-                <m:t>1</m:t>
-              </m:r>
-              <m:r>
-                <m:rPr>
-                  <m:sty m:val="p"/>
-                </m:rPr>
-                <m:t>−</m:t>
-              </m:r>
-              <m:r>
-                <m:t>0.99</m:t>
-              </m:r>
-              <m:r>
-                <m:t>&amp;</m:t>
-              </m:r>
-              <m:r>
-                <m:t>&amp;</m:t>
-              </m:r>
-              <m:r>
-                <m:rPr>
-                  <m:nor/>
-                  <m:sty m:val="p"/>
-                </m:rPr>
-                <m:t>(substitute the specificity)</m:t>
-              </m:r>
-            </m:e>
-            <m:e>
-              <m:r>
-                <m:t>&amp;</m:t>
-              </m:r>
-              <m:r>
-                <m:rPr>
-                  <m:sty m:val="p"/>
-                </m:rPr>
-                <m:t>=</m:t>
-              </m:r>
-              <m:r>
-                <m:t>0.01</m:t>
-              </m:r>
-              <m:r>
-                <m:t>&amp;</m:t>
-              </m:r>
-              <m:r>
-                <m:t>&amp;</m:t>
-              </m:r>
-              <m:r>
-                <m:rPr>
-                  <m:nor/>
-                  <m:sty m:val="p"/>
-                </m:rPr>
-                <m:t>(subtract)</m:t>
-              </m:r>
-            </m:e>
-          </m:eqArr>
-          <m:r>
-            <m:t>  </m:t>
-          </m:r>
-          <m:r>
-            <m:rPr>
-              <m:sty m:val="p"/>
-            </m:rPr>
-            <m:t>(</m:t>
-          </m:r>
-          <m:r>
-            <m:t>7</m:t>
-          </m:r>
-          <m:r>
-            <m:rPr>
-              <m:sty m:val="p"/>
-            </m:rPr>
-            <m:t>)</m:t>
-          </m:r>
-        </m:oMath>
-      </m:oMathPara>
-      <w:bookmarkEnd w:id="27"/>
-    </w:p>
-    <w:bookmarkEnd w:id="28"/>
-    <w:bookmarkStart w:id="30" w:name="def-prevalence"/>
-    <w:p>
-      <w:pPr>
-        <w:pStyle w:val="FirstParagraph"/>
-      </w:pPr>
-      <w:del w:id="281" w:author="PR Preview" w:date="2026-01-01T00:00:00Z">
-        <w:r>
-          <w:rPr>
-            <w:b/>
-            <w:bCs/>
-          </w:rPr>
-          <w:delText xml:space="preserve">Definition 4 (Prevalence)</w:delText>
-        </w:r>
-      </w:del>
-      <w:del w:id="282" w:author="PR Preview" w:date="2026-01-01T00:00:00Z">
-        <w:r>
-          <w:delText xml:space="preserve"> </w:delText>
-        </w:r>
-      </w:del>
-      <w:del w:id="283" w:author="PR Preview" w:date="2026-01-01T00:00:00Z">
-        <w:r>
-          <w:delText xml:space="preserve">The</w:delText>
-        </w:r>
-      </w:del>
-      <w:del w:id="284" w:author="PR Preview" w:date="2026-01-01T00:00:00Z">
-        <w:r>
-          <w:delText xml:space="preserve"> </w:delText>
-        </w:r>
-      </w:del>
-      <w:del w:id="285" w:author="PR Preview" w:date="2026-01-01T00:00:00Z">
-        <w:r>
-          <w:rPr>
-            <w:b/>
-            <w:bCs/>
-          </w:rPr>
-          <w:delText xml:space="preserve">prevalence</w:delText>
-        </w:r>
-      </w:del>
-      <w:del w:id="286" w:author="PR Preview" w:date="2026-01-01T00:00:00Z">
-        <w:r>
-          <w:delText xml:space="preserve"> </w:delText>
-        </w:r>
-      </w:del>
-      <w:del w:id="287" w:author="PR Preview" w:date="2026-01-01T00:00:00Z">
-        <w:r>
-          <w:delText xml:space="preserve">of a disease in a population</w:delText>
-        </w:r>
-      </w:del>
-      <w:del w:id="288" w:author="PR Preview" w:date="2026-01-01T00:00:00Z">
-        <w:r>
-          <w:delText xml:space="preserve"> </w:delText>
-        </w:r>
-      </w:del>
-      <w:del w:id="289" w:author="PR Preview" w:date="2026-01-01T00:00:00Z">
-        <w:r>
-          <w:delText xml:space="preserve">is the probability that a person drawn from that population</w:delText>
-        </w:r>
-      </w:del>
-      <w:del w:id="290" w:author="PR Preview" w:date="2026-01-01T00:00:00Z">
-        <w:r>
-          <w:delText xml:space="preserve"> </w:delText>
-        </w:r>
-      </w:del>
-      <w:del w:id="291" w:author="PR Preview" w:date="2026-01-01T00:00:00Z">
-        <w:r>
-          <w:delText xml:space="preserve">has the disease (</w:delText>
-        </w:r>
-      </w:del>
-      <m:oMath>
-        <m:r>
-          <m:t>D</m:t>
-        </m:r>
-      </m:oMath>
-      <w:del w:id="292" w:author="PR Preview" w:date="2026-01-01T00:00:00Z">
-        <w:r>
-          <w:delText xml:space="preserve">):</w:delText>
-        </w:r>
-      </w:del>
-    </w:p>
-    <w:p>
-      <w:pPr>
-        <w:pStyle w:val="FirstParagraph"/>
-      </w:pPr>
-      <w:ins w:id="293" w:author="PR Preview" w:date="2026-01-01T00:00:00Z">
-        <w:r>
-          <w:rPr>
-            <w:b/>
-            <w:bCs/>
-          </w:rPr>
-          <w:t xml:space="preserve">Definition 6 (Prevalence)</w:t>
-        </w:r>
-      </w:ins>
-      <w:ins w:id="294" w:author="PR Preview" w:date="2026-01-01T00:00:00Z">
-        <w:r>
-          <w:t xml:space="preserve"> </w:t>
-        </w:r>
-      </w:ins>
-      <w:ins w:id="295" w:author="PR Preview" w:date="2026-01-01T00:00:00Z">
-        <w:r>
-          <w:t xml:space="preserve">The</w:t>
-        </w:r>
-      </w:ins>
-      <w:ins w:id="296" w:author="PR Preview" w:date="2026-01-01T00:00:00Z">
-        <w:r>
-          <w:t xml:space="preserve"> </w:t>
-        </w:r>
-      </w:ins>
-      <w:ins w:id="297" w:author="PR Preview" w:date="2026-01-01T00:00:00Z">
-        <w:r>
-          <w:rPr>
-            <w:b/>
-            <w:bCs/>
-          </w:rPr>
-          <w:t xml:space="preserve">prevalence</w:t>
-        </w:r>
-      </w:ins>
-      <w:ins w:id="298" w:author="PR Preview" w:date="2026-01-01T00:00:00Z">
-        <w:r>
-          <w:t xml:space="preserve"> </w:t>
-        </w:r>
-      </w:ins>
-      <w:ins w:id="299" w:author="PR Preview" w:date="2026-01-01T00:00:00Z">
-        <w:r>
-          <w:t xml:space="preserve">of a disease in a population</w:t>
-        </w:r>
-      </w:ins>
-      <w:ins w:id="300" w:author="PR Preview" w:date="2026-01-01T00:00:00Z">
-        <w:r>
-          <w:t xml:space="preserve"> </w:t>
-        </w:r>
-      </w:ins>
-      <w:ins w:id="301" w:author="PR Preview" w:date="2026-01-01T00:00:00Z">
-        <w:r>
-          <w:t xml:space="preserve">is the probability that a person drawn from that population</w:t>
-        </w:r>
-      </w:ins>
-      <w:ins w:id="302" w:author="PR Preview" w:date="2026-01-01T00:00:00Z">
-        <w:r>
-          <w:t xml:space="preserve"> </w:t>
-        </w:r>
-      </w:ins>
-      <w:ins w:id="303" w:author="PR Preview" w:date="2026-01-01T00:00:00Z">
-        <w:r>
-          <w:t xml:space="preserve">has the disease (</w:t>
-        </w:r>
-      </w:ins>
-      <m:oMath>
-        <m:r>
-          <m:t>D</m:t>
-        </m:r>
-      </m:oMath>
-      <w:ins w:id="304" w:author="PR Preview" w:date="2026-01-01T00:00:00Z">
-        <w:r>
-          <w:t xml:space="preserve">):</w:t>
-        </w:r>
-      </w:ins>
-    </w:p>
-    <w:p>
-      <w:pPr>
-        <w:pStyle w:val="BodyText"/>
-      </w:pPr>
-      <w:bookmarkStart w:id="29" w:name="eq-prevalence"/>
-      <m:oMathPara>
-        <m:oMathParaPr>
-          <m:jc m:val="center"/>
-        </m:oMathParaPr>
-        <m:oMath>
-          <m:r>
-            <m:rPr>
-              <m:nor/>
-              <m:sty m:val="p"/>
-            </m:rPr>
-            <m:t>prevalence</m:t>
-          </m:r>
-          <m:limUpp>
-            <m:e>
-              <m:r>
-                <m:rPr>
-                  <m:sty m:val="p"/>
-                </m:rPr>
-                <m:t>=</m:t>
-              </m:r>
-            </m:e>
-            <m:lim>
-              <m:r>
-                <m:rPr>
-                  <m:nor/>
-                  <m:sty m:val="p"/>
-                </m:rPr>
-                <m:t>def</m:t>
-              </m:r>
-            </m:lim>
-          </m:limUpp>
-          <m:r>
-            <m:rPr>
-              <m:sty m:val="p"/>
-            </m:rPr>
-            <m:t>Pr</m:t>
-          </m:r>
-          <m:r>
-            <m:rPr>
-              <m:sty m:val="p"/>
-            </m:rPr>
-            <m:t>(</m:t>
-          </m:r>
-          <m:r>
-            <m:t>D</m:t>
-          </m:r>
-          <m:r>
-            <m:rPr>
-              <m:sty m:val="p"/>
-            </m:rPr>
-            <m:t>)</m:t>
-          </m:r>
-          <m:r>
-            <m:t>  </m:t>
-          </m:r>
-          <m:r>
-            <m:rPr>
-              <m:sty m:val="p"/>
-            </m:rPr>
-            <m:t>(</m:t>
-          </m:r>
-          <m:r>
-            <m:t>8</m:t>
-          </m:r>
-          <m:r>
-            <m:rPr>
-              <m:sty m:val="p"/>
-            </m:rPr>
-            <m:t>)</m:t>
-          </m:r>
-        </m:oMath>
-      </m:oMathPara>
-      <w:bookmarkEnd w:id="29"/>
-    </w:p>
-    <w:bookmarkEnd w:id="30"/>
-    <w:bookmarkStart w:id="33" w:name="exm-prevalence"/>
-    <w:p>
-      <w:pPr>
-        <w:pStyle w:val="FirstParagraph"/>
-      </w:pPr>
-      <w:del w:id="305" w:author="PR Preview" w:date="2026-01-01T00:00:00Z">
-        <w:r>
-          <w:rPr>
-            <w:b/>
-            <w:bCs/>
-          </w:rPr>
-          <w:delText xml:space="preserve">Example 4 (Prevalence of COVID-19)</w:delText>
-        </w:r>
-      </w:del>
-      <w:del w:id="306" w:author="PR Preview" w:date="2026-01-01T00:00:00Z">
-        <w:r>
-          <w:delText xml:space="preserve"> </w:delText>
-        </w:r>
-      </w:del>
-      <w:del w:id="307" w:author="PR Preview" w:date="2026-01-01T00:00:00Z">
-        <w:r>
-          <w:delText xml:space="preserve">Suppose 7% of the population being tested with the COVID-19 test of</w:delText>
-        </w:r>
-      </w:del>
-      <w:del w:id="308" w:author="PR Preview" w:date="2026-01-01T00:00:00Z">
-        <w:r>
-          <w:delText xml:space="preserve"> </w:delText>
-        </w:r>
-      </w:del>
-      <w:hyperlink w:anchor="exm-sensitivity">
-        <w:del w:id="309" w:author="PR Preview" w:date="2026-01-01T00:00:00Z">
-          <w:r>
-            <w:rPr>
-              <w:rStyle w:val="Hyperlink"/>
-            </w:rPr>
-            <w:delText xml:space="preserve">Example 2</w:delText>
-          </w:r>
-        </w:del>
-      </w:hyperlink>
-      <w:del w:id="310" w:author="PR Preview" w:date="2026-01-01T00:00:00Z">
-        <w:r>
-          <w:delText xml:space="preserve"> </w:delText>
-        </w:r>
-      </w:del>
-      <w:del w:id="311" w:author="PR Preview" w:date="2026-01-01T00:00:00Z">
-        <w:r>
-          <w:delText xml:space="preserve">has COVID-19.</w:delText>
-        </w:r>
-      </w:del>
-      <w:del w:id="312" w:author="PR Preview" w:date="2026-01-01T00:00:00Z">
-        <w:r>
-          <w:delText xml:space="preserve"> </w:delText>
-        </w:r>
-      </w:del>
-      <w:del w:id="313" w:author="PR Preview" w:date="2026-01-01T00:00:00Z">
-        <w:r>
-          <w:delText xml:space="preserve">Then the prevalence (</w:delText>
-        </w:r>
-      </w:del>
-      <w:hyperlink w:anchor="def-prevalence">
-        <w:del w:id="314" w:author="PR Preview" w:date="2026-01-01T00:00:00Z">
-          <w:r>
-            <w:rPr>
-              <w:rStyle w:val="Hyperlink"/>
-            </w:rPr>
-            <w:delText xml:space="preserve">Definition 4</w:delText>
-          </w:r>
-        </w:del>
-      </w:hyperlink>
-      <w:del w:id="315" w:author="PR Preview" w:date="2026-01-01T00:00:00Z">
-        <w:r>
-          <w:delText xml:space="preserve">) is:</w:delText>
-        </w:r>
-      </w:del>
-    </w:p>
-    <w:p>
-      <w:pPr>
-        <w:pStyle w:val="FirstParagraph"/>
-      </w:pPr>
-      <w:ins w:id="316" w:author="PR Preview" w:date="2026-01-01T00:00:00Z">
-        <w:r>
-          <w:rPr>
-            <w:b/>
-            <w:bCs/>
-          </w:rPr>
-          <w:t xml:space="preserve">Example 4 (Prevalence of COVID-19)</w:t>
-        </w:r>
-      </w:ins>
-      <w:ins w:id="317" w:author="PR Preview" w:date="2026-01-01T00:00:00Z">
-        <w:r>
-          <w:t xml:space="preserve"> </w:t>
-        </w:r>
-      </w:ins>
-      <w:ins w:id="318" w:author="PR Preview" w:date="2026-01-01T00:00:00Z">
-        <w:r>
-          <w:t xml:space="preserve">Suppose 7% of the population being tested with the COVID-19 test of</w:t>
-        </w:r>
-      </w:ins>
-      <w:ins w:id="319" w:author="PR Preview" w:date="2026-01-01T00:00:00Z">
-        <w:r>
-          <w:t xml:space="preserve"> </w:t>
-        </w:r>
-      </w:ins>
-      <w:hyperlink w:anchor="exm-sensitivity">
-        <w:ins w:id="320" w:author="PR Preview" w:date="2026-01-01T00:00:00Z">
-          <w:r>
-            <w:rPr>
-              <w:rStyle w:val="Hyperlink"/>
-            </w:rPr>
-            <w:t xml:space="preserve">Example 2</w:t>
-          </w:r>
-        </w:ins>
-      </w:hyperlink>
-      <w:ins w:id="321" w:author="PR Preview" w:date="2026-01-01T00:00:00Z">
-        <w:r>
-          <w:t xml:space="preserve"> </w:t>
-        </w:r>
-      </w:ins>
-      <w:ins w:id="322" w:author="PR Preview" w:date="2026-01-01T00:00:00Z">
-        <w:r>
-          <w:t xml:space="preserve">has COVID-19.</w:t>
-        </w:r>
-      </w:ins>
-      <w:ins w:id="323" w:author="PR Preview" w:date="2026-01-01T00:00:00Z">
-        <w:r>
-          <w:t xml:space="preserve"> </w:t>
-        </w:r>
-      </w:ins>
-      <w:ins w:id="324" w:author="PR Preview" w:date="2026-01-01T00:00:00Z">
-        <w:r>
-          <w:t xml:space="preserve">Then the prevalence (</w:t>
-        </w:r>
-      </w:ins>
-      <w:hyperlink w:anchor="def-prevalence">
-        <w:ins w:id="325" w:author="PR Preview" w:date="2026-01-01T00:00:00Z">
-          <w:r>
-            <w:rPr>
-              <w:rStyle w:val="Hyperlink"/>
-            </w:rPr>
-            <w:t xml:space="preserve">Definition 6</w:t>
-          </w:r>
-        </w:ins>
-      </w:hyperlink>
-      <w:ins w:id="326" w:author="PR Preview" w:date="2026-01-01T00:00:00Z">
-        <w:r>
-          <w:t xml:space="preserve">) is:</w:t>
-        </w:r>
-      </w:ins>
-    </w:p>
-    <w:p>
-      <w:pPr>
-        <w:pStyle w:val="BodyText"/>
-      </w:pPr>
-      <w:bookmarkStart w:id="31" w:name="eq-prevalence-exm"/>
-      <m:oMathPara>
-        <m:oMathParaPr>
-          <m:jc m:val="center"/>
-        </m:oMathParaPr>
-        <m:oMath>
-          <m:r>
-            <m:rPr>
-              <m:sty m:val="p"/>
-            </m:rPr>
-            <m:t>Pr</m:t>
-          </m:r>
-          <m:r>
-            <m:rPr>
-              <m:sty m:val="p"/>
-            </m:rPr>
-            <m:t>(</m:t>
-          </m:r>
-          <m:r>
-            <m:t>D</m:t>
-          </m:r>
-          <m:r>
-            <m:rPr>
-              <m:sty m:val="p"/>
-            </m:rPr>
-            <m:t>)</m:t>
-          </m:r>
-          <m:r>
-            <m:rPr>
-              <m:sty m:val="p"/>
-            </m:rPr>
-            <m:t>=</m:t>
-          </m:r>
-          <m:r>
-            <m:t>0.07</m:t>
-          </m:r>
-          <m:r>
-            <m:t>  </m:t>
-          </m:r>
-          <m:r>
-            <m:rPr>
-              <m:sty m:val="p"/>
-            </m:rPr>
-            <m:t>(</m:t>
-          </m:r>
-          <m:r>
-            <m:t>9</m:t>
-          </m:r>
-          <m:r>
-            <m:rPr>
-              <m:sty m:val="p"/>
-            </m:rPr>
-            <m:t>)</m:t>
-          </m:r>
-        </m:oMath>
-      </m:oMathPara>
-      <w:bookmarkEnd w:id="31"/>
-    </w:p>
-    <w:p>
-      <w:pPr>
-        <w:pStyle w:val="FirstParagraph"/>
-      </w:pPr>
-      <w:r>
-        <w:t xml:space="preserve">and, by the</w:t>
-      </w:r>
-      <w:r>
-        <w:t xml:space="preserve"> </w:t>
-      </w:r>
-      <w:hyperlink r:id="rId26">
-        <w:r>
-          <w:rPr>
-            <w:rStyle w:val="Hyperlink"/>
-          </w:rPr>
-          <w:t xml:space="preserve">complement rule</w:t>
-        </w:r>
-      </w:hyperlink>
-      <w:r>
-        <w:t xml:space="preserve">,</w:t>
-      </w:r>
-      <w:r>
-        <w:t xml:space="preserve"> </w:t>
-      </w:r>
-      <w:r>
-        <w:t xml:space="preserve">the probability that a person drawn from that population does not have COVID-19 is:</w:t>
-      </w:r>
-    </w:p>
-    <w:p>
-      <w:pPr>
-        <w:pStyle w:val="BodyText"/>
-      </w:pPr>
-      <w:bookmarkStart w:id="32" w:name="eq-prevalence-exm-2"/>
-      <m:oMathPara>
-        <m:oMathParaPr>
-          <m:jc m:val="center"/>
-        </m:oMathParaPr>
-        <m:oMath>
-          <m:eqArr>
-            <m:e>
-              <m:r>
-                <m:rPr>
-                  <m:sty m:val="p"/>
-                </m:rPr>
-                <m:t>Pr</m:t>
-              </m:r>
-              <m:r>
-                <m:rPr>
-                  <m:sty m:val="p"/>
-                </m:rPr>
-                <m:t>(</m:t>
-              </m:r>
-              <m:r>
-                <m:rPr>
-                  <m:sty m:val="p"/>
-                </m:rPr>
-                <m:t>¬</m:t>
-              </m:r>
-              <m:r>
-                <m:t>D</m:t>
-              </m:r>
-              <m:r>
-                <m:rPr>
-                  <m:sty m:val="p"/>
-                </m:rPr>
-                <m:t>)</m:t>
-              </m:r>
-              <m:r>
-                <m:t>&amp;</m:t>
-              </m:r>
-              <m:r>
-                <m:rPr>
-                  <m:sty m:val="p"/>
-                </m:rPr>
-                <m:t>=</m:t>
-              </m:r>
-              <m:r>
-                <m:t>1</m:t>
-              </m:r>
-              <m:r>
-                <m:rPr>
-                  <m:sty m:val="p"/>
-                </m:rPr>
-                <m:t>−</m:t>
-              </m:r>
-              <m:r>
-                <m:rPr>
-                  <m:sty m:val="p"/>
-                </m:rPr>
-                <m:t>Pr</m:t>
-              </m:r>
-              <m:r>
-                <m:rPr>
-                  <m:sty m:val="p"/>
-                </m:rPr>
-                <m:t>(</m:t>
-              </m:r>
-              <m:r>
-                <m:t>D</m:t>
-              </m:r>
-              <m:r>
-                <m:rPr>
-                  <m:sty m:val="p"/>
-                </m:rPr>
-                <m:t>)</m:t>
-              </m:r>
-              <m:r>
-                <m:t>&amp;</m:t>
-              </m:r>
-              <m:r>
-                <m:t>&amp;</m:t>
-              </m:r>
-              <m:r>
-                <m:rPr>
-                  <m:nor/>
-                  <m:sty m:val="p"/>
-                </m:rPr>
-                <m:t>(complement rule)</m:t>
-              </m:r>
-            </m:e>
-            <m:e>
-              <m:r>
-                <m:t>&amp;</m:t>
-              </m:r>
-              <m:r>
-                <m:rPr>
-                  <m:sty m:val="p"/>
-                </m:rPr>
-                <m:t>=</m:t>
-              </m:r>
-              <m:r>
-                <m:t>1</m:t>
-              </m:r>
-              <m:r>
-                <m:rPr>
-                  <m:sty m:val="p"/>
-                </m:rPr>
-                <m:t>−</m:t>
-              </m:r>
-              <m:r>
-                <m:t>0.07</m:t>
-              </m:r>
-              <m:r>
-                <m:t>&amp;</m:t>
-              </m:r>
-              <m:r>
-                <m:t>&amp;</m:t>
-              </m:r>
-              <m:r>
-                <m:rPr>
-                  <m:nor/>
-                  <m:sty m:val="p"/>
-                </m:rPr>
-                <m:t>(substitute the prevalence)</m:t>
-              </m:r>
-            </m:e>
-            <m:e>
-              <m:r>
-                <m:t>&amp;</m:t>
-              </m:r>
-              <m:r>
-                <m:rPr>
-                  <m:sty m:val="p"/>
-                </m:rPr>
-                <m:t>=</m:t>
-              </m:r>
-              <m:r>
-                <m:t>0.93</m:t>
-              </m:r>
-              <m:r>
-                <m:t>&amp;</m:t>
-              </m:r>
-              <m:r>
-                <m:t>&amp;</m:t>
-              </m:r>
-              <m:r>
-                <m:rPr>
-                  <m:nor/>
-                  <m:sty m:val="p"/>
-                </m:rPr>
-                <m:t>(subtract)</m:t>
-              </m:r>
-            </m:e>
-          </m:eqArr>
-          <m:r>
-            <m:t>  </m:t>
-          </m:r>
-          <m:r>
-            <m:rPr>
-              <m:sty m:val="p"/>
-            </m:rPr>
-            <m:t>(</m:t>
-          </m:r>
-          <m:r>
-            <m:t>10</m:t>
-          </m:r>
-          <m:r>
-            <m:rPr>
-              <m:sty m:val="p"/>
-            </m:rPr>
-            <m:t>)</m:t>
-          </m:r>
-        </m:oMath>
-      </m:oMathPara>
-      <w:bookmarkEnd w:id="32"/>
-    </w:p>
-    <w:bookmarkEnd w:id="33"/>
-    <w:bookmarkEnd w:id="34"/>
-    <w:bookmarkStart w:id="45" w:name="predictive-values"/>
-    <w:p>
-      <w:pPr>
-        <w:pStyle w:val="Heading2"/>
-      </w:pPr>
-      <w:r>
-        <w:t xml:space="preserve">3 Predictive values</w:t>
-      </w:r>
-    </w:p>
-    <w:bookmarkStart w:id="36" w:name="def-ppv"/>
-    <w:p>
-      <w:pPr>
-        <w:pStyle w:val="FirstParagraph"/>
-      </w:pPr>
-      <w:del w:id="327" w:author="PR Preview" w:date="2026-01-01T00:00:00Z">
-        <w:r>
-          <w:rPr>
-            <w:b/>
-            <w:bCs/>
-          </w:rPr>
-          <w:delText xml:space="preserve">Definition 5 (Positive predictive value (PPV))</w:delText>
-        </w:r>
-      </w:del>
-      <w:del w:id="328" w:author="PR Preview" w:date="2026-01-01T00:00:00Z">
-        <w:r>
-          <w:delText xml:space="preserve"> </w:delText>
-        </w:r>
-      </w:del>
-      <w:del w:id="329" w:author="PR Preview" w:date="2026-01-01T00:00:00Z">
-        <w:r>
-          <w:delText xml:space="preserve">The</w:delText>
-        </w:r>
-      </w:del>
-      <w:del w:id="330" w:author="PR Preview" w:date="2026-01-01T00:00:00Z">
-        <w:r>
-          <w:delText xml:space="preserve"> </w:delText>
-        </w:r>
-      </w:del>
-      <w:del w:id="331" w:author="PR Preview" w:date="2026-01-01T00:00:00Z">
-        <w:r>
-          <w:rPr>
-            <w:b/>
-            <w:bCs/>
-          </w:rPr>
-          <w:delText xml:space="preserve">positive predictive value</w:delText>
-        </w:r>
-      </w:del>
-      <w:del w:id="332" w:author="PR Preview" w:date="2026-01-01T00:00:00Z">
-        <w:r>
-          <w:delText xml:space="preserve"> </w:delText>
-        </w:r>
-      </w:del>
-      <w:del w:id="333" w:author="PR Preview" w:date="2026-01-01T00:00:00Z">
-        <w:r>
-          <w:delText xml:space="preserve">of a diagnostic test is the probability</w:delText>
-        </w:r>
-      </w:del>
-      <w:del w:id="334" w:author="PR Preview" w:date="2026-01-01T00:00:00Z">
-        <w:r>
-          <w:delText xml:space="preserve"> </w:delText>
-        </w:r>
-      </w:del>
-      <w:del w:id="335" w:author="PR Preview" w:date="2026-01-01T00:00:00Z">
-        <w:r>
-          <w:delText xml:space="preserve">that the person tested has the disease (</w:delText>
-        </w:r>
-      </w:del>
-      <m:oMath>
-        <m:r>
-          <m:t>D</m:t>
-        </m:r>
-      </m:oMath>
-      <w:del w:id="336" w:author="PR Preview" w:date="2026-01-01T00:00:00Z">
-        <w:r>
-          <w:delText xml:space="preserve">),</w:delText>
-        </w:r>
-      </w:del>
-      <w:del w:id="337" w:author="PR Preview" w:date="2026-01-01T00:00:00Z">
-        <w:r>
-          <w:delText xml:space="preserve"> </w:delText>
-        </w:r>
-      </w:del>
-      <w:del w:id="338" w:author="PR Preview" w:date="2026-01-01T00:00:00Z">
-        <w:r>
-          <w:delText xml:space="preserve">given that the test is positive (</w:delText>
-        </w:r>
-      </w:del>
-      <m:oMath>
-        <m:r>
-          <m:rPr>
-            <m:sty m:val="p"/>
-          </m:rPr>
-          <m:t>+</m:t>
-        </m:r>
-      </m:oMath>
-      <w:del w:id="339" w:author="PR Preview" w:date="2026-01-01T00:00:00Z">
-        <w:r>
-          <w:delText xml:space="preserve">):</w:delText>
-        </w:r>
-      </w:del>
-    </w:p>
-    <w:p>
-      <w:pPr>
-        <w:pStyle w:val="FirstParagraph"/>
-      </w:pPr>
-      <w:ins w:id="340" w:author="PR Preview" w:date="2026-01-01T00:00:00Z">
-        <w:r>
-          <w:rPr>
-            <w:b/>
-            <w:bCs/>
-          </w:rPr>
-          <w:t xml:space="preserve">Definition 7 (Positive predictive value (PPV))</w:t>
-        </w:r>
-      </w:ins>
-      <w:ins w:id="341" w:author="PR Preview" w:date="2026-01-01T00:00:00Z">
-        <w:r>
-          <w:t xml:space="preserve"> </w:t>
-        </w:r>
-      </w:ins>
-      <w:ins w:id="342" w:author="PR Preview" w:date="2026-01-01T00:00:00Z">
-        <w:r>
-          <w:t xml:space="preserve">The</w:t>
-        </w:r>
-      </w:ins>
-      <w:ins w:id="343" w:author="PR Preview" w:date="2026-01-01T00:00:00Z">
-        <w:r>
-          <w:t xml:space="preserve"> </w:t>
-        </w:r>
-      </w:ins>
-      <w:ins w:id="344" w:author="PR Preview" w:date="2026-01-01T00:00:00Z">
-        <w:r>
-          <w:rPr>
-            <w:b/>
-            <w:bCs/>
-          </w:rPr>
-          <w:t xml:space="preserve">positive predictive value</w:t>
-        </w:r>
-      </w:ins>
-      <w:ins w:id="345" w:author="PR Preview" w:date="2026-01-01T00:00:00Z">
-        <w:r>
-          <w:t xml:space="preserve"> </w:t>
-        </w:r>
-      </w:ins>
-      <w:ins w:id="346" w:author="PR Preview" w:date="2026-01-01T00:00:00Z">
-        <w:r>
-          <w:t xml:space="preserve">of a diagnostic test is the probability</w:t>
-        </w:r>
-      </w:ins>
-      <w:ins w:id="347" w:author="PR Preview" w:date="2026-01-01T00:00:00Z">
-        <w:r>
-          <w:t xml:space="preserve"> </w:t>
-        </w:r>
-      </w:ins>
-      <w:ins w:id="348" w:author="PR Preview" w:date="2026-01-01T00:00:00Z">
-        <w:r>
-          <w:t xml:space="preserve">that the person tested has the disease (</w:t>
-        </w:r>
-      </w:ins>
-      <m:oMath>
-        <m:r>
-          <m:t>D</m:t>
-        </m:r>
-      </m:oMath>
-      <w:ins w:id="349" w:author="PR Preview" w:date="2026-01-01T00:00:00Z">
-        <w:r>
-          <w:t xml:space="preserve">),</w:t>
-        </w:r>
-      </w:ins>
-      <w:ins w:id="350" w:author="PR Preview" w:date="2026-01-01T00:00:00Z">
-        <w:r>
-          <w:t xml:space="preserve"> </w:t>
-        </w:r>
-      </w:ins>
-      <w:ins w:id="351" w:author="PR Preview" w:date="2026-01-01T00:00:00Z">
-        <w:r>
-          <w:t xml:space="preserve">given that the test is positive (</w:t>
-        </w:r>
-      </w:ins>
-      <m:oMath>
-        <m:r>
-          <m:rPr>
-            <m:sty m:val="p"/>
-          </m:rPr>
-          <m:t>+</m:t>
-        </m:r>
-      </m:oMath>
-      <w:ins w:id="352" w:author="PR Preview" w:date="2026-01-01T00:00:00Z">
-        <w:r>
-          <w:t xml:space="preserve">):</w:t>
-        </w:r>
-      </w:ins>
-    </w:p>
-    <w:p>
-      <w:pPr>
-        <w:pStyle w:val="BodyText"/>
-      </w:pPr>
-      <w:bookmarkStart w:id="35" w:name="eq-ppv"/>
-      <m:oMathPara>
-        <m:oMathParaPr>
-          <m:jc m:val="center"/>
-        </m:oMathParaPr>
-        <m:oMath>
-          <m:r>
-            <m:rPr>
-              <m:nor/>
-              <m:sty m:val="p"/>
-            </m:rPr>
-            <m:t>PPV</m:t>
-          </m:r>
-          <m:limUpp>
-            <m:e>
-              <m:r>
-                <m:rPr>
-                  <m:sty m:val="p"/>
-                </m:rPr>
-                <m:t>=</m:t>
-              </m:r>
-            </m:e>
-            <m:lim>
-              <m:r>
-                <m:rPr>
-                  <m:nor/>
-                  <m:sty m:val="p"/>
-                </m:rPr>
-                <m:t>def</m:t>
-              </m:r>
-            </m:lim>
-          </m:limUpp>
-          <m:r>
-            <m:rPr>
-              <m:sty m:val="p"/>
-            </m:rPr>
-            <m:t>Pr</m:t>
-          </m:r>
-          <m:r>
-            <m:rPr>
-              <m:sty m:val="p"/>
-            </m:rPr>
-            <m:t>(</m:t>
-          </m:r>
-          <m:r>
-            <m:t>D</m:t>
-          </m:r>
-          <m:r>
-            <m:rPr>
-              <m:sty m:val="p"/>
-            </m:rPr>
-            <m:t>∣</m:t>
-          </m:r>
-          <m:r>
-            <m:rPr>
-              <m:sty m:val="p"/>
-            </m:rPr>
-            <m:t>+</m:t>
-          </m:r>
-          <m:r>
-            <m:rPr>
-              <m:sty m:val="p"/>
-            </m:rPr>
-            <m:t>)</m:t>
-          </m:r>
-          <m:r>
-            <m:t>  </m:t>
-          </m:r>
-          <m:r>
-            <m:rPr>
-              <m:sty m:val="p"/>
-            </m:rPr>
-            <m:t>(</m:t>
-          </m:r>
-          <m:r>
-            <m:t>11</m:t>
-          </m:r>
-          <m:r>
-            <m:rPr>
-              <m:sty m:val="p"/>
-            </m:rPr>
-            <m:t>)</m:t>
-          </m:r>
-        </m:oMath>
-      </m:oMathPara>
-      <w:bookmarkEnd w:id="35"/>
-    </w:p>
-    <w:bookmarkEnd w:id="36"/>
-    <w:bookmarkStart w:id="39" w:name="exm-ppv"/>
-    <w:p>
-      <w:pPr>
-        <w:pStyle w:val="FirstParagraph"/>
-      </w:pPr>
-      <w:del w:id="353" w:author="PR Preview" w:date="2026-01-01T00:00:00Z">
-        <w:r>
-          <w:rPr>
-            <w:b/>
-            <w:bCs/>
-          </w:rPr>
-          <w:delText xml:space="preserve">Example 5 (PPV of a COVID-19 test)</w:delText>
-        </w:r>
-      </w:del>
-      <w:del w:id="354" w:author="PR Preview" w:date="2026-01-01T00:00:00Z">
-        <w:r>
-          <w:delText xml:space="preserve"> </w:delText>
-        </w:r>
-      </w:del>
-      <w:del w:id="355" w:author="PR Preview" w:date="2026-01-01T00:00:00Z">
-        <w:r>
-          <w:delText xml:space="preserve">For the COVID-19 test of</w:delText>
-        </w:r>
-      </w:del>
-      <w:del w:id="356" w:author="PR Preview" w:date="2026-01-01T00:00:00Z">
-        <w:r>
-          <w:delText xml:space="preserve"> </w:delText>
-        </w:r>
-      </w:del>
-      <w:hyperlink w:anchor="exm-sensitivity">
-        <w:del w:id="357" w:author="PR Preview" w:date="2026-01-01T00:00:00Z">
-          <w:r>
-            <w:rPr>
-              <w:rStyle w:val="Hyperlink"/>
-            </w:rPr>
-            <w:delText xml:space="preserve">Example 2</w:delText>
-          </w:r>
-        </w:del>
-      </w:hyperlink>
-      <w:del w:id="358" w:author="PR Preview" w:date="2026-01-01T00:00:00Z">
-        <w:r>
-          <w:delText xml:space="preserve"> </w:delText>
-        </w:r>
-      </w:del>
-      <w:del w:id="359" w:author="PR Preview" w:date="2026-01-01T00:00:00Z">
-        <w:r>
-          <w:delText xml:space="preserve">and</w:delText>
-        </w:r>
-      </w:del>
-      <w:del w:id="360" w:author="PR Preview" w:date="2026-01-01T00:00:00Z">
-        <w:r>
-          <w:delText xml:space="preserve"> </w:delText>
-        </w:r>
-      </w:del>
-      <w:hyperlink w:anchor="exm-specificity">
-        <w:del w:id="361" w:author="PR Preview" w:date="2026-01-01T00:00:00Z">
-          <w:r>
-            <w:rPr>
-              <w:rStyle w:val="Hyperlink"/>
-            </w:rPr>
-            <w:delText xml:space="preserve">Example 3</w:delText>
-          </w:r>
-        </w:del>
-      </w:hyperlink>
-      <w:del w:id="362" w:author="PR Preview" w:date="2026-01-01T00:00:00Z">
-        <w:r>
-          <w:delText xml:space="preserve">,</w:delText>
-        </w:r>
-      </w:del>
-      <w:del w:id="363" w:author="PR Preview" w:date="2026-01-01T00:00:00Z">
-        <w:r>
-          <w:delText xml:space="preserve"> </w:delText>
-        </w:r>
-      </w:del>
-      <w:del w:id="364" w:author="PR Preview" w:date="2026-01-01T00:00:00Z">
-        <w:r>
-          <w:delText xml:space="preserve">used in the population of</w:delText>
-        </w:r>
-      </w:del>
-      <w:del w:id="365" w:author="PR Preview" w:date="2026-01-01T00:00:00Z">
-        <w:r>
-          <w:delText xml:space="preserve"> </w:delText>
-        </w:r>
-      </w:del>
-      <w:hyperlink w:anchor="exm-prevalence">
-        <w:del w:id="366" w:author="PR Preview" w:date="2026-01-01T00:00:00Z">
-          <w:r>
-            <w:rPr>
-              <w:rStyle w:val="Hyperlink"/>
-            </w:rPr>
-            <w:delText xml:space="preserve">Example 4</w:delText>
-          </w:r>
-        </w:del>
-      </w:hyperlink>
-      <w:del w:id="367" w:author="PR Preview" w:date="2026-01-01T00:00:00Z">
-        <w:r>
-          <w:delText xml:space="preserve">,</w:delText>
-        </w:r>
-      </w:del>
-      <w:del w:id="368" w:author="PR Preview" w:date="2026-01-01T00:00:00Z">
-        <w:r>
-          <w:delText xml:space="preserve"> </w:delText>
-        </w:r>
-      </w:del>
-      <w:hyperlink r:id="rId37">
-        <w:del w:id="369" w:author="PR Preview" w:date="2026-01-01T00:00:00Z">
-          <w:r>
-            <w:rPr>
-              <w:rStyle w:val="Hyperlink"/>
-            </w:rPr>
-            <w:delText xml:space="preserve">Bayes’ theorem</w:delText>
-          </w:r>
-        </w:del>
-      </w:hyperlink>
-      <w:del w:id="370" w:author="PR Preview" w:date="2026-01-01T00:00:00Z">
-        <w:r>
-          <w:delText xml:space="preserve"> </w:delText>
-        </w:r>
-      </w:del>
-      <w:del w:id="371" w:author="PR Preview" w:date="2026-01-01T00:00:00Z">
-        <w:r>
-          <w:delText xml:space="preserve">gives the positive predictive value (</w:delText>
-        </w:r>
-      </w:del>
-      <w:hyperlink w:anchor="def-ppv">
-        <w:del w:id="372" w:author="PR Preview" w:date="2026-01-01T00:00:00Z">
-          <w:r>
-            <w:rPr>
-              <w:rStyle w:val="Hyperlink"/>
-            </w:rPr>
-            <w:delText xml:space="preserve">Definition 5</w:delText>
-          </w:r>
-        </w:del>
-      </w:hyperlink>
-      <w:del w:id="373" w:author="PR Preview" w:date="2026-01-01T00:00:00Z">
-        <w:r>
-          <w:delText xml:space="preserve">):</w:delText>
-        </w:r>
-      </w:del>
-    </w:p>
-    <w:p>
-      <w:pPr>
-        <w:pStyle w:val="FirstParagraph"/>
-      </w:pPr>
-      <w:ins w:id="374" w:author="PR Preview" w:date="2026-01-01T00:00:00Z">
-        <w:r>
-          <w:rPr>
-            <w:b/>
-            <w:bCs/>
-          </w:rPr>
-          <w:t xml:space="preserve">Example 5 (PPV of a COVID-19 test)</w:t>
-        </w:r>
-      </w:ins>
-      <w:ins w:id="375" w:author="PR Preview" w:date="2026-01-01T00:00:00Z">
-        <w:r>
-          <w:t xml:space="preserve"> </w:t>
-        </w:r>
-      </w:ins>
-      <w:ins w:id="376" w:author="PR Preview" w:date="2026-01-01T00:00:00Z">
-        <w:r>
-          <w:t xml:space="preserve">For the COVID-19 test of</w:t>
-        </w:r>
-      </w:ins>
-      <w:ins w:id="377" w:author="PR Preview" w:date="2026-01-01T00:00:00Z">
-        <w:r>
-          <w:t xml:space="preserve"> </w:t>
-        </w:r>
-      </w:ins>
-      <w:hyperlink w:anchor="exm-sensitivity">
-        <w:ins w:id="378" w:author="PR Preview" w:date="2026-01-01T00:00:00Z">
-          <w:r>
-            <w:rPr>
-              <w:rStyle w:val="Hyperlink"/>
-            </w:rPr>
-            <w:t xml:space="preserve">Example 2</w:t>
-          </w:r>
-        </w:ins>
-      </w:hyperlink>
-      <w:ins w:id="379" w:author="PR Preview" w:date="2026-01-01T00:00:00Z">
-        <w:r>
-          <w:t xml:space="preserve"> </w:t>
-        </w:r>
-      </w:ins>
-      <w:ins w:id="380" w:author="PR Preview" w:date="2026-01-01T00:00:00Z">
-        <w:r>
-          <w:t xml:space="preserve">and</w:t>
-        </w:r>
-      </w:ins>
-      <w:ins w:id="381" w:author="PR Preview" w:date="2026-01-01T00:00:00Z">
-        <w:r>
-          <w:t xml:space="preserve"> </w:t>
-        </w:r>
-      </w:ins>
-      <w:hyperlink w:anchor="exm-specificity">
-        <w:ins w:id="382" w:author="PR Preview" w:date="2026-01-01T00:00:00Z">
-          <w:r>
-            <w:rPr>
-              <w:rStyle w:val="Hyperlink"/>
-            </w:rPr>
-            <w:t xml:space="preserve">Example 3</w:t>
-          </w:r>
-        </w:ins>
-      </w:hyperlink>
-      <w:ins w:id="383" w:author="PR Preview" w:date="2026-01-01T00:00:00Z">
-        <w:r>
-          <w:t xml:space="preserve">,</w:t>
-        </w:r>
-      </w:ins>
-      <w:ins w:id="384" w:author="PR Preview" w:date="2026-01-01T00:00:00Z">
-        <w:r>
-          <w:t xml:space="preserve"> </w:t>
-        </w:r>
-      </w:ins>
-      <w:ins w:id="385" w:author="PR Preview" w:date="2026-01-01T00:00:00Z">
-        <w:r>
-          <w:t xml:space="preserve">used in the population of</w:t>
-        </w:r>
-      </w:ins>
-      <w:ins w:id="386" w:author="PR Preview" w:date="2026-01-01T00:00:00Z">
-        <w:r>
-          <w:t xml:space="preserve"> </w:t>
-        </w:r>
-      </w:ins>
-      <w:hyperlink w:anchor="exm-prevalence">
-        <w:ins w:id="387" w:author="PR Preview" w:date="2026-01-01T00:00:00Z">
-          <w:r>
-            <w:rPr>
-              <w:rStyle w:val="Hyperlink"/>
-            </w:rPr>
-            <w:t xml:space="preserve">Example 4</w:t>
-          </w:r>
-        </w:ins>
-      </w:hyperlink>
-      <w:ins w:id="388" w:author="PR Preview" w:date="2026-01-01T00:00:00Z">
-        <w:r>
-          <w:t xml:space="preserve">,</w:t>
-        </w:r>
-      </w:ins>
-      <w:ins w:id="389" w:author="PR Preview" w:date="2026-01-01T00:00:00Z">
-        <w:r>
-          <w:t xml:space="preserve"> </w:t>
-        </w:r>
-      </w:ins>
-      <w:hyperlink r:id="rId37">
-        <w:ins w:id="390" w:author="PR Preview" w:date="2026-01-01T00:00:00Z">
-          <w:r>
-            <w:rPr>
-              <w:rStyle w:val="Hyperlink"/>
-            </w:rPr>
-            <w:t xml:space="preserve">Bayes’ theorem</w:t>
-          </w:r>
-        </w:ins>
-      </w:hyperlink>
-      <w:ins w:id="391" w:author="PR Preview" w:date="2026-01-01T00:00:00Z">
-        <w:r>
-          <w:t xml:space="preserve"> </w:t>
-        </w:r>
-      </w:ins>
-      <w:ins w:id="392" w:author="PR Preview" w:date="2026-01-01T00:00:00Z">
-        <w:r>
-          <w:t xml:space="preserve">gives the positive predictive value (</w:t>
-        </w:r>
-      </w:ins>
-      <w:hyperlink w:anchor="def-ppv">
-        <w:ins w:id="393" w:author="PR Preview" w:date="2026-01-01T00:00:00Z">
-          <w:r>
-            <w:rPr>
-              <w:rStyle w:val="Hyperlink"/>
-            </w:rPr>
-            <w:t xml:space="preserve">Definition 7</w:t>
-          </w:r>
-        </w:ins>
-      </w:hyperlink>
-      <w:ins w:id="394" w:author="PR Preview" w:date="2026-01-01T00:00:00Z">
-        <w:r>
-          <w:t xml:space="preserve">):</w:t>
-        </w:r>
-      </w:ins>
-    </w:p>
-    <w:p>
-      <w:pPr>
-        <w:pStyle w:val="BodyText"/>
-      </w:pPr>
-      <w:bookmarkStart w:id="38" w:name="eq-ppv-exm"/>
-      <m:oMathPara>
-        <m:oMathParaPr>
-          <m:jc m:val="center"/>
-        </m:oMathParaPr>
-        <m:oMath>
-          <m:r>
-            <m:rPr>
-              <m:sty m:val="p"/>
-            </m:rPr>
-            <m:t>Pr</m:t>
-          </m:r>
-          <m:r>
-            <m:rPr>
-              <m:sty m:val="p"/>
-            </m:rPr>
-            <m:t>(</m:t>
-          </m:r>
-          <m:r>
-            <m:t>D</m:t>
-          </m:r>
-          <m:r>
-            <m:rPr>
-              <m:sty m:val="p"/>
-            </m:rPr>
-            <m:t>∣</m:t>
-          </m:r>
-          <m:r>
-            <m:rPr>
-              <m:sty m:val="p"/>
-            </m:rPr>
-            <m:t>+</m:t>
-          </m:r>
-          <m:r>
-            <m:rPr>
-              <m:sty m:val="p"/>
-            </m:rPr>
-            <m:t>)</m:t>
-          </m:r>
-          <m:r>
-            <m:rPr>
-              <m:sty m:val="p"/>
-            </m:rPr>
-            <m:t>≈</m:t>
-          </m:r>
-          <m:r>
-            <m:t>0.88</m:t>
-          </m:r>
-          <m:r>
-            <m:t>  </m:t>
-          </m:r>
-          <m:r>
-            <m:rPr>
-              <m:sty m:val="p"/>
-            </m:rPr>
-            <m:t>(</m:t>
-          </m:r>
-          <m:r>
-            <m:t>12</m:t>
-          </m:r>
-          <m:r>
-            <m:rPr>
-              <m:sty m:val="p"/>
-            </m:rPr>
-            <m:t>)</m:t>
-          </m:r>
-        </m:oMath>
-      </m:oMathPara>
-      <w:bookmarkEnd w:id="38"/>
-    </w:p>
-    <w:p>
-      <w:pPr>
-        <w:pStyle w:val="FirstParagraph"/>
-      </w:pPr>
-      <w:r>
-        <w:t xml:space="preserve">Even with a highly accurate test (99% sensitive and 99% specific),</w:t>
-      </w:r>
-      <w:r>
-        <w:t xml:space="preserve"> </w:t>
-      </w:r>
-      <w:r>
-        <w:t xml:space="preserve">only about 88% of the people who test positive have COVID-19,</w:t>
-      </w:r>
-      <w:r>
-        <w:t xml:space="preserve"> </w:t>
-      </w:r>
-      <w:r>
-        <w:t xml:space="preserve">because the prevalence (7%) is low enough that</w:t>
-      </w:r>
-      <w:r>
-        <w:t xml:space="preserve"> </w:t>
-      </w:r>
-      <w:r>
-        <w:t xml:space="preserve">false positives make up a meaningful fraction of all positive tests.</w:t>
-      </w:r>
-    </w:p>
-    <w:bookmarkEnd w:id="39"/>
-    <w:bookmarkStart w:id="41" w:name="def-npv"/>
-    <w:p>
-      <w:pPr>
-        <w:pStyle w:val="BodyText"/>
-      </w:pPr>
-      <w:del w:id="395" w:author="PR Preview" w:date="2026-01-01T00:00:00Z">
-        <w:r>
-          <w:rPr>
-            <w:b/>
-            <w:bCs/>
-          </w:rPr>
-          <w:delText xml:space="preserve">Definition 6 (Negative predictive value (NPV))</w:delText>
-        </w:r>
-      </w:del>
-      <w:del w:id="396" w:author="PR Preview" w:date="2026-01-01T00:00:00Z">
-        <w:r>
-          <w:delText xml:space="preserve"> </w:delText>
-        </w:r>
-      </w:del>
-      <w:del w:id="397" w:author="PR Preview" w:date="2026-01-01T00:00:00Z">
-        <w:r>
-          <w:delText xml:space="preserve">The</w:delText>
-        </w:r>
-      </w:del>
-      <w:del w:id="398" w:author="PR Preview" w:date="2026-01-01T00:00:00Z">
-        <w:r>
-          <w:delText xml:space="preserve"> </w:delText>
-        </w:r>
-      </w:del>
-      <w:del w:id="399" w:author="PR Preview" w:date="2026-01-01T00:00:00Z">
-        <w:r>
-          <w:rPr>
-            <w:b/>
-            <w:bCs/>
-          </w:rPr>
-          <w:delText xml:space="preserve">negative predictive value</w:delText>
-        </w:r>
-      </w:del>
-      <w:del w:id="400" w:author="PR Preview" w:date="2026-01-01T00:00:00Z">
-        <w:r>
-          <w:delText xml:space="preserve"> </w:delText>
-        </w:r>
-      </w:del>
-      <w:del w:id="401" w:author="PR Preview" w:date="2026-01-01T00:00:00Z">
-        <w:r>
-          <w:delText xml:space="preserve">of a diagnostic test is the probability</w:delText>
-        </w:r>
-      </w:del>
-      <w:del w:id="402" w:author="PR Preview" w:date="2026-01-01T00:00:00Z">
-        <w:r>
-          <w:delText xml:space="preserve"> </w:delText>
-        </w:r>
-      </w:del>
-      <w:del w:id="403" w:author="PR Preview" w:date="2026-01-01T00:00:00Z">
-        <w:r>
-          <w:delText xml:space="preserve">that the person tested does not have the disease (</w:delText>
-        </w:r>
-      </w:del>
-      <m:oMath>
-        <m:r>
-          <m:rPr>
-            <m:sty m:val="p"/>
-          </m:rPr>
-          <m:t>¬</m:t>
-        </m:r>
-        <m:r>
-          <m:t>D</m:t>
-        </m:r>
-      </m:oMath>
-      <w:del w:id="404" w:author="PR Preview" w:date="2026-01-01T00:00:00Z">
-        <w:r>
-          <w:delText xml:space="preserve">),</w:delText>
-        </w:r>
-      </w:del>
-      <w:del w:id="405" w:author="PR Preview" w:date="2026-01-01T00:00:00Z">
-        <w:r>
-          <w:delText xml:space="preserve"> </w:delText>
-        </w:r>
-      </w:del>
-      <w:del w:id="406" w:author="PR Preview" w:date="2026-01-01T00:00:00Z">
-        <w:r>
-          <w:delText xml:space="preserve">given that the test is negative (</w:delText>
-        </w:r>
-      </w:del>
-      <m:oMath>
-        <m:r>
-          <m:rPr>
-            <m:sty m:val="p"/>
-          </m:rPr>
-          <m:t>¬</m:t>
-        </m:r>
-        <m:r>
-          <m:rPr>
-            <m:sty m:val="p"/>
-          </m:rPr>
-          <m:t>+</m:t>
-        </m:r>
-      </m:oMath>
-      <w:del w:id="407" w:author="PR Preview" w:date="2026-01-01T00:00:00Z">
-        <w:r>
-          <w:delText xml:space="preserve">):</w:delText>
-        </w:r>
-      </w:del>
-    </w:p>
-    <w:p>
-      <w:pPr>
-        <w:pStyle w:val="BodyText"/>
-      </w:pPr>
-      <w:ins w:id="408" w:author="PR Preview" w:date="2026-01-01T00:00:00Z">
-        <w:r>
-          <w:rPr>
-            <w:b/>
-            <w:bCs/>
-          </w:rPr>
-          <w:t xml:space="preserve">Definition 8 (Negative predictive value (NPV))</w:t>
-        </w:r>
-      </w:ins>
-      <w:ins w:id="409" w:author="PR Preview" w:date="2026-01-01T00:00:00Z">
-        <w:r>
-          <w:t xml:space="preserve"> </w:t>
-        </w:r>
-      </w:ins>
-      <w:ins w:id="410" w:author="PR Preview" w:date="2026-01-01T00:00:00Z">
-        <w:r>
-          <w:t xml:space="preserve">The</w:t>
-        </w:r>
-      </w:ins>
-      <w:ins w:id="411" w:author="PR Preview" w:date="2026-01-01T00:00:00Z">
-        <w:r>
-          <w:t xml:space="preserve"> </w:t>
-        </w:r>
-      </w:ins>
-      <w:ins w:id="412" w:author="PR Preview" w:date="2026-01-01T00:00:00Z">
-        <w:r>
-          <w:rPr>
-            <w:b/>
-            <w:bCs/>
-          </w:rPr>
-          <w:t xml:space="preserve">negative predictive value</w:t>
-        </w:r>
-      </w:ins>
-      <w:ins w:id="413" w:author="PR Preview" w:date="2026-01-01T00:00:00Z">
-        <w:r>
-          <w:t xml:space="preserve"> </w:t>
-        </w:r>
-      </w:ins>
-      <w:ins w:id="414" w:author="PR Preview" w:date="2026-01-01T00:00:00Z">
-        <w:r>
-          <w:t xml:space="preserve">of a diagnostic test is the probability</w:t>
-        </w:r>
-      </w:ins>
-      <w:ins w:id="415" w:author="PR Preview" w:date="2026-01-01T00:00:00Z">
-        <w:r>
-          <w:t xml:space="preserve"> </w:t>
-        </w:r>
-      </w:ins>
-      <w:ins w:id="416" w:author="PR Preview" w:date="2026-01-01T00:00:00Z">
-        <w:r>
-          <w:t xml:space="preserve">that the person tested does not have the disease (</w:t>
-        </w:r>
-      </w:ins>
-      <m:oMath>
-        <m:r>
-          <m:rPr>
-            <m:sty m:val="p"/>
-          </m:rPr>
-          <m:t>¬</m:t>
-        </m:r>
-        <m:r>
-          <m:t>D</m:t>
-        </m:r>
-      </m:oMath>
-      <w:ins w:id="417" w:author="PR Preview" w:date="2026-01-01T00:00:00Z">
-        <w:r>
-          <w:t xml:space="preserve">),</w:t>
-        </w:r>
-      </w:ins>
-      <w:ins w:id="418" w:author="PR Preview" w:date="2026-01-01T00:00:00Z">
-        <w:r>
-          <w:t xml:space="preserve"> </w:t>
-        </w:r>
-      </w:ins>
-      <w:ins w:id="419" w:author="PR Preview" w:date="2026-01-01T00:00:00Z">
-        <w:r>
-          <w:t xml:space="preserve">given that the test is negative (</w:t>
-        </w:r>
-      </w:ins>
-      <m:oMath>
-        <m:r>
-          <m:rPr>
-            <m:sty m:val="p"/>
-          </m:rPr>
-          <m:t>¬</m:t>
-        </m:r>
-        <m:r>
-          <m:rPr>
-            <m:sty m:val="p"/>
-          </m:rPr>
-          <m:t>+</m:t>
-        </m:r>
-      </m:oMath>
-      <w:ins w:id="420" w:author="PR Preview" w:date="2026-01-01T00:00:00Z">
-        <w:r>
-          <w:t xml:space="preserve">):</w:t>
-        </w:r>
-      </w:ins>
+      <w:r>
+        <w:t xml:space="preserve">):</w:t>
+      </w:r>
     </w:p>
     <w:p>
       <w:pPr>
@@ -5063,71 +3216,49 @@
       <w:pPr>
         <w:pStyle w:val="FirstParagraph"/>
       </w:pPr>
-      <w:del w:id="421" w:author="PR Preview" w:date="2026-01-01T00:00:00Z">
+      <w:r>
+        <w:t xml:space="preserve">By</w:t>
+      </w:r>
+      <w:r>
+        <w:t xml:space="preserve"> </w:t>
+      </w:r>
+      <w:hyperlink r:id="rId9">
         <w:r>
-          <w:delText xml:space="preserve">By</w:delText>
+          <w:rPr>
+            <w:rStyle w:val="Hyperlink"/>
+          </w:rPr>
+          <w:t xml:space="preserve">Bayes’ theorem</w:t>
         </w:r>
-      </w:del>
-      <w:del w:id="422" w:author="PR Preview" w:date="2026-01-01T00:00:00Z">
+      </w:hyperlink>
+      <w:r>
+        <w:t xml:space="preserve">,</w:t>
+      </w:r>
+      <w:r>
+        <w:t xml:space="preserve"> </w:t>
+      </w:r>
+      <w:r>
+        <w:t xml:space="preserve">with the denominator expanded by the</w:t>
+      </w:r>
+      <w:r>
+        <w:t xml:space="preserve"> </w:t>
+      </w:r>
+      <w:hyperlink r:id="rId10">
         <w:r>
-          <w:delText xml:space="preserve"> </w:delText>
+          <w:rPr>
+            <w:rStyle w:val="Hyperlink"/>
+          </w:rPr>
+          <w:t xml:space="preserve">law of total probability</w:t>
         </w:r>
-      </w:del>
-      <w:hyperlink r:id="rId9">
-        <w:del w:id="423" w:author="PR Preview" w:date="2026-01-01T00:00:00Z">
-          <w:r>
-            <w:rPr>
-              <w:rStyle w:val="Hyperlink"/>
-            </w:rPr>
-            <w:delText xml:space="preserve">Bayes’ theorem</w:delText>
-          </w:r>
-        </w:del>
       </w:hyperlink>
-      <w:del w:id="424" w:author="PR Preview" w:date="2026-01-01T00:00:00Z">
-        <w:r>
-          <w:delText xml:space="preserve">,</w:delText>
-        </w:r>
-      </w:del>
-      <w:del w:id="425" w:author="PR Preview" w:date="2026-01-01T00:00:00Z">
-        <w:r>
-          <w:delText xml:space="preserve"> </w:delText>
-        </w:r>
-      </w:del>
-      <w:del w:id="426" w:author="PR Preview" w:date="2026-01-01T00:00:00Z">
-        <w:r>
-          <w:delText xml:space="preserve">with the denominator expanded by the</w:delText>
-        </w:r>
-      </w:del>
-      <w:del w:id="427" w:author="PR Preview" w:date="2026-01-01T00:00:00Z">
-        <w:r>
-          <w:delText xml:space="preserve"> </w:delText>
-        </w:r>
-      </w:del>
-      <w:hyperlink r:id="rId10">
-        <w:del w:id="428" w:author="PR Preview" w:date="2026-01-01T00:00:00Z">
-          <w:r>
-            <w:rPr>
-              <w:rStyle w:val="Hyperlink"/>
-            </w:rPr>
-            <w:delText xml:space="preserve">law of total probability</w:delText>
-          </w:r>
-        </w:del>
-      </w:hyperlink>
-      <w:del w:id="429" w:author="PR Preview" w:date="2026-01-01T00:00:00Z">
-        <w:r>
-          <w:delText xml:space="preserve"> </w:delText>
-        </w:r>
-      </w:del>
-      <w:del w:id="430" w:author="PR Preview" w:date="2026-01-01T00:00:00Z">
-        <w:r>
-          <w:delText xml:space="preserve">over the partition</w:delText>
-        </w:r>
-      </w:del>
-      <w:del w:id="431" w:author="PR Preview" w:date="2026-01-01T00:00:00Z">
-        <w:r>
-          <w:delText xml:space="preserve"> </w:delText>
-        </w:r>
-      </w:del>
+      <w:r>
+        <w:t xml:space="preserve"> </w:t>
+      </w:r>
+      <w:r>
+        <w:t xml:space="preserve">over the partition</w:t>
+      </w:r>
+      <w:r>
+        <w:t xml:space="preserve"> </w:t>
+      </w:r>
       <m:oMath>
         <m:r>
           <m:t>​</m:t>
@@ -5164,172 +3295,26 @@
           <m:t>​</m:t>
         </m:r>
       </m:oMath>
-      <w:del w:id="432" w:author="PR Preview" w:date="2026-01-01T00:00:00Z">
+      <w:r>
+        <w:t xml:space="preserve">,</w:t>
+      </w:r>
+      <w:r>
+        <w:t xml:space="preserve"> </w:t>
+      </w:r>
+      <w:r>
+        <w:t xml:space="preserve">the negative predictive value (</w:t>
+      </w:r>
+      <w:hyperlink w:anchor="def-npv">
         <w:r>
-          <w:delText xml:space="preserve">,</w:delText>
+          <w:rPr>
+            <w:rStyle w:val="Hyperlink"/>
+          </w:rPr>
+          <w:t xml:space="preserve">Definition 8</w:t>
         </w:r>
-      </w:del>
-      <w:del w:id="433" w:author="PR Preview" w:date="2026-01-01T00:00:00Z">
-        <w:r>
-          <w:delText xml:space="preserve"> </w:delText>
-        </w:r>
-      </w:del>
-      <w:del w:id="434" w:author="PR Preview" w:date="2026-01-01T00:00:00Z">
-        <w:r>
-          <w:delText xml:space="preserve">the negative predictive value (</w:delText>
-        </w:r>
-      </w:del>
-      <w:hyperlink w:anchor="def-npv">
-        <w:del w:id="435" w:author="PR Preview" w:date="2026-01-01T00:00:00Z">
-          <w:r>
-            <w:rPr>
-              <w:rStyle w:val="Hyperlink"/>
-            </w:rPr>
-            <w:delText xml:space="preserve">Definition 6</w:delText>
-          </w:r>
-        </w:del>
       </w:hyperlink>
-      <w:del w:id="436" w:author="PR Preview" w:date="2026-01-01T00:00:00Z">
-        <w:r>
-          <w:delText xml:space="preserve">) is:</w:delText>
-        </w:r>
-      </w:del>
-    </w:p>
-    <w:p>
-      <w:pPr>
-        <w:pStyle w:val="FirstParagraph"/>
-      </w:pPr>
-      <w:ins w:id="437" w:author="PR Preview" w:date="2026-01-01T00:00:00Z">
-        <w:r>
-          <w:t xml:space="preserve">By</w:t>
-        </w:r>
-      </w:ins>
-      <w:ins w:id="438" w:author="PR Preview" w:date="2026-01-01T00:00:00Z">
-        <w:r>
-          <w:t xml:space="preserve"> </w:t>
-        </w:r>
-      </w:ins>
-      <w:hyperlink r:id="rId9">
-        <w:ins w:id="439" w:author="PR Preview" w:date="2026-01-01T00:00:00Z">
-          <w:r>
-            <w:rPr>
-              <w:rStyle w:val="Hyperlink"/>
-            </w:rPr>
-            <w:t xml:space="preserve">Bayes’ theorem</w:t>
-          </w:r>
-        </w:ins>
-      </w:hyperlink>
-      <w:ins w:id="440" w:author="PR Preview" w:date="2026-01-01T00:00:00Z">
-        <w:r>
-          <w:t xml:space="preserve">,</w:t>
-        </w:r>
-      </w:ins>
-      <w:ins w:id="441" w:author="PR Preview" w:date="2026-01-01T00:00:00Z">
-        <w:r>
-          <w:t xml:space="preserve"> </w:t>
-        </w:r>
-      </w:ins>
-      <w:ins w:id="442" w:author="PR Preview" w:date="2026-01-01T00:00:00Z">
-        <w:r>
-          <w:t xml:space="preserve">with the denominator expanded by the</w:t>
-        </w:r>
-      </w:ins>
-      <w:ins w:id="443" w:author="PR Preview" w:date="2026-01-01T00:00:00Z">
-        <w:r>
-          <w:t xml:space="preserve"> </w:t>
-        </w:r>
-      </w:ins>
-      <w:hyperlink r:id="rId10">
-        <w:ins w:id="444" w:author="PR Preview" w:date="2026-01-01T00:00:00Z">
-          <w:r>
-            <w:rPr>
-              <w:rStyle w:val="Hyperlink"/>
-            </w:rPr>
-            <w:t xml:space="preserve">law of total probability</w:t>
-          </w:r>
-        </w:ins>
-      </w:hyperlink>
-      <w:ins w:id="445" w:author="PR Preview" w:date="2026-01-01T00:00:00Z">
-        <w:r>
-          <w:t xml:space="preserve"> </w:t>
-        </w:r>
-      </w:ins>
-      <w:ins w:id="446" w:author="PR Preview" w:date="2026-01-01T00:00:00Z">
-        <w:r>
-          <w:t xml:space="preserve">over the partition</w:t>
-        </w:r>
-      </w:ins>
-      <w:ins w:id="447" w:author="PR Preview" w:date="2026-01-01T00:00:00Z">
-        <w:r>
-          <w:t xml:space="preserve"> </w:t>
-        </w:r>
-      </w:ins>
-      <m:oMath>
-        <m:r>
-          <m:t>​</m:t>
-        </m:r>
-        <m:d>
-          <m:dPr>
-            <m:begChr m:val="{"/>
-            <m:sepChr m:val=""/>
-            <m:endChr m:val="}"/>
-            <m:grow/>
-          </m:dPr>
-          <m:e>
-            <m:r>
-              <m:t>D</m:t>
-            </m:r>
-            <m:r>
-              <m:rPr>
-                <m:sty m:val="p"/>
-              </m:rPr>
-              <m:t>,</m:t>
-            </m:r>
-            <m:r>
-              <m:rPr>
-                <m:sty m:val="p"/>
-              </m:rPr>
-              <m:t>¬</m:t>
-            </m:r>
-            <m:r>
-              <m:t>D</m:t>
-            </m:r>
-          </m:e>
-        </m:d>
-        <m:r>
-          <m:t>​</m:t>
-        </m:r>
-      </m:oMath>
-      <w:ins w:id="448" w:author="PR Preview" w:date="2026-01-01T00:00:00Z">
-        <w:r>
-          <w:t xml:space="preserve">,</w:t>
-        </w:r>
-      </w:ins>
-      <w:ins w:id="449" w:author="PR Preview" w:date="2026-01-01T00:00:00Z">
-        <w:r>
-          <w:t xml:space="preserve"> </w:t>
-        </w:r>
-      </w:ins>
-      <w:ins w:id="450" w:author="PR Preview" w:date="2026-01-01T00:00:00Z">
-        <w:r>
-          <w:t xml:space="preserve">the negative predictive value (</w:t>
-        </w:r>
-      </w:ins>
-      <w:hyperlink w:anchor="def-npv">
-        <w:ins w:id="451" w:author="PR Preview" w:date="2026-01-01T00:00:00Z">
-          <w:r>
-            <w:rPr>
-              <w:rStyle w:val="Hyperlink"/>
-            </w:rPr>
-            <w:t xml:space="preserve">Definition 8</w:t>
-          </w:r>
-        </w:ins>
-      </w:hyperlink>
-      <w:ins w:id="452" w:author="PR Preview" w:date="2026-01-01T00:00:00Z">
-        <w:r>
-          <w:t xml:space="preserve">) is:</w:t>
-        </w:r>
-      </w:ins>
+      <w:r>
+        <w:t xml:space="preserve">) is:</w:t>
+      </w:r>
     </w:p>
     <w:p>
       <w:pPr>

--- a/pr-preview/pr-204/classification-handout-tracked-changes.docx
+++ b/pr-preview/pr-204/classification-handout-tracked-changes.docx
@@ -16,7 +16,7 @@
       </w:pPr>
       <w:del w:id="1" w:author="PR Preview" w:date="2026-01-01T00:00:00Z">
         <w:r>
-          <w:delText xml:space="preserve">Last modified: 2026-10-15 12:42:47 (PDT)</w:delText>
+          <w:delText xml:space="preserve">Last modified: 2026-10-15 12:56:30 (PDT)</w:delText>
         </w:r>
       </w:del>
     </w:p>
@@ -26,7 +26,7 @@
       </w:pPr>
       <w:ins w:id="2" w:author="PR Preview" w:date="2026-01-01T00:00:00Z">
         <w:r>
-          <w:t xml:space="preserve">Last modified: 2026-10-15 12:50:24 (PDT)</w:t>
+          <w:t xml:space="preserve">Last modified: 2026-10-15 13:07:45 (PDT)</w:t>
         </w:r>
       </w:ins>
     </w:p>
